--- a/Learning notes.docx
+++ b/Learning notes.docx
@@ -59,14 +59,12 @@
         </w:rPr>
         <w:t>是一种监督式学习，即数据集+标记，常用来用作分类和回归</w:t>
       </w:r>
-      <w:proofErr w:type="gramStart"/>
       <w:r>
         <w:rPr>
           <w:rFonts w:hint="eastAsia"/>
         </w:rPr>
         <w:t>(回归的目标是找到不同系数下最好的代价函数)</w:t>
       </w:r>
-      <w:proofErr w:type="gramEnd"/>
       <w:r>
         <w:rPr>
           <w:rFonts w:hint="eastAsia"/>
@@ -116,34 +114,14 @@
         </w:rPr>
         <w:t>线性回归</w:t>
       </w:r>
-      <w:proofErr w:type="gramStart"/>
-      <w:r>
-        <w:rPr>
-          <w:rFonts w:hint="eastAsia"/>
-          <w:b/>
-          <w:bCs/>
-        </w:rPr>
-        <w:t>(f=</w:t>
-      </w:r>
-      <w:proofErr w:type="spellStart"/>
-      <w:r>
-        <w:rPr>
-          <w:rFonts w:hint="eastAsia"/>
-          <w:b/>
-          <w:bCs/>
-        </w:rPr>
-        <w:t>wx+b</w:t>
-      </w:r>
-      <w:proofErr w:type="spellEnd"/>
-      <w:r>
-        <w:rPr>
-          <w:rFonts w:hint="eastAsia"/>
-          <w:b/>
-          <w:bCs/>
-        </w:rPr>
-        <w:t>)</w:t>
-      </w:r>
-      <w:proofErr w:type="gramEnd"/>
+      <w:r>
+        <w:rPr>
+          <w:rFonts w:hint="eastAsia"/>
+          <w:b/>
+          <w:bCs/>
+        </w:rPr>
+        <w:t>(f=wx+b)</w:t>
+      </w:r>
       <w:r>
         <w:rPr>
           <w:rFonts w:hint="eastAsia"/>
@@ -189,27 +167,13 @@
         <w:rPr>
           <w:rFonts w:hint="eastAsia"/>
         </w:rPr>
-        <w:t>函数：将告诉我们模型的性能，便于后续改进(模型其实就是一个函数，里面的变量称为参数，可以不断修改参数以便优化模型</w:t>
-      </w:r>
-      <w:proofErr w:type="gramStart"/>
-      <w:r>
-        <w:rPr>
-          <w:rFonts w:hint="eastAsia"/>
-        </w:rPr>
-        <w:t>性能)</w:t>
-      </w:r>
-      <w:r>
-        <w:rPr>
-          <w:rFonts w:hint="eastAsia"/>
-        </w:rPr>
-        <w:t>，</w:t>
-      </w:r>
-      <w:proofErr w:type="gramEnd"/>
-      <w:r>
-        <w:rPr>
-          <w:rFonts w:hint="eastAsia"/>
-        </w:rPr>
-        <w:t>即计算预测值</w:t>
+        <w:t>函数：将告诉我们模型的性能，便于后续改进(模型其实就是一个函数，里面的变量称为参数，可以不断修改参数以便优化模型性能)</w:t>
+      </w:r>
+      <w:r>
+        <w:rPr>
+          <w:rFonts w:hint="eastAsia"/>
+        </w:rPr>
+        <w:t>，即计算预测值</w:t>
       </w:r>
     </w:p>
     <w:p>
@@ -224,14 +188,12 @@
         </w:rPr>
         <w:t>2.</w:t>
       </w:r>
-      <w:proofErr w:type="gramStart"/>
       <w:r>
         <w:rPr>
           <w:rFonts w:hint="eastAsia"/>
         </w:rPr>
         <w:t>(均方误差)</w:t>
       </w:r>
-      <w:proofErr w:type="gramEnd"/>
       <w:r>
         <w:rPr>
           <w:rFonts w:hint="eastAsia"/>
@@ -285,7 +247,7 @@
                     <pic:cNvPicPr/>
                   </pic:nvPicPr>
                   <pic:blipFill>
-                    <a:blip r:embed="rId7">
+                    <a:blip r:embed="rId8">
                       <a:extLst>
                         <a:ext uri="{28A0092B-C50C-407E-A947-70E740481C1C}">
                           <a14:useLocalDpi xmlns:a14="http://schemas.microsoft.com/office/drawing/2010/main" val="0"/>
@@ -317,14 +279,12 @@
         </w:rPr>
         <w:t>系数1/2是为了后续求导</w:t>
       </w:r>
-      <w:proofErr w:type="gramStart"/>
       <w:r>
         <w:rPr>
           <w:rFonts w:hint="eastAsia"/>
         </w:rPr>
         <w:t>(梯度下降的应用)</w:t>
       </w:r>
-      <w:proofErr w:type="gramEnd"/>
       <w:r>
         <w:rPr>
           <w:rFonts w:hint="eastAsia"/>
@@ -384,21 +344,7 @@
         <w:rPr>
           <w:rFonts w:hint="eastAsia"/>
         </w:rPr>
-        <w:t>自动求出参数</w:t>
-      </w:r>
-      <w:proofErr w:type="gramStart"/>
-      <w:r>
-        <w:rPr>
-          <w:rFonts w:hint="eastAsia"/>
-        </w:rPr>
-        <w:t>(关键</w:t>
-      </w:r>
-      <w:proofErr w:type="gramEnd"/>
-      <w:r>
-        <w:rPr>
-          <w:rFonts w:hint="eastAsia"/>
-        </w:rPr>
-        <w:t>要实现同步更新</w:t>
+        <w:t>自动求出参数(关键要实现同步更新</w:t>
       </w:r>
       <w:r>
         <w:rPr>
@@ -422,14 +368,7 @@
         <w:rPr>
           <w:rFonts w:hint="eastAsia"/>
         </w:rPr>
-        <w:t>，相当于用了一个旧的方向</w:t>
-      </w:r>
-      <w:proofErr w:type="gramStart"/>
-      <w:r>
-        <w:rPr>
-          <w:rFonts w:hint="eastAsia"/>
-        </w:rPr>
-        <w:t>走</w:t>
+        <w:t>，相当于用了一个旧的方向走</w:t>
       </w:r>
       <w:r>
         <w:rPr>
@@ -437,7 +376,6 @@
         </w:rPr>
         <w:t>)</w:t>
       </w:r>
-      <w:proofErr w:type="gramEnd"/>
     </w:p>
     <w:p>
       <w:pPr>
@@ -484,7 +422,7 @@
           <w:noProof/>
         </w:rPr>
         <w:drawing>
-          <wp:anchor distT="0" distB="0" distL="114300" distR="114300" simplePos="0" relativeHeight="251659264" behindDoc="0" locked="0" layoutInCell="1" allowOverlap="1" wp14:anchorId="48FBBFB3" wp14:editId="2AD4EE03">
+          <wp:anchor distT="0" distB="0" distL="114300" distR="114300" simplePos="0" relativeHeight="251659264" behindDoc="0" locked="0" layoutInCell="1" allowOverlap="1" wp14:anchorId="48FBBFB3" wp14:editId="17DA5397">
             <wp:simplePos x="0" y="0"/>
             <wp:positionH relativeFrom="column">
               <wp:posOffset>0</wp:posOffset>
@@ -507,7 +445,7 @@
                     <pic:cNvPicPr/>
                   </pic:nvPicPr>
                   <pic:blipFill>
-                    <a:blip r:embed="rId8" cstate="print">
+                    <a:blip r:embed="rId9" cstate="print">
                       <a:extLst>
                         <a:ext uri="{28A0092B-C50C-407E-A947-70E740481C1C}">
                           <a14:useLocalDpi xmlns:a14="http://schemas.microsoft.com/office/drawing/2010/main" val="0"/>
@@ -554,43 +492,7 @@
           <w:b/>
           <w:bCs/>
         </w:rPr>
-        <w:t>（个人理解的梯度下降法：想象一个三维坐标系中有一张崎岖不平的曲面，曲面上有一点，从该点出发走到曲面上的最低点或者局部最低点，走之前先观察从哪个方向</w:t>
-      </w:r>
-      <w:proofErr w:type="gramStart"/>
-      <w:r>
-        <w:rPr>
-          <w:rFonts w:hint="eastAsia"/>
-          <w:b/>
-          <w:bCs/>
-        </w:rPr>
-        <w:t>(不同的方向就是不同的参数取值)</w:t>
-      </w:r>
-      <w:proofErr w:type="gramEnd"/>
-      <w:r>
-        <w:rPr>
-          <w:rFonts w:hint="eastAsia"/>
-          <w:b/>
-          <w:bCs/>
-        </w:rPr>
-        <w:t>走是最快的，反映到曲面上就是最陡的，也就是这一点导数是最大的，确定好方向后便走一步，这个步的大小就通过学习率α</w:t>
-      </w:r>
-      <w:proofErr w:type="gramStart"/>
-      <w:r>
-        <w:rPr>
-          <w:rFonts w:hint="eastAsia"/>
-          <w:b/>
-          <w:bCs/>
-        </w:rPr>
-        <w:t>(步长)</w:t>
-      </w:r>
-      <w:proofErr w:type="gramEnd"/>
-      <w:r>
-        <w:rPr>
-          <w:rFonts w:hint="eastAsia"/>
-          <w:b/>
-          <w:bCs/>
-        </w:rPr>
-        <w:t>控制，以此类推，直到到达最低点或者局部最低点。）</w:t>
+        <w:t>（个人理解的梯度下降法：想象一个三维坐标系中有一张崎岖不平的曲面，曲面上有一点，从该点出发走到曲面上的最低点或者局部最低点，走之前先观察从哪个方向(不同的方向就是不同的参数取值)走是最快的，反映到曲面上就是最陡的，也就是这一点导数是最大的，确定好方向后便走一步，这个步的大小就通过学习率α(步长)控制，以此类推，直到到达最低点或者局部最低点。）</w:t>
       </w:r>
     </w:p>
     <w:p>
@@ -871,16 +773,8 @@
         <w:rPr>
           <w:rFonts w:hint="eastAsia"/>
         </w:rPr>
-        <w:t>：如后续学的随机</w:t>
-      </w:r>
-      <w:proofErr w:type="gramStart"/>
-      <w:r>
-        <w:rPr>
-          <w:rFonts w:hint="eastAsia"/>
-        </w:rPr>
-        <w:t>森林.</w:t>
-      </w:r>
-      <w:proofErr w:type="gramEnd"/>
+        <w:t>：如后续学的随机森林.</w:t>
+      </w:r>
     </w:p>
     <w:p>
       <w:pPr>
@@ -1035,34 +929,7 @@
           <w:b/>
           <w:bCs/>
         </w:rPr>
-        <w:t>是分类与回归树，是一种决策树算法，既可以做分类</w:t>
-      </w:r>
-      <w:proofErr w:type="gramStart"/>
-      <w:r>
-        <w:rPr>
-          <w:rFonts w:hint="eastAsia"/>
-          <w:b/>
-          <w:bCs/>
-        </w:rPr>
-        <w:t>(使用基尼指数)</w:t>
-      </w:r>
-      <w:proofErr w:type="gramEnd"/>
-      <w:r>
-        <w:rPr>
-          <w:rFonts w:hint="eastAsia"/>
-          <w:b/>
-          <w:bCs/>
-        </w:rPr>
-        <w:t>，也可以做回归</w:t>
-      </w:r>
-      <w:proofErr w:type="gramStart"/>
-      <w:r>
-        <w:rPr>
-          <w:rFonts w:hint="eastAsia"/>
-          <w:b/>
-          <w:bCs/>
-        </w:rPr>
-        <w:t>(使用</w:t>
+        <w:t>是分类与回归树，是一种决策树算法，既可以做分类(使用基尼指数)，也可以做回归(使用</w:t>
       </w:r>
       <w:r>
         <w:rPr>
@@ -1080,7 +947,6 @@
         </w:rPr>
         <w:t>)</w:t>
       </w:r>
-      <w:proofErr w:type="gramEnd"/>
       <w:r>
         <w:rPr>
           <w:rFonts w:hint="eastAsia"/>
@@ -1117,7 +983,7 @@
                     <pic:cNvPicPr/>
                   </pic:nvPicPr>
                   <pic:blipFill>
-                    <a:blip r:embed="rId9"/>
+                    <a:blip r:embed="rId10"/>
                     <a:stretch>
                       <a:fillRect/>
                     </a:stretch>
@@ -1176,43 +1042,7 @@
           <w:b/>
           <w:bCs/>
         </w:rPr>
-        <w:t>若使用熵函数，对于二分类，如果初始输入俩个种类事物数量相同，则初始熵为H</w:t>
-      </w:r>
-      <w:proofErr w:type="gramStart"/>
-      <w:r>
-        <w:rPr>
-          <w:rFonts w:hint="eastAsia"/>
-          <w:b/>
-          <w:bCs/>
-        </w:rPr>
-        <w:t>(0.5)</w:t>
-      </w:r>
-      <w:proofErr w:type="gramEnd"/>
-      <w:r>
-        <w:rPr>
-          <w:rFonts w:hint="eastAsia"/>
-          <w:b/>
-          <w:bCs/>
-        </w:rPr>
-        <w:t>=1，然后分别计算不同选择的特征下H</w:t>
-      </w:r>
-      <w:proofErr w:type="gramStart"/>
-      <w:r>
-        <w:rPr>
-          <w:rFonts w:hint="eastAsia"/>
-          <w:b/>
-          <w:bCs/>
-        </w:rPr>
-        <w:t>(0.5)</w:t>
-      </w:r>
-      <w:proofErr w:type="gramEnd"/>
-      <w:r>
-        <w:rPr>
-          <w:rFonts w:hint="eastAsia"/>
-          <w:b/>
-          <w:bCs/>
-        </w:rPr>
-        <w:t>-各子节点熵的加权平均和，比较结果，选择数值最大的。</w:t>
+        <w:t>若使用熵函数，对于二分类，如果初始输入俩个种类事物数量相同，则初始熵为H(0.5)=1，然后分别计算不同选择的特征下H(0.5)-各子节点熵的加权平均和，比较结果，选择数值最大的。</w:t>
       </w:r>
     </w:p>
     <w:p>
@@ -1246,7 +1076,7 @@
                     <pic:cNvPicPr/>
                   </pic:nvPicPr>
                   <pic:blipFill>
-                    <a:blip r:embed="rId10"/>
+                    <a:blip r:embed="rId11"/>
                     <a:stretch>
                       <a:fillRect/>
                     </a:stretch>
@@ -1279,7 +1109,6 @@
           <w:szCs w:val="16"/>
         </w:rPr>
       </w:pPr>
-      <w:proofErr w:type="gramStart"/>
       <w:r>
         <w:rPr>
           <w:rFonts w:hint="eastAsia"/>
@@ -1288,10 +1117,13 @@
           <w:sz w:val="15"/>
           <w:szCs w:val="16"/>
         </w:rPr>
-        <w:t>(初始</w:t>
-      </w:r>
-      <w:proofErr w:type="gramEnd"/>
-      <w:r>
+        <w:t>(初始猫和狗各占一半，则熵为1)</w:t>
+      </w:r>
+    </w:p>
+    <w:p>
+      <w:pPr>
+        <w:ind w:left="357"/>
+        <w:jc w:val="center"/>
         <w:rPr>
           <w:rFonts w:hint="eastAsia"/>
           <w:b/>
@@ -1299,32 +1131,6 @@
           <w:sz w:val="15"/>
           <w:szCs w:val="16"/>
         </w:rPr>
-        <w:t>猫和狗各占一半，则熵为</w:t>
-      </w:r>
-      <w:proofErr w:type="gramStart"/>
-      <w:r>
-        <w:rPr>
-          <w:rFonts w:hint="eastAsia"/>
-          <w:b/>
-          <w:bCs/>
-          <w:sz w:val="15"/>
-          <w:szCs w:val="16"/>
-        </w:rPr>
-        <w:t>1)</w:t>
-      </w:r>
-      <w:proofErr w:type="gramEnd"/>
-    </w:p>
-    <w:p>
-      <w:pPr>
-        <w:ind w:left="357"/>
-        <w:jc w:val="center"/>
-        <w:rPr>
-          <w:rFonts w:hint="eastAsia"/>
-          <w:b/>
-          <w:bCs/>
-          <w:sz w:val="15"/>
-          <w:szCs w:val="16"/>
-        </w:rPr>
       </w:pPr>
     </w:p>
     <w:p>
@@ -1403,30 +1209,8 @@
         <w:rPr>
           <w:rFonts w:hint="eastAsia"/>
         </w:rPr>
-        <w:t>，从而显著提升模型的准确性和稳定性。</w:t>
-      </w:r>
-      <w:proofErr w:type="gramStart"/>
-      <w:r>
-        <w:rPr>
-          <w:rFonts w:hint="eastAsia"/>
-        </w:rPr>
-        <w:t>(相当</w:t>
-      </w:r>
-      <w:proofErr w:type="gramEnd"/>
-      <w:r>
-        <w:rPr>
-          <w:rFonts w:hint="eastAsia"/>
-        </w:rPr>
-        <w:t>于我有一个特别复杂的问题，我请多个不同背景的专家帮我解答，最后我来</w:t>
-      </w:r>
-      <w:proofErr w:type="gramStart"/>
-      <w:r>
-        <w:rPr>
-          <w:rFonts w:hint="eastAsia"/>
-        </w:rPr>
-        <w:t>汇总)</w:t>
-      </w:r>
-      <w:proofErr w:type="gramEnd"/>
+        <w:t>，从而显著提升模型的准确性和稳定性。(相当于我有一个特别复杂的问题，我请多个不同背景的专家帮我解答，最后我来汇总)</w:t>
+      </w:r>
     </w:p>
     <w:p>
       <w:pPr>
@@ -1534,49 +1318,25 @@
         </w:rPr>
         <w:t>抽取一部分特征</w:t>
       </w:r>
-      <w:proofErr w:type="gramStart"/>
-      <w:r>
-        <w:rPr>
-          <w:rFonts w:hint="eastAsia"/>
-        </w:rPr>
-        <w:t>(通常</w:t>
-      </w:r>
-      <w:proofErr w:type="gramEnd"/>
-      <w:r>
-        <w:rPr>
-          <w:rFonts w:hint="eastAsia"/>
-        </w:rPr>
-        <w:t>取根号k，或者以2为底k的对数，</w:t>
-      </w:r>
-      <w:r>
-        <w:rPr>
-          <w:rFonts w:hint="eastAsia"/>
-          <w:b/>
-          <w:bCs/>
-        </w:rPr>
-        <w:t>k为总特征</w:t>
-      </w:r>
-      <w:proofErr w:type="gramStart"/>
-      <w:r>
-        <w:rPr>
-          <w:rFonts w:hint="eastAsia"/>
-          <w:b/>
-          <w:bCs/>
-        </w:rPr>
-        <w:t>数</w:t>
-      </w:r>
-      <w:r>
-        <w:rPr>
-          <w:rFonts w:hint="eastAsia"/>
-        </w:rPr>
-        <w:t>)，</w:t>
-      </w:r>
-      <w:proofErr w:type="gramEnd"/>
-      <w:r>
-        <w:rPr>
-          <w:rFonts w:hint="eastAsia"/>
-        </w:rPr>
-        <w:t>再从中</w:t>
+      <w:r>
+        <w:rPr>
+          <w:rFonts w:hint="eastAsia"/>
+        </w:rPr>
+        <w:t>(通常取根号k，或者以2为底k的对数，</w:t>
+      </w:r>
+      <w:r>
+        <w:rPr>
+          <w:rFonts w:hint="eastAsia"/>
+          <w:b/>
+          <w:bCs/>
+        </w:rPr>
+        <w:t>k为总特征数</w:t>
+      </w:r>
+      <w:r>
+        <w:rPr>
+          <w:rFonts w:hint="eastAsia"/>
+        </w:rPr>
+        <w:t>)，再从中</w:t>
       </w:r>
       <w:r>
         <w:rPr>
@@ -1693,7 +1453,6 @@
         </w:rPr>
         <w:t>(或者基尼不纯度</w:t>
       </w:r>
-      <w:proofErr w:type="spellStart"/>
       <w:r>
         <w:rPr>
           <w:rFonts w:hint="eastAsia"/>
@@ -1702,25 +1461,14 @@
         </w:rPr>
         <w:t>gini</w:t>
       </w:r>
-      <w:proofErr w:type="spellEnd"/>
-      <w:r>
-        <w:rPr>
-          <w:rFonts w:hint="eastAsia"/>
-          <w:b/>
-          <w:bCs/>
-        </w:rPr>
-        <w:t>，计算更</w:t>
-      </w:r>
-      <w:proofErr w:type="gramStart"/>
-      <w:r>
-        <w:rPr>
-          <w:rFonts w:hint="eastAsia"/>
-          <w:b/>
-          <w:bCs/>
-        </w:rPr>
-        <w:t>简单)，</w:t>
-      </w:r>
-      <w:proofErr w:type="gramEnd"/>
+      <w:r>
+        <w:rPr>
+          <w:rFonts w:hint="eastAsia"/>
+          <w:b/>
+          <w:bCs/>
+        </w:rPr>
+        <w:t>，计算更简单)，</w:t>
+      </w:r>
       <w:r>
         <w:rPr>
           <w:rFonts w:hint="eastAsia"/>
@@ -1803,61 +1551,7 @@
           <w:b/>
           <w:bCs/>
         </w:rPr>
-        <w:t>是选择能让熵函数</w:t>
-      </w:r>
-      <w:proofErr w:type="gramStart"/>
-      <w:r>
-        <w:rPr>
-          <w:rFonts w:hint="eastAsia"/>
-          <w:b/>
-          <w:bCs/>
-        </w:rPr>
-        <w:t>(熵的减少称为信息增益)</w:t>
-      </w:r>
-      <w:proofErr w:type="gramEnd"/>
-      <w:r>
-        <w:rPr>
-          <w:rFonts w:hint="eastAsia"/>
-          <w:b/>
-          <w:bCs/>
-        </w:rPr>
-        <w:t>或者基尼不纯度下降最多的</w:t>
-      </w:r>
-      <w:proofErr w:type="gramStart"/>
-      <w:r>
-        <w:rPr>
-          <w:rFonts w:hint="eastAsia"/>
-          <w:b/>
-          <w:bCs/>
-        </w:rPr>
-        <w:t>特征:</w:t>
-      </w:r>
-      <w:proofErr w:type="gramEnd"/>
-      <w:r>
-        <w:rPr>
-          <w:rFonts w:hint="eastAsia"/>
-          <w:b/>
-          <w:bCs/>
-        </w:rPr>
-        <w:t>即根据某个特征分类后子节点的不纯度</w:t>
-      </w:r>
-      <w:proofErr w:type="gramStart"/>
-      <w:r>
-        <w:rPr>
-          <w:rFonts w:hint="eastAsia"/>
-          <w:b/>
-          <w:bCs/>
-        </w:rPr>
-        <w:t>(熵值)</w:t>
-      </w:r>
-      <w:proofErr w:type="gramEnd"/>
-      <w:r>
-        <w:rPr>
-          <w:rFonts w:hint="eastAsia"/>
-          <w:b/>
-          <w:bCs/>
-        </w:rPr>
-        <w:t>加权平均后最小。</w:t>
+        <w:t>是选择能让熵函数(熵的减少称为信息增益)或者基尼不纯度下降最多的特征:即根据某个特征分类后子节点的不纯度(熵值)加权平均后最小。</w:t>
       </w:r>
     </w:p>
     <w:p>
@@ -1875,18 +1569,8 @@
           <w:b/>
           <w:bCs/>
         </w:rPr>
-        <w:t>建模三</w:t>
-      </w:r>
-      <w:proofErr w:type="gramStart"/>
-      <w:r>
-        <w:rPr>
-          <w:rFonts w:hint="eastAsia"/>
-          <w:b/>
-          <w:bCs/>
-        </w:rPr>
-        <w:t>步法:</w:t>
-      </w:r>
-      <w:proofErr w:type="gramEnd"/>
+        <w:t>建模三步法:</w:t>
+      </w:r>
     </w:p>
     <w:p>
       <w:pPr>
@@ -1950,7 +1634,6 @@
         </w:rPr>
         <w:t>组合：将这些决策树进行组合，得到最终结果</w:t>
       </w:r>
-      <w:proofErr w:type="gramStart"/>
       <w:r>
         <w:rPr>
           <w:rFonts w:hint="eastAsia"/>
@@ -1971,7 +1654,6 @@
         </w:rPr>
         <w:t>决策出最终的输出类别)</w:t>
       </w:r>
-      <w:proofErr w:type="gramEnd"/>
     </w:p>
     <w:p>
       <w:pPr>
@@ -2088,34 +1770,13 @@
           <w:i/>
           <w:iCs/>
         </w:rPr>
-        <w:t>并且通过读取本地和自带的数据集成功跑通并绘制出来相应图像，得到预测的各种数据，MSE，准确度，召回率</w:t>
-      </w:r>
-      <w:proofErr w:type="gramStart"/>
-      <w:r>
-        <w:rPr>
-          <w:rFonts w:hint="eastAsia"/>
-          <w:b/>
-          <w:bCs/>
-          <w:i/>
-          <w:iCs/>
-        </w:rPr>
-        <w:t>(该分类中真实样本有多少被成功预测出来的占比)</w:t>
-      </w:r>
-      <w:proofErr w:type="gramEnd"/>
-      <w:r>
-        <w:rPr>
-          <w:rFonts w:hint="eastAsia"/>
-          <w:b/>
-          <w:bCs/>
-          <w:i/>
-          <w:iCs/>
-        </w:rPr>
-        <w:t>。学会了如何实现算法，创建模型，导入数据集，训练数据集以及进行预测的方法，学会了如何根据绘制出来的图像判断预测值的高低</w:t>
-      </w:r>
-    </w:p>
-    <w:p>
-      <w:pPr>
-        <w:rPr>
+        <w:t>并且通过读取本地和自带的数据集成功跑通并绘制出来相应图像，得到预测的各种数据，MSE，准确度，召回率(该分类中真实样本有多少被成功预测出来的占比)。学会了如何实现算法，创建模型，导入数据集，训练数据集以及进行预测的方法，学会了如何根据绘制出来的图像判断预测值的高低</w:t>
+      </w:r>
+    </w:p>
+    <w:p>
+      <w:pPr>
+        <w:rPr>
+          <w:rFonts w:hint="eastAsia"/>
           <w:b/>
           <w:bCs/>
         </w:rPr>
@@ -2194,7 +1855,7 @@
                     <pic:cNvPicPr/>
                   </pic:nvPicPr>
                   <pic:blipFill>
-                    <a:blip r:embed="rId11">
+                    <a:blip r:embed="rId12">
                       <a:extLst>
                         <a:ext uri="{28A0092B-C50C-407E-A947-70E740481C1C}">
                           <a14:useLocalDpi xmlns:a14="http://schemas.microsoft.com/office/drawing/2010/main" val="0"/>
@@ -2295,25 +1956,7 @@
           <w:sz w:val="20"/>
           <w:szCs w:val="21"/>
         </w:rPr>
-        <w:t>图</w:t>
-      </w:r>
-      <w:proofErr w:type="gramStart"/>
-      <w:r>
-        <w:rPr>
-          <w:rFonts w:hint="eastAsia"/>
-          <w:sz w:val="20"/>
-          <w:szCs w:val="21"/>
-        </w:rPr>
-        <w:t>1 使用</w:t>
-      </w:r>
-      <w:proofErr w:type="gramEnd"/>
-      <w:r>
-        <w:rPr>
-          <w:rFonts w:hint="eastAsia"/>
-          <w:sz w:val="20"/>
-          <w:szCs w:val="21"/>
-        </w:rPr>
-        <w:t>普通决策树分类预测结果</w:t>
+        <w:t>图1 使用普通决策树分类预测结果</w:t>
       </w:r>
     </w:p>
     <w:p>
@@ -2363,7 +2006,7 @@
                     <pic:cNvPicPr/>
                   </pic:nvPicPr>
                   <pic:blipFill>
-                    <a:blip r:embed="rId12">
+                    <a:blip r:embed="rId13">
                       <a:extLst>
                         <a:ext uri="{28A0092B-C50C-407E-A947-70E740481C1C}">
                           <a14:useLocalDpi xmlns:a14="http://schemas.microsoft.com/office/drawing/2010/main" val="0"/>
@@ -2395,134 +2038,120 @@
           </wp:anchor>
         </w:drawing>
       </w:r>
-      <w:proofErr w:type="gramStart"/>
       <w:r>
         <w:rPr>
           <w:rFonts w:hint="eastAsia"/>
           <w:sz w:val="20"/>
           <w:szCs w:val="21"/>
         </w:rPr>
-        <w:t>2 使用</w:t>
-      </w:r>
-      <w:proofErr w:type="gramEnd"/>
+        <w:t>2 使用随机森林分类算法预测结果</w:t>
+      </w:r>
       <w:r>
         <w:rPr>
           <w:rFonts w:hint="eastAsia"/>
           <w:sz w:val="20"/>
           <w:szCs w:val="21"/>
         </w:rPr>
-        <w:t>随机森林分类算法预测结果</w:t>
-      </w:r>
-      <w:proofErr w:type="gramStart"/>
-      <w:r>
+        <w:t>(64颗决策树)</w:t>
+      </w:r>
+    </w:p>
+    <w:p>
+      <w:pPr>
+        <w:rPr>
+          <w:rFonts w:hint="eastAsia"/>
+          <w:b/>
+          <w:bCs/>
+        </w:rPr>
+      </w:pPr>
+      <w:r>
+        <w:rPr>
+          <w:rFonts w:hint="eastAsia"/>
+          <w:b/>
+          <w:bCs/>
+        </w:rPr>
+        <w:t>随机森林回归算法：</w:t>
+      </w:r>
+    </w:p>
+    <w:p>
+      <w:pPr>
+        <w:rPr>
+          <w:rFonts w:hint="eastAsia"/>
+        </w:rPr>
+      </w:pPr>
+      <w:r>
+        <w:rPr>
+          <w:rFonts w:hint="eastAsia"/>
+        </w:rPr>
+        <w:t>为了和普通决策树回归算法进行对比</w:t>
+      </w:r>
+      <w:r>
+        <w:rPr>
+          <w:rFonts w:hint="eastAsia"/>
+        </w:rPr>
+        <w:t>，采用了与其一样的库自带的糖尿病数据集</w:t>
+      </w:r>
+    </w:p>
+    <w:p>
+      <w:pPr>
+        <w:rPr>
+          <w:rFonts w:hint="eastAsia"/>
+        </w:rPr>
+      </w:pPr>
+      <w:r>
+        <w:t>单次划分下两个模型接近（0.4585 vs 0.4390），但</w:t>
+      </w:r>
+      <w:r>
+        <w:rPr>
+          <w:b/>
+          <w:bCs/>
+        </w:rPr>
+        <w:t>5折交叉验证</w:t>
+      </w:r>
+      <w:r>
+        <w:t>显示随机森林</w:t>
+      </w:r>
+      <w:r>
+        <w:rPr>
+          <w:b/>
+          <w:bCs/>
+        </w:rPr>
+        <w:t>显著</w:t>
+      </w:r>
+      <w:r>
+        <w:t>优于单棵决策树（0.449 vs 0.271，配对t检验 p = 0.0245）；同时线性回归以 0.478 取得最好成绩，说明这份数据更接近线性关系，树模型在</w:t>
+      </w:r>
+      <w:r>
+        <w:rPr>
+          <w:b/>
+          <w:bCs/>
+        </w:rPr>
+        <w:t>小样本</w:t>
+      </w:r>
+      <w:r>
+        <w:t>上不占优势。</w:t>
+      </w:r>
+    </w:p>
+    <w:p>
+      <w:pPr>
+        <w:jc w:val="center"/>
         <w:rPr>
           <w:rFonts w:hint="eastAsia"/>
           <w:sz w:val="20"/>
           <w:szCs w:val="21"/>
         </w:rPr>
-        <w:t>(64颗决策树)</w:t>
-      </w:r>
-      <w:proofErr w:type="gramEnd"/>
-    </w:p>
-    <w:p>
-      <w:pPr>
-        <w:rPr>
-          <w:rFonts w:hint="eastAsia"/>
-          <w:b/>
-          <w:bCs/>
-        </w:rPr>
-      </w:pPr>
-      <w:r>
-        <w:rPr>
-          <w:rFonts w:hint="eastAsia"/>
-          <w:b/>
-          <w:bCs/>
-        </w:rPr>
-        <w:t>随机森林回归算法：</w:t>
-      </w:r>
-    </w:p>
-    <w:p>
-      <w:r>
-        <w:rPr>
-          <w:rFonts w:hint="eastAsia"/>
-        </w:rPr>
-        <w:t>为了和普通决策树回归算法进行对比</w:t>
-      </w:r>
-      <w:r>
-        <w:rPr>
-          <w:rFonts w:hint="eastAsia"/>
-        </w:rPr>
-        <w:t>，采用了与其一样的库自带的糖尿病数据集</w:t>
-      </w:r>
-    </w:p>
-    <w:p>
-      <w:pPr>
-        <w:rPr>
-          <w:rFonts w:hint="eastAsia"/>
-        </w:rPr>
-      </w:pPr>
-      <w:r>
-        <w:t>单次划分下两个模型接近（0.4585 vs 0.4390），但</w:t>
-      </w:r>
-      <w:r>
-        <w:rPr>
-          <w:b/>
-          <w:bCs/>
-        </w:rPr>
-        <w:t>5折交叉验证</w:t>
-      </w:r>
-      <w:r>
-        <w:t>显示随机森林</w:t>
-      </w:r>
-      <w:r>
-        <w:rPr>
-          <w:b/>
-          <w:bCs/>
-        </w:rPr>
-        <w:t>显著</w:t>
-      </w:r>
-      <w:r>
-        <w:t>优于单棵决策树（0.449 vs 0.271，配对t检验 p = 0.0245）；同时线性回归</w:t>
-      </w:r>
-      <w:proofErr w:type="gramStart"/>
-      <w:r>
-        <w:t xml:space="preserve">以 0.478 </w:t>
-      </w:r>
-      <w:proofErr w:type="gramEnd"/>
-      <w:r>
-        <w:t>取得最好成绩，说明这份数据更接近线性关系，树模型在</w:t>
-      </w:r>
-      <w:r>
-        <w:rPr>
-          <w:b/>
-          <w:bCs/>
-        </w:rPr>
-        <w:t>小样本</w:t>
-      </w:r>
-      <w:r>
-        <w:t>上不占优势。</w:t>
-      </w:r>
-    </w:p>
-    <w:p>
-      <w:pPr>
-        <w:jc w:val="center"/>
+      </w:pPr>
+      <w:r>
         <w:rPr>
           <w:rFonts w:hint="eastAsia"/>
           <w:sz w:val="20"/>
           <w:szCs w:val="21"/>
         </w:rPr>
-      </w:pPr>
-      <w:r>
-        <w:rPr>
-          <w:rFonts w:hint="eastAsia"/>
-          <w:sz w:val="20"/>
-          <w:szCs w:val="21"/>
-        </w:rPr>
         <w:lastRenderedPageBreak/>
         <w:t>图</w:t>
       </w:r>
       <w:r>
         <w:rPr>
+          <w:noProof/>
           <w:sz w:val="20"/>
           <w:szCs w:val="21"/>
         </w:rPr>
@@ -2550,7 +2179,7 @@
                     <pic:cNvPicPr/>
                   </pic:nvPicPr>
                   <pic:blipFill>
-                    <a:blip r:embed="rId13">
+                    <a:blip r:embed="rId14">
                       <a:extLst>
                         <a:ext uri="{28A0092B-C50C-407E-A947-70E740481C1C}">
                           <a14:useLocalDpi xmlns:a14="http://schemas.microsoft.com/office/drawing/2010/main" val="0"/>
@@ -2576,7 +2205,6 @@
           </wp:anchor>
         </w:drawing>
       </w:r>
-      <w:proofErr w:type="gramStart"/>
       <w:r>
         <w:rPr>
           <w:rFonts w:hint="eastAsia"/>
@@ -2591,36 +2219,29 @@
           <w:sz w:val="20"/>
           <w:szCs w:val="21"/>
         </w:rPr>
-        <w:t>单次</w:t>
-      </w:r>
-      <w:proofErr w:type="gramEnd"/>
-      <w:r>
+        <w:t>单次差距不大</w:t>
+      </w:r>
+    </w:p>
+    <w:p>
+      <w:pPr>
+        <w:jc w:val="center"/>
         <w:rPr>
           <w:rFonts w:hint="eastAsia"/>
           <w:sz w:val="20"/>
           <w:szCs w:val="21"/>
         </w:rPr>
-        <w:t>差距不大</w:t>
-      </w:r>
-    </w:p>
-    <w:p>
-      <w:pPr>
-        <w:jc w:val="center"/>
-        <w:rPr>
+      </w:pPr>
+      <w:r>
+        <w:rPr>
+          <w:rFonts w:hint="eastAsia"/>
           <w:sz w:val="20"/>
           <w:szCs w:val="21"/>
         </w:rPr>
-      </w:pPr>
-      <w:r>
-        <w:rPr>
-          <w:rFonts w:hint="eastAsia"/>
-          <w:sz w:val="20"/>
-          <w:szCs w:val="21"/>
-        </w:rPr>
         <w:t>图</w:t>
       </w:r>
       <w:r>
         <w:rPr>
+          <w:noProof/>
           <w:sz w:val="20"/>
           <w:szCs w:val="21"/>
         </w:rPr>
@@ -2648,7 +2269,7 @@
                     <pic:cNvPicPr/>
                   </pic:nvPicPr>
                   <pic:blipFill>
-                    <a:blip r:embed="rId14">
+                    <a:blip r:embed="rId15">
                       <a:extLst>
                         <a:ext uri="{28A0092B-C50C-407E-A947-70E740481C1C}">
                           <a14:useLocalDpi xmlns:a14="http://schemas.microsoft.com/office/drawing/2010/main" val="0"/>
@@ -2674,35 +2295,27 @@
           </wp:anchor>
         </w:drawing>
       </w:r>
-      <w:proofErr w:type="gramStart"/>
       <w:r>
         <w:rPr>
           <w:rFonts w:hint="eastAsia"/>
           <w:sz w:val="20"/>
           <w:szCs w:val="21"/>
         </w:rPr>
-        <w:t>4 二者</w:t>
-      </w:r>
-      <w:proofErr w:type="gramEnd"/>
-      <w:r>
+        <w:t>4 二者残差分布</w:t>
+      </w:r>
+    </w:p>
+    <w:p>
+      <w:pPr>
+        <w:jc w:val="center"/>
         <w:rPr>
           <w:rFonts w:hint="eastAsia"/>
           <w:sz w:val="20"/>
           <w:szCs w:val="21"/>
         </w:rPr>
-        <w:t>残差分布</w:t>
-      </w:r>
-    </w:p>
-    <w:p>
-      <w:pPr>
-        <w:jc w:val="center"/>
-        <w:rPr>
-          <w:sz w:val="20"/>
-          <w:szCs w:val="21"/>
-        </w:rPr>
-      </w:pPr>
-      <w:r>
-        <w:rPr>
+      </w:pPr>
+      <w:r>
+        <w:rPr>
+          <w:noProof/>
           <w:sz w:val="20"/>
           <w:szCs w:val="21"/>
         </w:rPr>
@@ -2722,7 +2335,7 @@
                     <pic:cNvPicPr/>
                   </pic:nvPicPr>
                   <pic:blipFill>
-                    <a:blip r:embed="rId15"/>
+                    <a:blip r:embed="rId16"/>
                     <a:stretch>
                       <a:fillRect/>
                     </a:stretch>
@@ -2747,6 +2360,7 @@
       <w:pPr>
         <w:jc w:val="center"/>
         <w:rPr>
+          <w:rFonts w:hint="eastAsia"/>
           <w:sz w:val="20"/>
           <w:szCs w:val="21"/>
         </w:rPr>
@@ -2761,40 +2375,17 @@
       </w:r>
     </w:p>
     <w:p>
-      <w:proofErr w:type="gramStart"/>
-      <w:r>
-        <w:rPr>
-          <w:rFonts w:hint="eastAsia"/>
-        </w:rPr>
-        <w:t>(残</w:t>
-      </w:r>
-      <w:proofErr w:type="gramEnd"/>
-      <w:r>
-        <w:rPr>
-          <w:rFonts w:hint="eastAsia"/>
-        </w:rPr>
-        <w:t>差就是样本的预测误差：真实值-</w:t>
-      </w:r>
-      <w:r>
-        <w:rPr>
-          <w:rFonts w:hint="eastAsia"/>
-        </w:rPr>
-        <w:t>预测</w:t>
-      </w:r>
-      <w:proofErr w:type="gramStart"/>
-      <w:r>
-        <w:rPr>
-          <w:rFonts w:hint="eastAsia"/>
-        </w:rPr>
-        <w:t>值</w:t>
-      </w:r>
-      <w:r>
-        <w:rPr>
-          <w:rFonts w:hint="eastAsia"/>
-        </w:rPr>
-        <w:t>)</w:t>
-      </w:r>
-      <w:proofErr w:type="gramEnd"/>
+      <w:pPr>
+        <w:rPr>
+          <w:rFonts w:hint="eastAsia"/>
+        </w:rPr>
+      </w:pPr>
+      <w:r>
+        <w:rPr>
+          <w:rFonts w:hint="eastAsia"/>
+        </w:rPr>
+        <w:t>(残差就是样本的预测误差：真实值-预测值)</w:t>
+      </w:r>
     </w:p>
     <w:p>
       <w:pPr>
@@ -2848,19 +2439,11 @@
         </w:rPr>
         <w:t>，一个模型可能运气好，划分到了比较好预测的数据集，另一个运气不好，分到了不好预测的数据集，因此单次划分无法直接比较。</w:t>
       </w:r>
-      <w:proofErr w:type="gramStart"/>
-      <w:r>
-        <w:rPr>
-          <w:rFonts w:hint="eastAsia"/>
-        </w:rPr>
-        <w:t>(一次</w:t>
-      </w:r>
-      <w:proofErr w:type="gramEnd"/>
-      <w:r>
-        <w:rPr>
-          <w:rFonts w:hint="eastAsia"/>
-        </w:rPr>
-        <w:t>比较也可以，但限于</w:t>
+      <w:r>
+        <w:rPr>
+          <w:rFonts w:hint="eastAsia"/>
+        </w:rPr>
+        <w:t>(一次比较也可以，但限于</w:t>
       </w:r>
       <w:r>
         <w:rPr>
@@ -2874,16 +2457,8 @@
         <w:rPr>
           <w:rFonts w:hint="eastAsia"/>
         </w:rPr>
-        <w:t>的</w:t>
-      </w:r>
-      <w:proofErr w:type="gramStart"/>
-      <w:r>
-        <w:rPr>
-          <w:rFonts w:hint="eastAsia"/>
-        </w:rPr>
-        <w:t>时候)</w:t>
-      </w:r>
-      <w:proofErr w:type="gramEnd"/>
+        <w:t>的时候)</w:t>
+      </w:r>
     </w:p>
     <w:p>
       <w:pPr>
@@ -2902,48 +2477,7 @@
           <w:b/>
           <w:bCs/>
         </w:rPr>
-        <w:t xml:space="preserve">为什么必须用 </w:t>
-      </w:r>
-      <w:proofErr w:type="spellStart"/>
-      <w:r>
-        <w:rPr>
-          <w:b/>
-          <w:bCs/>
-        </w:rPr>
-        <w:t>predict_proba</w:t>
-      </w:r>
-      <w:proofErr w:type="spellEnd"/>
-      <w:r>
-        <w:rPr>
-          <w:rFonts w:hint="eastAsia"/>
-          <w:b/>
-          <w:bCs/>
-        </w:rPr>
-        <w:t>(</w:t>
-      </w:r>
-      <w:proofErr w:type="gramStart"/>
-      <w:r>
-        <w:rPr>
-          <w:rFonts w:hint="eastAsia"/>
-          <w:b/>
-          <w:bCs/>
-        </w:rPr>
-        <w:t>)</w:t>
-      </w:r>
-      <w:r>
-        <w:rPr>
-          <w:b/>
-          <w:bCs/>
-        </w:rPr>
-        <w:t xml:space="preserve"> 而</w:t>
-      </w:r>
-      <w:proofErr w:type="gramEnd"/>
-      <w:r>
-        <w:rPr>
-          <w:b/>
-          <w:bCs/>
-        </w:rPr>
-        <w:t>不是 predict</w:t>
+        <w:t>为什么必须用 predict_proba</w:t>
       </w:r>
       <w:r>
         <w:rPr>
@@ -2953,45 +2487,37 @@
         </w:rPr>
         <w:t>()</w:t>
       </w:r>
-    </w:p>
-    <w:p>
-      <w:r>
-        <w:rPr>
-          <w:b/>
-          <w:bCs/>
-        </w:rPr>
-        <w:t>predict(</w:t>
-      </w:r>
-      <w:proofErr w:type="gramStart"/>
-      <w:r>
-        <w:rPr>
-          <w:b/>
-          <w:bCs/>
-        </w:rPr>
-        <w:t>)</w:t>
-      </w:r>
-      <w:r>
-        <w:t xml:space="preserve"> 已经</w:t>
-      </w:r>
-      <w:proofErr w:type="gramEnd"/>
-      <w:r>
-        <w:t>把概率压成</w:t>
-      </w:r>
-      <w:proofErr w:type="gramStart"/>
-      <w:r>
-        <w:t>了 0</w:t>
-      </w:r>
-      <w:proofErr w:type="gramEnd"/>
-      <w:r>
-        <w:t>/</w:t>
-      </w:r>
-      <w:proofErr w:type="gramStart"/>
-      <w:r>
-        <w:t>1 标签</w:t>
-      </w:r>
-      <w:proofErr w:type="gramEnd"/>
-      <w:r>
-        <w:t>，等于只给你 ROC 曲线上的</w:t>
+      <w:r>
+        <w:rPr>
+          <w:b/>
+          <w:bCs/>
+        </w:rPr>
+        <w:t xml:space="preserve"> 而不是 predict</w:t>
+      </w:r>
+      <w:r>
+        <w:rPr>
+          <w:rFonts w:hint="eastAsia"/>
+          <w:b/>
+          <w:bCs/>
+        </w:rPr>
+        <w:t>()</w:t>
+      </w:r>
+    </w:p>
+    <w:p>
+      <w:pPr>
+        <w:rPr>
+          <w:rFonts w:hint="eastAsia"/>
+        </w:rPr>
+      </w:pPr>
+      <w:r>
+        <w:rPr>
+          <w:b/>
+          <w:bCs/>
+        </w:rPr>
+        <w:t>predict()</w:t>
+      </w:r>
+      <w:r>
+        <w:t xml:space="preserve"> 已经把概率压成了 0/1 标签，等于只给你 ROC 曲线上的</w:t>
       </w:r>
       <w:r>
         <w:rPr>
@@ -3013,36 +2539,15 @@
         </w:rPr>
         <w:t>而</w:t>
       </w:r>
-      <w:proofErr w:type="spellStart"/>
-      <w:r>
-        <w:rPr>
-          <w:b/>
-          <w:bCs/>
-        </w:rPr>
-        <w:t>predict_proba</w:t>
-      </w:r>
-      <w:proofErr w:type="spellEnd"/>
-      <w:r>
-        <w:rPr>
-          <w:b/>
-          <w:bCs/>
-        </w:rPr>
-        <w:t>(</w:t>
-      </w:r>
-      <w:proofErr w:type="gramStart"/>
-      <w:r>
-        <w:rPr>
-          <w:b/>
-          <w:bCs/>
-        </w:rPr>
-        <w:t>)</w:t>
-      </w:r>
-      <w:r>
-        <w:t xml:space="preserve"> 返回</w:t>
-      </w:r>
-      <w:proofErr w:type="gramEnd"/>
-      <w:r>
-        <w:t>的是</w:t>
+      <w:r>
+        <w:rPr>
+          <w:b/>
+          <w:bCs/>
+        </w:rPr>
+        <w:t>predict_proba()</w:t>
+      </w:r>
+      <w:r>
+        <w:t xml:space="preserve"> 返回的是</w:t>
       </w:r>
       <w:r>
         <w:rPr>
@@ -3061,44 +2566,7 @@
         <w:t>。</w:t>
       </w:r>
       <w:r>
-        <w:t xml:space="preserve">这就是之前那行 </w:t>
-      </w:r>
-      <w:proofErr w:type="spellStart"/>
-      <w:r>
-        <w:t>roc_auc_score</w:t>
-      </w:r>
-      <w:proofErr w:type="spellEnd"/>
-      <w:r>
-        <w:t>(</w:t>
-      </w:r>
-      <w:proofErr w:type="spellStart"/>
-      <w:r>
-        <w:t>y_test</w:t>
-      </w:r>
-      <w:proofErr w:type="spellEnd"/>
-      <w:r>
-        <w:t xml:space="preserve">, </w:t>
-      </w:r>
-      <w:proofErr w:type="spellStart"/>
-      <w:r>
-        <w:t>dtree.predict</w:t>
-      </w:r>
-      <w:proofErr w:type="spellEnd"/>
-      <w:proofErr w:type="gramStart"/>
-      <w:r>
-        <w:t>(</w:t>
-      </w:r>
-      <w:proofErr w:type="spellStart"/>
-      <w:r>
-        <w:t>X_test</w:t>
-      </w:r>
-      <w:proofErr w:type="spellEnd"/>
-      <w:r>
-        <w:t>)) 报</w:t>
-      </w:r>
-      <w:proofErr w:type="gramEnd"/>
-      <w:r>
-        <w:t>错的原因</w:t>
+        <w:t>这就是之前那行 roc_auc_score(y_test, dtree.predict(X_test)) 报错的原因</w:t>
       </w:r>
       <w:r>
         <w:rPr>
@@ -3107,37 +2575,17 @@
         <w:t>：</w:t>
       </w:r>
       <w:r>
-        <w:t>AUC 需要的是</w:t>
-      </w:r>
-      <w:proofErr w:type="gramStart"/>
-      <w:r>
-        <w:t>"可以</w:t>
-      </w:r>
-      <w:proofErr w:type="gramEnd"/>
-      <w:r>
-        <w:t>连续</w:t>
-      </w:r>
-      <w:r>
-        <w:rPr>
-          <w:b/>
-          <w:bCs/>
-        </w:rPr>
-        <w:t>滑动阈</w:t>
-      </w:r>
-      <w:proofErr w:type="gramStart"/>
-      <w:r>
-        <w:rPr>
-          <w:b/>
-          <w:bCs/>
-        </w:rPr>
-        <w:t>值</w:t>
-      </w:r>
-      <w:r>
-        <w:t>"</w:t>
-      </w:r>
-      <w:proofErr w:type="gramEnd"/>
-      <w:r>
-        <w:t>的分数。</w:t>
+        <w:t>AUC 需要的是"可以连续</w:t>
+      </w:r>
+      <w:r>
+        <w:rPr>
+          <w:b/>
+          <w:bCs/>
+        </w:rPr>
+        <w:t>滑动阈值</w:t>
+      </w:r>
+      <w:r>
+        <w:t>"的分数。</w:t>
       </w:r>
       <w:r>
         <w:rPr>
@@ -3154,6 +2602,740 @@
           <w:rFonts w:hint="eastAsia"/>
         </w:rPr>
       </w:pPr>
+      <w:r>
+        <w:rPr>
+          <w:rFonts w:hint="eastAsia"/>
+          <w:b/>
+          <w:bCs/>
+        </w:rPr>
+        <w:t>AUC:</w:t>
+      </w:r>
+      <w:r>
+        <w:t xml:space="preserve"> </w:t>
+      </w:r>
+      <w:r>
+        <w:t>AUC 是"随机抽一个正样本和一个负样本，模型给正样本的概率比负样本高的概率"，0.5 等于瞎猜，1 等于完美，越接近 1 越好。</w:t>
+      </w:r>
+    </w:p>
+    <w:p>
+      <w:pPr>
+        <w:rPr>
+          <w:b/>
+          <w:bCs/>
+          <w:sz w:val="28"/>
+          <w:szCs w:val="32"/>
+        </w:rPr>
+      </w:pPr>
+      <w:r>
+        <w:rPr>
+          <w:rFonts w:hint="eastAsia"/>
+          <w:b/>
+          <w:bCs/>
+          <w:sz w:val="28"/>
+          <w:szCs w:val="32"/>
+        </w:rPr>
+        <w:t>3.LightGBM</w:t>
+      </w:r>
+    </w:p>
+    <w:p>
+      <w:r>
+        <w:rPr>
+          <w:rFonts w:hint="eastAsia"/>
+        </w:rPr>
+        <w:t>是一种集成模型</w:t>
+      </w:r>
+      <w:r>
+        <w:rPr>
+          <w:rFonts w:hint="eastAsia"/>
+        </w:rPr>
+        <w:t>，更低内存，可处理</w:t>
+      </w:r>
+      <w:r>
+        <w:rPr>
+          <w:rFonts w:hint="eastAsia"/>
+          <w:b/>
+          <w:bCs/>
+        </w:rPr>
+        <w:t>大规模数据</w:t>
+      </w:r>
+      <w:r>
+        <w:rPr>
+          <w:rFonts w:hint="eastAsia"/>
+        </w:rPr>
+        <w:t>(大规模数据时可以优先使用)</w:t>
+      </w:r>
+      <w:r>
+        <w:rPr>
+          <w:rFonts w:hint="eastAsia"/>
+        </w:rPr>
+        <w:t>，更快的训练效率，更高的准确率(相比XGBOOST)</w:t>
+      </w:r>
+    </w:p>
+    <w:p>
+      <w:r>
+        <w:rPr>
+          <w:rFonts w:hint="eastAsia"/>
+        </w:rPr>
+        <w:t>提出背景：GBDT每次迭代都需要整个</w:t>
+      </w:r>
+      <w:r>
+        <w:rPr>
+          <w:rFonts w:hint="eastAsia"/>
+          <w:b/>
+          <w:bCs/>
+        </w:rPr>
+        <w:t>遍历数据集多次</w:t>
+      </w:r>
+      <w:r>
+        <w:rPr>
+          <w:rFonts w:hint="eastAsia"/>
+        </w:rPr>
+        <w:t>，如果把数据一次性</w:t>
+      </w:r>
+      <w:r>
+        <w:rPr>
+          <w:rFonts w:hint="eastAsia"/>
+          <w:b/>
+          <w:bCs/>
+        </w:rPr>
+        <w:t>装入内存</w:t>
+      </w:r>
+      <w:r>
+        <w:rPr>
+          <w:rFonts w:hint="eastAsia"/>
+        </w:rPr>
+        <w:t>则会限制数据集的大小；如果不装入内存又会让训练很耗时间。对于工业级</w:t>
+      </w:r>
+      <w:r>
+        <w:rPr>
+          <w:rFonts w:hint="eastAsia"/>
+          <w:b/>
+          <w:bCs/>
+        </w:rPr>
+        <w:t>海量数据</w:t>
+      </w:r>
+      <w:r>
+        <w:rPr>
+          <w:rFonts w:hint="eastAsia"/>
+        </w:rPr>
+        <w:t>，GBDT无法满足要求，因此提出。</w:t>
+      </w:r>
+    </w:p>
+    <w:p>
+      <w:r>
+        <w:rPr>
+          <w:rFonts w:hint="eastAsia"/>
+        </w:rPr>
+        <w:t>LigthGBM为什么快：</w:t>
+      </w:r>
+    </w:p>
+    <w:p>
+      <w:pPr>
+        <w:pStyle w:val="a9"/>
+        <w:numPr>
+          <w:ilvl w:val="0"/>
+          <w:numId w:val="7"/>
+        </w:numPr>
+      </w:pPr>
+      <w:r>
+        <w:rPr>
+          <w:rFonts w:hint="eastAsia"/>
+        </w:rPr>
+        <w:t>采用直方图算法：传统GBDT将每个特征的每个取值都作为候选切分点，需对数据排序，而LightGBM先把</w:t>
+      </w:r>
+      <w:r>
+        <w:rPr>
+          <w:rFonts w:hint="eastAsia"/>
+          <w:b/>
+          <w:bCs/>
+        </w:rPr>
+        <w:t>连续特征离散化</w:t>
+      </w:r>
+      <w:r>
+        <w:rPr>
+          <w:rFonts w:hint="eastAsia"/>
+        </w:rPr>
+        <w:t>到一定数量的桶，分裂时不再遍历样本，而是</w:t>
+      </w:r>
+      <w:r>
+        <w:rPr>
+          <w:rFonts w:hint="eastAsia"/>
+          <w:b/>
+          <w:bCs/>
+        </w:rPr>
+        <w:t>遍历这些桶</w:t>
+      </w:r>
+      <w:r>
+        <w:rPr>
+          <w:rFonts w:hint="eastAsia"/>
+        </w:rPr>
+        <w:t>，找分裂点的成本从几百万的数量级降到几百。</w:t>
+      </w:r>
+    </w:p>
+    <w:p>
+      <w:pPr>
+        <w:pStyle w:val="a9"/>
+        <w:numPr>
+          <w:ilvl w:val="0"/>
+          <w:numId w:val="7"/>
+        </w:numPr>
+        <w:rPr>
+          <w:rFonts w:hint="eastAsia"/>
+        </w:rPr>
+      </w:pPr>
+      <w:r>
+        <w:rPr>
+          <w:rFonts w:hint="eastAsia"/>
+        </w:rPr>
+        <w:t>按叶子生长而非按层生长：所谓按层，就是</w:t>
+      </w:r>
+      <w:r>
+        <w:rPr>
+          <w:rFonts w:hint="eastAsia"/>
+          <w:b/>
+          <w:bCs/>
+        </w:rPr>
+        <w:t>整层一起分裂</w:t>
+      </w:r>
+      <w:r>
+        <w:rPr>
+          <w:rFonts w:hint="eastAsia"/>
+        </w:rPr>
+        <w:t>，不论分裂后增益的多少，会产生大量</w:t>
+      </w:r>
+      <w:r>
+        <w:rPr>
+          <w:rFonts w:hint="eastAsia"/>
+          <w:b/>
+          <w:bCs/>
+        </w:rPr>
+        <w:t>收益低的结点</w:t>
+      </w:r>
+      <w:r>
+        <w:rPr>
+          <w:rFonts w:hint="eastAsia"/>
+        </w:rPr>
+        <w:t>；而按叶子生长每次只会</w:t>
+      </w:r>
+      <w:r>
+        <w:rPr>
+          <w:rFonts w:hint="eastAsia"/>
+          <w:b/>
+          <w:bCs/>
+        </w:rPr>
+        <w:t>分裂收益最大的那个叶子</w:t>
+      </w:r>
+      <w:r>
+        <w:rPr>
+          <w:rFonts w:hint="eastAsia"/>
+        </w:rPr>
+        <w:t>。但代价是分裂出来的树深而瘦，对于</w:t>
+      </w:r>
+      <w:r>
+        <w:rPr>
+          <w:rFonts w:hint="eastAsia"/>
+          <w:b/>
+          <w:bCs/>
+        </w:rPr>
+        <w:t>小数据易过拟合</w:t>
+      </w:r>
+      <w:r>
+        <w:rPr>
+          <w:rFonts w:hint="eastAsia"/>
+        </w:rPr>
+        <w:t>。</w:t>
+      </w:r>
+      <w:r>
+        <w:rPr>
+          <w:rFonts w:hint="eastAsia"/>
+        </w:rPr>
+        <w:t>反映到算法里就是不调max_depth，而是调整num_leaves</w:t>
+      </w:r>
+    </w:p>
+    <w:p>
+      <w:r>
+        <w:rPr>
+          <w:rFonts w:hint="eastAsia"/>
+        </w:rPr>
+        <w:t>GBDT：GBDT都在做一件事：用一堆决策树串行相加，每一棵树去优化上一颗树的误差</w:t>
+      </w:r>
+    </w:p>
+    <w:p>
+      <w:r>
+        <w:rPr>
+          <w:rFonts w:hint="eastAsia"/>
+        </w:rPr>
+        <w:t>数太少时会欠拟合，树太多时会过拟合，而LightGBM会找到二者之间的平衡。</w:t>
+      </w:r>
+    </w:p>
+    <w:p>
+      <w:r>
+        <w:rPr>
+          <w:rFonts w:hint="eastAsia"/>
+        </w:rPr>
+        <w:t>问题：为什么要按下图分数据？</w:t>
+      </w:r>
+      <w:r>
+        <w:drawing>
+          <wp:inline distT="0" distB="0" distL="0" distR="0" wp14:anchorId="5E915C4E" wp14:editId="0E6CFC3B">
+            <wp:extent cx="5274310" cy="256540"/>
+            <wp:effectExtent l="0" t="0" r="2540" b="0"/>
+            <wp:docPr id="640326667" name="图片 1"/>
+            <wp:cNvGraphicFramePr>
+              <a:graphicFrameLocks xmlns:a="http://schemas.openxmlformats.org/drawingml/2006/main" noChangeAspect="1"/>
+            </wp:cNvGraphicFramePr>
+            <a:graphic xmlns:a="http://schemas.openxmlformats.org/drawingml/2006/main">
+              <a:graphicData uri="http://schemas.openxmlformats.org/drawingml/2006/picture">
+                <pic:pic xmlns:pic="http://schemas.openxmlformats.org/drawingml/2006/picture">
+                  <pic:nvPicPr>
+                    <pic:cNvPr id="640326667" name=""/>
+                    <pic:cNvPicPr/>
+                  </pic:nvPicPr>
+                  <pic:blipFill>
+                    <a:blip r:embed="rId17"/>
+                    <a:stretch>
+                      <a:fillRect/>
+                    </a:stretch>
+                  </pic:blipFill>
+                  <pic:spPr>
+                    <a:xfrm>
+                      <a:off x="0" y="0"/>
+                      <a:ext cx="5274310" cy="256540"/>
+                    </a:xfrm>
+                    <a:prstGeom prst="rect">
+                      <a:avLst/>
+                    </a:prstGeom>
+                  </pic:spPr>
+                </pic:pic>
+              </a:graphicData>
+            </a:graphic>
+          </wp:inline>
+        </w:drawing>
+      </w:r>
+    </w:p>
+    <w:p>
+      <w:r>
+        <w:rPr>
+          <w:rFonts w:hint="eastAsia"/>
+        </w:rPr>
+        <w:t>因为只要树足够多，深度足够深，那么模型会</w:t>
+      </w:r>
+      <w:r>
+        <w:rPr>
+          <w:rFonts w:hint="eastAsia"/>
+          <w:b/>
+          <w:bCs/>
+        </w:rPr>
+        <w:t>记住数据集的所有数据</w:t>
+      </w:r>
+      <w:r>
+        <w:rPr>
+          <w:rFonts w:hint="eastAsia"/>
+        </w:rPr>
+        <w:t>。可能会得到非常好的结果，但并非实际的性能。</w:t>
+      </w:r>
+      <w:r>
+        <w:rPr>
+          <w:rFonts w:hint="eastAsia"/>
+        </w:rPr>
+        <w:t>所以一部分数据集用来训练模型，剩下的部分需要再分为验证集和测试集，其中验证集用来</w:t>
+      </w:r>
+      <w:r>
+        <w:rPr>
+          <w:rFonts w:hint="eastAsia"/>
+          <w:b/>
+          <w:bCs/>
+        </w:rPr>
+        <w:t>决定什么时候停止</w:t>
+      </w:r>
+      <w:r>
+        <w:rPr>
+          <w:rFonts w:hint="eastAsia"/>
+          <w:b/>
+          <w:bCs/>
+        </w:rPr>
+        <w:t>(即验证误差最低的时候，这时通过早停可以知道生成了多少树：best_iteration)</w:t>
+      </w:r>
+      <w:r>
+        <w:rPr>
+          <w:rFonts w:hint="eastAsia"/>
+        </w:rPr>
+        <w:t>，可以</w:t>
+      </w:r>
+      <w:r>
+        <w:rPr>
+          <w:rFonts w:hint="eastAsia"/>
+          <w:b/>
+          <w:bCs/>
+        </w:rPr>
+        <w:t>反复</w:t>
+      </w:r>
+      <w:r>
+        <w:rPr>
+          <w:rFonts w:hint="eastAsia"/>
+        </w:rPr>
+        <w:t>看数据，而测试集</w:t>
+      </w:r>
+      <w:r>
+        <w:rPr>
+          <w:rFonts w:hint="eastAsia"/>
+          <w:b/>
+          <w:bCs/>
+        </w:rPr>
+        <w:t>只能看一次</w:t>
+      </w:r>
+      <w:r>
+        <w:rPr>
+          <w:rFonts w:hint="eastAsia"/>
+        </w:rPr>
+        <w:t>，用来最后的</w:t>
+      </w:r>
+      <w:r>
+        <w:rPr>
+          <w:rFonts w:hint="eastAsia"/>
+          <w:b/>
+          <w:bCs/>
+        </w:rPr>
+        <w:t>打分</w:t>
+      </w:r>
+      <w:r>
+        <w:rPr>
+          <w:rFonts w:hint="eastAsia"/>
+        </w:rPr>
+        <w:t>。</w:t>
+      </w:r>
+    </w:p>
+    <w:p>
+      <w:pPr>
+        <w:rPr>
+          <w:rFonts w:hint="eastAsia"/>
+        </w:rPr>
+      </w:pPr>
+      <w:r>
+        <w:rPr>
+          <w:rFonts w:hint="eastAsia"/>
+        </w:rPr>
+        <w:t>下图是不同best_iteration情况下的说明：</w:t>
+      </w:r>
+    </w:p>
+    <w:p>
+      <w:r>
+        <w:lastRenderedPageBreak/>
+        <w:drawing>
+          <wp:inline distT="0" distB="0" distL="0" distR="0" wp14:anchorId="43CE17A8" wp14:editId="45F8EA46">
+            <wp:extent cx="5274310" cy="1116965"/>
+            <wp:effectExtent l="0" t="0" r="2540" b="6985"/>
+            <wp:docPr id="186899062" name="图片 1"/>
+            <wp:cNvGraphicFramePr>
+              <a:graphicFrameLocks xmlns:a="http://schemas.openxmlformats.org/drawingml/2006/main" noChangeAspect="1"/>
+            </wp:cNvGraphicFramePr>
+            <a:graphic xmlns:a="http://schemas.openxmlformats.org/drawingml/2006/main">
+              <a:graphicData uri="http://schemas.openxmlformats.org/drawingml/2006/picture">
+                <pic:pic xmlns:pic="http://schemas.openxmlformats.org/drawingml/2006/picture">
+                  <pic:nvPicPr>
+                    <pic:cNvPr id="186899062" name=""/>
+                    <pic:cNvPicPr/>
+                  </pic:nvPicPr>
+                  <pic:blipFill>
+                    <a:blip r:embed="rId18"/>
+                    <a:stretch>
+                      <a:fillRect/>
+                    </a:stretch>
+                  </pic:blipFill>
+                  <pic:spPr>
+                    <a:xfrm>
+                      <a:off x="0" y="0"/>
+                      <a:ext cx="5274310" cy="1116965"/>
+                    </a:xfrm>
+                    <a:prstGeom prst="rect">
+                      <a:avLst/>
+                    </a:prstGeom>
+                  </pic:spPr>
+                </pic:pic>
+              </a:graphicData>
+            </a:graphic>
+          </wp:inline>
+        </w:drawing>
+      </w:r>
+    </w:p>
+    <w:p>
+      <w:pPr>
+        <w:rPr>
+          <w:rFonts w:hint="eastAsia"/>
+        </w:rPr>
+      </w:pPr>
+      <w:r>
+        <w:rPr>
+          <w:rFonts w:hint="eastAsia"/>
+        </w:rPr>
+        <w:t>问题：为什么训练集一路下降而验证集先降后升？</w:t>
+      </w:r>
+      <w:r>
+        <w:rPr>
+          <w:rFonts w:hint="eastAsia"/>
+        </w:rPr>
+        <w:t>(早停指为50，噪声为80)</w:t>
+      </w:r>
+    </w:p>
+    <w:p>
+      <w:r>
+        <w:drawing>
+          <wp:inline distT="0" distB="0" distL="0" distR="0" wp14:anchorId="5C838CD7" wp14:editId="481424DA">
+            <wp:extent cx="5274310" cy="3995420"/>
+            <wp:effectExtent l="0" t="0" r="2540" b="5080"/>
+            <wp:docPr id="399394808" name="图片 1"/>
+            <wp:cNvGraphicFramePr>
+              <a:graphicFrameLocks xmlns:a="http://schemas.openxmlformats.org/drawingml/2006/main" noChangeAspect="1"/>
+            </wp:cNvGraphicFramePr>
+            <a:graphic xmlns:a="http://schemas.openxmlformats.org/drawingml/2006/main">
+              <a:graphicData uri="http://schemas.openxmlformats.org/drawingml/2006/picture">
+                <pic:pic xmlns:pic="http://schemas.openxmlformats.org/drawingml/2006/picture">
+                  <pic:nvPicPr>
+                    <pic:cNvPr id="399394808" name=""/>
+                    <pic:cNvPicPr/>
+                  </pic:nvPicPr>
+                  <pic:blipFill>
+                    <a:blip r:embed="rId19"/>
+                    <a:stretch>
+                      <a:fillRect/>
+                    </a:stretch>
+                  </pic:blipFill>
+                  <pic:spPr>
+                    <a:xfrm>
+                      <a:off x="0" y="0"/>
+                      <a:ext cx="5274310" cy="3995420"/>
+                    </a:xfrm>
+                    <a:prstGeom prst="rect">
+                      <a:avLst/>
+                    </a:prstGeom>
+                  </pic:spPr>
+                </pic:pic>
+              </a:graphicData>
+            </a:graphic>
+          </wp:inline>
+        </w:drawing>
+      </w:r>
+    </w:p>
+    <w:p>
+      <w:r>
+        <w:rPr>
+          <w:rFonts w:hint="eastAsia"/>
+        </w:rPr>
+        <w:t>这将是理解机器学习的关键：前半段模型在学数据里的</w:t>
+      </w:r>
+      <w:r>
+        <w:rPr>
+          <w:rFonts w:hint="eastAsia"/>
+          <w:b/>
+          <w:bCs/>
+        </w:rPr>
+        <w:t>规律</w:t>
+      </w:r>
+      <w:r>
+        <w:rPr>
+          <w:rFonts w:hint="eastAsia"/>
+        </w:rPr>
+        <w:t>，在后半段模型又开始背训练集里的</w:t>
+      </w:r>
+      <w:r>
+        <w:rPr>
+          <w:rFonts w:hint="eastAsia"/>
+          <w:b/>
+          <w:bCs/>
+        </w:rPr>
+        <w:t>噪声</w:t>
+      </w:r>
+      <w:r>
+        <w:rPr>
+          <w:rFonts w:hint="eastAsia"/>
+        </w:rPr>
+        <w:t>。由于噪声只存在与训练集中，换到验证集里就成了</w:t>
+      </w:r>
+      <w:r>
+        <w:rPr>
+          <w:rFonts w:hint="eastAsia"/>
+          <w:b/>
+          <w:bCs/>
+        </w:rPr>
+        <w:t>纯错误</w:t>
+      </w:r>
+      <w:r>
+        <w:rPr>
+          <w:rFonts w:hint="eastAsia"/>
+        </w:rPr>
+        <w:t>，因此验证集误差反而上升。</w:t>
+      </w:r>
+    </w:p>
+    <w:p>
+      <w:r>
+        <w:rPr>
+          <w:rFonts w:hint="eastAsia"/>
+        </w:rPr>
+        <w:t>问题：在本数据集(300个样本)下，我想要对比不同叶子数对比测试集和验证集mea的影响num_leaves值分别为7，31，255，1023，但运行结果显示：为什么？</w:t>
+      </w:r>
+      <w:r>
+        <w:rPr>
+          <w:noProof/>
+        </w:rPr>
+        <w:drawing>
+          <wp:inline distT="0" distB="0" distL="0" distR="0" wp14:anchorId="6557491D" wp14:editId="1A02EFAC">
+            <wp:extent cx="5274310" cy="822325"/>
+            <wp:effectExtent l="0" t="0" r="2540" b="0"/>
+            <wp:docPr id="1257845853" name="图片 1"/>
+            <wp:cNvGraphicFramePr>
+              <a:graphicFrameLocks xmlns:a="http://schemas.openxmlformats.org/drawingml/2006/main" noChangeAspect="1"/>
+            </wp:cNvGraphicFramePr>
+            <a:graphic xmlns:a="http://schemas.openxmlformats.org/drawingml/2006/main">
+              <a:graphicData uri="http://schemas.openxmlformats.org/drawingml/2006/picture">
+                <pic:pic xmlns:pic="http://schemas.openxmlformats.org/drawingml/2006/picture">
+                  <pic:nvPicPr>
+                    <pic:cNvPr id="1257845853" name=""/>
+                    <pic:cNvPicPr/>
+                  </pic:nvPicPr>
+                  <pic:blipFill>
+                    <a:blip r:embed="rId20"/>
+                    <a:stretch>
+                      <a:fillRect/>
+                    </a:stretch>
+                  </pic:blipFill>
+                  <pic:spPr>
+                    <a:xfrm>
+                      <a:off x="0" y="0"/>
+                      <a:ext cx="5274310" cy="822325"/>
+                    </a:xfrm>
+                    <a:prstGeom prst="rect">
+                      <a:avLst/>
+                    </a:prstGeom>
+                  </pic:spPr>
+                </pic:pic>
+              </a:graphicData>
+            </a:graphic>
+          </wp:inline>
+        </w:drawing>
+      </w:r>
+    </w:p>
+    <w:p>
+      <w:r>
+        <w:rPr>
+          <w:rFonts w:hint="eastAsia"/>
+        </w:rPr>
+        <w:t>由于本数据集只有300个样本，模型默认规定每个叶子中最少样本数(min_child_samples)为20，因此最多也就会有300/20=15个叶子结点，即</w:t>
+      </w:r>
+      <w:r>
+        <w:rPr>
+          <w:rFonts w:hint="eastAsia"/>
+        </w:rPr>
+        <w:lastRenderedPageBreak/>
+        <w:t>num_leaves&gt;15时，其根本不起作用，结果也就相同。</w:t>
+      </w:r>
+    </w:p>
+    <w:p>
+      <w:r>
+        <w:rPr>
+          <w:rFonts w:hint="eastAsia"/>
+        </w:rPr>
+        <w:t>解决方法：1.增加数据样本数。2.降低min_child_samples值</w:t>
+      </w:r>
+    </w:p>
+    <w:p>
+      <w:r>
+        <w:rPr>
+          <w:rFonts w:hint="eastAsia"/>
+        </w:rPr>
+        <w:t>小结一下普通决策树，随机森林和LightGBM：</w:t>
+      </w:r>
+    </w:p>
+    <w:p>
+      <w:pPr>
+        <w:pStyle w:val="a9"/>
+        <w:numPr>
+          <w:ilvl w:val="0"/>
+          <w:numId w:val="8"/>
+        </w:numPr>
+      </w:pPr>
+      <w:r>
+        <w:rPr>
+          <w:b/>
+          <w:bCs/>
+        </w:rPr>
+        <w:t>决策树 → 随机森林</w:t>
+      </w:r>
+      <w:r>
+        <w:t>是"用平均降方差"，</w:t>
+      </w:r>
+      <w:r>
+        <w:rPr>
+          <w:b/>
+          <w:bCs/>
+        </w:rPr>
+        <w:t>随机森林 → LightGBM</w:t>
+      </w:r>
+      <w:r>
+        <w:t>是"用纠错降偏差 + 用直方图提速度"。</w:t>
+      </w:r>
+    </w:p>
+    <w:p>
+      <w:pPr>
+        <w:pStyle w:val="a9"/>
+        <w:numPr>
+          <w:ilvl w:val="0"/>
+          <w:numId w:val="8"/>
+        </w:numPr>
+      </w:pPr>
+      <w:r>
+        <w:rPr>
+          <w:rFonts w:hint="eastAsia"/>
+        </w:rPr>
+        <w:t>在本次的小数据情况下，随机森林性能优于LightGBM，因此也可知对于小数据随机森林算法优于LightGBM。</w:t>
+      </w:r>
+    </w:p>
+    <w:p>
+      <w:pPr>
+        <w:pStyle w:val="a9"/>
+        <w:numPr>
+          <w:ilvl w:val="0"/>
+          <w:numId w:val="8"/>
+        </w:numPr>
+      </w:pPr>
+      <w:r>
+        <w:rPr>
+          <w:rFonts w:hint="eastAsia"/>
+        </w:rPr>
+        <w:t>普通的单颗决策树和随机森林的训练方法一样.fit()即可。</w:t>
+      </w:r>
+    </w:p>
+    <w:p>
+      <w:pPr>
+        <w:pStyle w:val="a9"/>
+        <w:numPr>
+          <w:ilvl w:val="0"/>
+          <w:numId w:val="8"/>
+        </w:numPr>
+      </w:pPr>
+      <w:r>
+        <w:rPr>
+          <w:rFonts w:hint="eastAsia"/>
+        </w:rPr>
+        <w:t>随机森林是数百颗树并行投票，而LightGBM是数百颗树串行纠错。</w:t>
+      </w:r>
+    </w:p>
+    <w:p>
+      <w:pPr>
+        <w:pStyle w:val="a9"/>
+        <w:numPr>
+          <w:ilvl w:val="0"/>
+          <w:numId w:val="8"/>
+        </w:numPr>
+        <w:rPr>
+          <w:rFonts w:hint="eastAsia"/>
+        </w:rPr>
+      </w:pPr>
+      <w:r>
+        <w:rPr>
+          <w:rFonts w:hint="eastAsia"/>
+        </w:rPr>
+        <w:t>决策树和随机森林都不需要调参，而为了提高LightGBM性能一般需要不断修改参数。</w:t>
+      </w:r>
     </w:p>
     <w:sectPr>
       <w:pgSz w:w="11906" w:h="16838"/>
@@ -3405,6 +3587,95 @@
     </w:lvl>
   </w:abstractNum>
   <w:abstractNum w:abstractNumId="2" w15:restartNumberingAfterBreak="0">
+    <w:nsid w:val="14FB1EC0"/>
+    <w:multiLevelType w:val="hybridMultilevel"/>
+    <w:tmpl w:val="C00617C6"/>
+    <w:lvl w:ilvl="0" w:tplc="D3028F2A">
+      <w:start w:val="1"/>
+      <w:numFmt w:val="decimal"/>
+      <w:lvlText w:val="%1."/>
+      <w:lvlJc w:val="left"/>
+      <w:pPr>
+        <w:ind w:left="360" w:hanging="360"/>
+      </w:pPr>
+      <w:rPr>
+        <w:rFonts w:hint="default"/>
+      </w:rPr>
+    </w:lvl>
+    <w:lvl w:ilvl="1" w:tplc="04090019" w:tentative="1">
+      <w:start w:val="1"/>
+      <w:numFmt w:val="lowerLetter"/>
+      <w:lvlText w:val="%2)"/>
+      <w:lvlJc w:val="left"/>
+      <w:pPr>
+        <w:ind w:left="880" w:hanging="440"/>
+      </w:pPr>
+    </w:lvl>
+    <w:lvl w:ilvl="2" w:tplc="0409001B" w:tentative="1">
+      <w:start w:val="1"/>
+      <w:numFmt w:val="lowerRoman"/>
+      <w:lvlText w:val="%3."/>
+      <w:lvlJc w:val="right"/>
+      <w:pPr>
+        <w:ind w:left="1320" w:hanging="440"/>
+      </w:pPr>
+    </w:lvl>
+    <w:lvl w:ilvl="3" w:tplc="0409000F" w:tentative="1">
+      <w:start w:val="1"/>
+      <w:numFmt w:val="decimal"/>
+      <w:lvlText w:val="%4."/>
+      <w:lvlJc w:val="left"/>
+      <w:pPr>
+        <w:ind w:left="1760" w:hanging="440"/>
+      </w:pPr>
+    </w:lvl>
+    <w:lvl w:ilvl="4" w:tplc="04090019" w:tentative="1">
+      <w:start w:val="1"/>
+      <w:numFmt w:val="lowerLetter"/>
+      <w:lvlText w:val="%5)"/>
+      <w:lvlJc w:val="left"/>
+      <w:pPr>
+        <w:ind w:left="2200" w:hanging="440"/>
+      </w:pPr>
+    </w:lvl>
+    <w:lvl w:ilvl="5" w:tplc="0409001B" w:tentative="1">
+      <w:start w:val="1"/>
+      <w:numFmt w:val="lowerRoman"/>
+      <w:lvlText w:val="%6."/>
+      <w:lvlJc w:val="right"/>
+      <w:pPr>
+        <w:ind w:left="2640" w:hanging="440"/>
+      </w:pPr>
+    </w:lvl>
+    <w:lvl w:ilvl="6" w:tplc="0409000F" w:tentative="1">
+      <w:start w:val="1"/>
+      <w:numFmt w:val="decimal"/>
+      <w:lvlText w:val="%7."/>
+      <w:lvlJc w:val="left"/>
+      <w:pPr>
+        <w:ind w:left="3080" w:hanging="440"/>
+      </w:pPr>
+    </w:lvl>
+    <w:lvl w:ilvl="7" w:tplc="04090019" w:tentative="1">
+      <w:start w:val="1"/>
+      <w:numFmt w:val="lowerLetter"/>
+      <w:lvlText w:val="%8)"/>
+      <w:lvlJc w:val="left"/>
+      <w:pPr>
+        <w:ind w:left="3520" w:hanging="440"/>
+      </w:pPr>
+    </w:lvl>
+    <w:lvl w:ilvl="8" w:tplc="0409001B" w:tentative="1">
+      <w:start w:val="1"/>
+      <w:numFmt w:val="lowerRoman"/>
+      <w:lvlText w:val="%9."/>
+      <w:lvlJc w:val="right"/>
+      <w:pPr>
+        <w:ind w:left="3960" w:hanging="440"/>
+      </w:pPr>
+    </w:lvl>
+  </w:abstractNum>
+  <w:abstractNum w:abstractNumId="3" w15:restartNumberingAfterBreak="0">
     <w:nsid w:val="3422321C"/>
     <w:multiLevelType w:val="hybridMultilevel"/>
     <w:tmpl w:val="19A0893A"/>
@@ -3490,7 +3761,97 @@
       </w:pPr>
     </w:lvl>
   </w:abstractNum>
-  <w:abstractNum w:abstractNumId="3" w15:restartNumberingAfterBreak="0">
+  <w:abstractNum w:abstractNumId="4" w15:restartNumberingAfterBreak="0">
+    <w:nsid w:val="3CEA2187"/>
+    <w:multiLevelType w:val="hybridMultilevel"/>
+    <w:tmpl w:val="18A273A8"/>
+    <w:lvl w:ilvl="0" w:tplc="89562956">
+      <w:start w:val="1"/>
+      <w:numFmt w:val="decimal"/>
+      <w:lvlText w:val="%1."/>
+      <w:lvlJc w:val="left"/>
+      <w:pPr>
+        <w:ind w:left="360" w:hanging="360"/>
+      </w:pPr>
+      <w:rPr>
+        <w:rFonts w:hint="default"/>
+        <w:b/>
+      </w:rPr>
+    </w:lvl>
+    <w:lvl w:ilvl="1" w:tplc="04090019" w:tentative="1">
+      <w:start w:val="1"/>
+      <w:numFmt w:val="lowerLetter"/>
+      <w:lvlText w:val="%2)"/>
+      <w:lvlJc w:val="left"/>
+      <w:pPr>
+        <w:ind w:left="880" w:hanging="440"/>
+      </w:pPr>
+    </w:lvl>
+    <w:lvl w:ilvl="2" w:tplc="0409001B" w:tentative="1">
+      <w:start w:val="1"/>
+      <w:numFmt w:val="lowerRoman"/>
+      <w:lvlText w:val="%3."/>
+      <w:lvlJc w:val="right"/>
+      <w:pPr>
+        <w:ind w:left="1320" w:hanging="440"/>
+      </w:pPr>
+    </w:lvl>
+    <w:lvl w:ilvl="3" w:tplc="0409000F" w:tentative="1">
+      <w:start w:val="1"/>
+      <w:numFmt w:val="decimal"/>
+      <w:lvlText w:val="%4."/>
+      <w:lvlJc w:val="left"/>
+      <w:pPr>
+        <w:ind w:left="1760" w:hanging="440"/>
+      </w:pPr>
+    </w:lvl>
+    <w:lvl w:ilvl="4" w:tplc="04090019" w:tentative="1">
+      <w:start w:val="1"/>
+      <w:numFmt w:val="lowerLetter"/>
+      <w:lvlText w:val="%5)"/>
+      <w:lvlJc w:val="left"/>
+      <w:pPr>
+        <w:ind w:left="2200" w:hanging="440"/>
+      </w:pPr>
+    </w:lvl>
+    <w:lvl w:ilvl="5" w:tplc="0409001B" w:tentative="1">
+      <w:start w:val="1"/>
+      <w:numFmt w:val="lowerRoman"/>
+      <w:lvlText w:val="%6."/>
+      <w:lvlJc w:val="right"/>
+      <w:pPr>
+        <w:ind w:left="2640" w:hanging="440"/>
+      </w:pPr>
+    </w:lvl>
+    <w:lvl w:ilvl="6" w:tplc="0409000F" w:tentative="1">
+      <w:start w:val="1"/>
+      <w:numFmt w:val="decimal"/>
+      <w:lvlText w:val="%7."/>
+      <w:lvlJc w:val="left"/>
+      <w:pPr>
+        <w:ind w:left="3080" w:hanging="440"/>
+      </w:pPr>
+    </w:lvl>
+    <w:lvl w:ilvl="7" w:tplc="04090019" w:tentative="1">
+      <w:start w:val="1"/>
+      <w:numFmt w:val="lowerLetter"/>
+      <w:lvlText w:val="%8)"/>
+      <w:lvlJc w:val="left"/>
+      <w:pPr>
+        <w:ind w:left="3520" w:hanging="440"/>
+      </w:pPr>
+    </w:lvl>
+    <w:lvl w:ilvl="8" w:tplc="0409001B" w:tentative="1">
+      <w:start w:val="1"/>
+      <w:numFmt w:val="lowerRoman"/>
+      <w:lvlText w:val="%9."/>
+      <w:lvlJc w:val="right"/>
+      <w:pPr>
+        <w:ind w:left="3960" w:hanging="440"/>
+      </w:pPr>
+    </w:lvl>
+  </w:abstractNum>
+  <w:abstractNum w:abstractNumId="5" w15:restartNumberingAfterBreak="0">
     <w:nsid w:val="4BDA2645"/>
     <w:multiLevelType w:val="hybridMultilevel"/>
     <w:tmpl w:val="D0D4FD10"/>
@@ -3576,7 +3937,7 @@
       </w:pPr>
     </w:lvl>
   </w:abstractNum>
-  <w:abstractNum w:abstractNumId="4" w15:restartNumberingAfterBreak="0">
+  <w:abstractNum w:abstractNumId="6" w15:restartNumberingAfterBreak="0">
     <w:nsid w:val="4E8050D7"/>
     <w:multiLevelType w:val="hybridMultilevel"/>
     <w:tmpl w:val="2CBEF3FA"/>
@@ -3662,7 +4023,7 @@
       </w:pPr>
     </w:lvl>
   </w:abstractNum>
-  <w:abstractNum w:abstractNumId="5" w15:restartNumberingAfterBreak="0">
+  <w:abstractNum w:abstractNumId="7" w15:restartNumberingAfterBreak="0">
     <w:nsid w:val="600D0BF5"/>
     <w:multiLevelType w:val="hybridMultilevel"/>
     <w:tmpl w:val="383A7AA4"/>
@@ -3752,22 +4113,28 @@
     </w:lvl>
   </w:abstractNum>
   <w:num w:numId="1" w16cid:durableId="106051840">
-    <w:abstractNumId w:val="5"/>
+    <w:abstractNumId w:val="7"/>
   </w:num>
   <w:num w:numId="2" w16cid:durableId="749279196">
     <w:abstractNumId w:val="1"/>
   </w:num>
   <w:num w:numId="3" w16cid:durableId="571543717">
-    <w:abstractNumId w:val="3"/>
+    <w:abstractNumId w:val="5"/>
   </w:num>
   <w:num w:numId="4" w16cid:durableId="170263855">
     <w:abstractNumId w:val="0"/>
   </w:num>
   <w:num w:numId="5" w16cid:durableId="106432510">
-    <w:abstractNumId w:val="4"/>
+    <w:abstractNumId w:val="6"/>
   </w:num>
   <w:num w:numId="6" w16cid:durableId="1893812469">
+    <w:abstractNumId w:val="3"/>
+  </w:num>
+  <w:num w:numId="7" w16cid:durableId="1469930908">
     <w:abstractNumId w:val="2"/>
+  </w:num>
+  <w:num w:numId="8" w16cid:durableId="2028094159">
+    <w:abstractNumId w:val="4"/>
   </w:num>
 </w:numbering>
 </file>
@@ -5086,4 +5453,16 @@
     </a:ext>
   </a:extLst>
 </a:theme>
+</file>
+
+<file path=customXml/item1.xml><?xml version="1.0" encoding="utf-8"?>
+<b:Sources xmlns:b="http://schemas.openxmlformats.org/officeDocument/2006/bibliography" xmlns="http://schemas.openxmlformats.org/officeDocument/2006/bibliography" SelectedStyle="\APASixthEditionOfficeOnline.xsl" StyleName="APA" Version="6"/>
+</file>
+
+<file path=customXml/itemProps1.xml><?xml version="1.0" encoding="utf-8"?>
+<ds:datastoreItem xmlns:ds="http://schemas.openxmlformats.org/officeDocument/2006/customXml" ds:itemID="{F1ADEF8A-9239-4631-A785-6E5701322B5B}">
+  <ds:schemaRefs>
+    <ds:schemaRef ds:uri="http://schemas.openxmlformats.org/officeDocument/2006/bibliography"/>
+  </ds:schemaRefs>
+</ds:datastoreItem>
 </file>
--- a/Learning notes.docx
+++ b/Learning notes.docx
@@ -422,7 +422,7 @@
           <w:noProof/>
         </w:rPr>
         <w:drawing>
-          <wp:anchor distT="0" distB="0" distL="114300" distR="114300" simplePos="0" relativeHeight="251659264" behindDoc="0" locked="0" layoutInCell="1" allowOverlap="1" wp14:anchorId="48FBBFB3" wp14:editId="17DA5397">
+          <wp:anchor distT="0" distB="0" distL="114300" distR="114300" simplePos="0" relativeHeight="251659264" behindDoc="0" locked="0" layoutInCell="1" allowOverlap="1" wp14:anchorId="48FBBFB3" wp14:editId="2E930E47">
             <wp:simplePos x="0" y="0"/>
             <wp:positionH relativeFrom="column">
               <wp:posOffset>0</wp:posOffset>
@@ -2611,15 +2611,13 @@
         <w:t>AUC:</w:t>
       </w:r>
       <w:r>
-        <w:t xml:space="preserve"> </w:t>
-      </w:r>
-      <w:r>
-        <w:t>AUC 是"随机抽一个正样本和一个负样本，模型给正样本的概率比负样本高的概率"，0.5 等于瞎猜，1 等于完美，越接近 1 越好。</w:t>
-      </w:r>
-    </w:p>
-    <w:p>
-      <w:pPr>
-        <w:rPr>
+        <w:t xml:space="preserve"> AUC 是"随机抽一个正样本和一个负样本，模型给正样本的概率比负样本高的概率"，0.5 等于瞎猜，1 等于完美，越接近 1 越好。</w:t>
+      </w:r>
+    </w:p>
+    <w:p>
+      <w:pPr>
+        <w:rPr>
+          <w:rFonts w:hint="eastAsia"/>
           <w:b/>
           <w:bCs/>
           <w:sz w:val="28"/>
@@ -2638,6 +2636,11 @@
       </w:r>
     </w:p>
     <w:p>
+      <w:pPr>
+        <w:rPr>
+          <w:rFonts w:hint="eastAsia"/>
+        </w:rPr>
+      </w:pPr>
       <w:r>
         <w:rPr>
           <w:rFonts w:hint="eastAsia"/>
@@ -2672,6 +2675,11 @@
       </w:r>
     </w:p>
     <w:p>
+      <w:pPr>
+        <w:rPr>
+          <w:rFonts w:hint="eastAsia"/>
+        </w:rPr>
+      </w:pPr>
       <w:r>
         <w:rPr>
           <w:rFonts w:hint="eastAsia"/>
@@ -2722,11 +2730,30 @@
       </w:r>
     </w:p>
     <w:p>
-      <w:r>
-        <w:rPr>
-          <w:rFonts w:hint="eastAsia"/>
-        </w:rPr>
-        <w:t>LigthGBM为什么快：</w:t>
+      <w:pPr>
+        <w:rPr>
+          <w:rFonts w:hint="eastAsia"/>
+        </w:rPr>
+      </w:pPr>
+      <w:r>
+        <w:rPr>
+          <w:rFonts w:hint="eastAsia"/>
+        </w:rPr>
+        <w:t>LigthGBM为什么</w:t>
+      </w:r>
+      <w:r>
+        <w:rPr>
+          <w:rFonts w:hint="eastAsia"/>
+          <w:b/>
+          <w:bCs/>
+        </w:rPr>
+        <w:t>快</w:t>
+      </w:r>
+      <w:r>
+        <w:rPr>
+          <w:rFonts w:hint="eastAsia"/>
+        </w:rPr>
+        <w:t>：</w:t>
       </w:r>
     </w:p>
     <w:p>
@@ -2741,7 +2768,21 @@
         <w:rPr>
           <w:rFonts w:hint="eastAsia"/>
         </w:rPr>
-        <w:t>采用直方图算法：传统GBDT将每个特征的每个取值都作为候选切分点，需对数据排序，而LightGBM先把</w:t>
+        <w:t>采用</w:t>
+      </w:r>
+      <w:r>
+        <w:rPr>
+          <w:rFonts w:hint="eastAsia"/>
+          <w:b/>
+          <w:bCs/>
+        </w:rPr>
+        <w:t>直方图算法</w:t>
+      </w:r>
+      <w:r>
+        <w:rPr>
+          <w:rFonts w:hint="eastAsia"/>
+        </w:rPr>
+        <w:t>：传统GBDT将每个特征的每个取值都作为候选切分点，需对数据排序，而LightGBM先把</w:t>
       </w:r>
       <w:r>
         <w:rPr>
@@ -2770,6 +2811,153 @@
           <w:rFonts w:hint="eastAsia"/>
         </w:rPr>
         <w:t>，找分裂点的成本从几百万的数量级降到几百。</w:t>
+      </w:r>
+    </w:p>
+    <w:p>
+      <w:pPr>
+        <w:pStyle w:val="a9"/>
+        <w:ind w:left="360"/>
+        <w:rPr>
+          <w:rFonts w:hint="eastAsia"/>
+          <w:b/>
+          <w:bCs/>
+          <w:i/>
+          <w:iCs/>
+        </w:rPr>
+      </w:pPr>
+      <w:r>
+        <w:rPr>
+          <w:rFonts w:hint="eastAsia"/>
+          <w:b/>
+          <w:bCs/>
+          <w:i/>
+          <w:iCs/>
+        </w:rPr>
+        <w:t>问题：虽然将样本分为多个桶，每次遍历这些桶即可，但遍历时候仍需要遍历桶内的元素，这样不还是需要遍历全体元素吗?和传统算法有什么区别?</w:t>
+      </w:r>
+      <w:r>
+        <w:rPr>
+          <w:rFonts w:hint="eastAsia"/>
+          <w:b/>
+          <w:bCs/>
+          <w:i/>
+          <w:iCs/>
+        </w:rPr>
+        <w:t xml:space="preserve"> </w:t>
+      </w:r>
+      <w:r>
+        <w:rPr>
+          <w:rFonts w:hint="eastAsia"/>
+          <w:b/>
+          <w:bCs/>
+          <w:i/>
+          <w:iCs/>
+        </w:rPr>
+        <w:t>如何利用桶来分裂？</w:t>
+      </w:r>
+      <w:r>
+        <w:rPr>
+          <w:rFonts w:hint="eastAsia"/>
+          <w:b/>
+          <w:bCs/>
+          <w:i/>
+          <w:iCs/>
+        </w:rPr>
+        <w:t xml:space="preserve"> 遍历样本只发生在建桶的过程中，而且每个特征只遍历一次，之后分裂都复用这个直方图。此外桶里存的是</w:t>
+      </w:r>
+      <w:r>
+        <w:rPr>
+          <w:rFonts w:hint="eastAsia"/>
+          <w:b/>
+          <w:bCs/>
+          <w:i/>
+          <w:iCs/>
+          <w:color w:val="FF0000"/>
+        </w:rPr>
+        <w:t>统计量</w:t>
+      </w:r>
+      <w:r>
+        <w:rPr>
+          <w:rFonts w:hint="eastAsia"/>
+          <w:b/>
+          <w:bCs/>
+          <w:i/>
+          <w:iCs/>
+          <w:color w:val="FF0000"/>
+        </w:rPr>
+        <w:t>(样本数和梯度之和)</w:t>
+      </w:r>
+      <w:r>
+        <w:rPr>
+          <w:rFonts w:hint="eastAsia"/>
+          <w:b/>
+          <w:bCs/>
+          <w:i/>
+          <w:iCs/>
+          <w:color w:val="FF0000"/>
+        </w:rPr>
+        <w:t>，而非样本本身</w:t>
+      </w:r>
+      <w:r>
+        <w:rPr>
+          <w:rFonts w:hint="eastAsia"/>
+          <w:b/>
+          <w:bCs/>
+          <w:i/>
+          <w:iCs/>
+        </w:rPr>
+        <w:t>，分裂时根本不需要知道具体是哪些样本</w:t>
+      </w:r>
+      <w:r>
+        <w:rPr>
+          <w:rFonts w:hint="eastAsia"/>
+          <w:b/>
+          <w:bCs/>
+          <w:i/>
+          <w:iCs/>
+        </w:rPr>
+        <w:t>(普通分裂是对每一个特征进行分裂试试效果，效果不好就换特征)</w:t>
+      </w:r>
+      <w:r>
+        <w:rPr>
+          <w:rFonts w:hint="eastAsia"/>
+          <w:b/>
+          <w:bCs/>
+          <w:i/>
+          <w:iCs/>
+        </w:rPr>
+        <w:t>，</w:t>
+      </w:r>
+      <w:r>
+        <w:rPr>
+          <w:rFonts w:hint="eastAsia"/>
+          <w:b/>
+          <w:bCs/>
+          <w:i/>
+          <w:iCs/>
+          <w:color w:val="FF0000"/>
+        </w:rPr>
+        <w:t>分裂后计算出左右梯度之和后算增益，选增益最大的那次分裂为最佳分裂</w:t>
+      </w:r>
+      <w:r>
+        <w:rPr>
+          <w:rFonts w:hint="eastAsia"/>
+          <w:b/>
+          <w:bCs/>
+          <w:i/>
+          <w:iCs/>
+        </w:rPr>
+        <w:t>，</w:t>
+      </w:r>
+      <w:r>
+        <w:rPr>
+          <w:rFonts w:hint="eastAsia"/>
+          <w:b/>
+          <w:bCs/>
+          <w:i/>
+          <w:iCs/>
+        </w:rPr>
+        <w:t>因此无需再遍历桶内元素。</w:t>
       </w:r>
     </w:p>
     <w:p>
@@ -2787,7 +2975,21 @@
         <w:rPr>
           <w:rFonts w:hint="eastAsia"/>
         </w:rPr>
-        <w:t>按叶子生长而非按层生长：所谓按层，就是</w:t>
+        <w:t>按</w:t>
+      </w:r>
+      <w:r>
+        <w:rPr>
+          <w:rFonts w:hint="eastAsia"/>
+          <w:b/>
+          <w:bCs/>
+        </w:rPr>
+        <w:t>叶子生长</w:t>
+      </w:r>
+      <w:r>
+        <w:rPr>
+          <w:rFonts w:hint="eastAsia"/>
+        </w:rPr>
+        <w:t>而非按层生长：所谓按层，就是</w:t>
       </w:r>
       <w:r>
         <w:rPr>
@@ -2828,6 +3030,14 @@
       <w:r>
         <w:rPr>
           <w:rFonts w:hint="eastAsia"/>
+          <w:b/>
+          <w:bCs/>
+        </w:rPr>
+        <w:t>(因此消除了低收益分裂带来的内存占用和计算开销)</w:t>
+      </w:r>
+      <w:r>
+        <w:rPr>
+          <w:rFonts w:hint="eastAsia"/>
         </w:rPr>
         <w:t>。但代价是分裂出来的树深而瘦，对于</w:t>
       </w:r>
@@ -2853,6 +3063,11 @@
       </w:r>
     </w:p>
     <w:p>
+      <w:pPr>
+        <w:rPr>
+          <w:rFonts w:hint="eastAsia"/>
+        </w:rPr>
+      </w:pPr>
       <w:r>
         <w:rPr>
           <w:rFonts w:hint="eastAsia"/>
@@ -2861,6 +3076,11 @@
       </w:r>
     </w:p>
     <w:p>
+      <w:pPr>
+        <w:rPr>
+          <w:rFonts w:hint="eastAsia"/>
+        </w:rPr>
+      </w:pPr>
       <w:r>
         <w:rPr>
           <w:rFonts w:hint="eastAsia"/>
@@ -2869,6 +3089,11 @@
       </w:r>
     </w:p>
     <w:p>
+      <w:pPr>
+        <w:rPr>
+          <w:rFonts w:hint="eastAsia"/>
+        </w:rPr>
+      </w:pPr>
       <w:r>
         <w:rPr>
           <w:rFonts w:hint="eastAsia"/>
@@ -2876,6 +3101,9 @@
         <w:t>问题：为什么要按下图分数据？</w:t>
       </w:r>
       <w:r>
+        <w:rPr>
+          <w:noProof/>
+        </w:rPr>
         <w:drawing>
           <wp:inline distT="0" distB="0" distL="0" distR="0" wp14:anchorId="5E915C4E" wp14:editId="0E6CFC3B">
             <wp:extent cx="5274310" cy="256540"/>
@@ -2914,10 +3142,16 @@
       </w:r>
     </w:p>
     <w:p>
-      <w:r>
-        <w:rPr>
-          <w:rFonts w:hint="eastAsia"/>
-        </w:rPr>
+      <w:pPr>
+        <w:rPr>
+          <w:rFonts w:hint="eastAsia"/>
+        </w:rPr>
+      </w:pPr>
+      <w:r>
+        <w:rPr>
+          <w:rFonts w:hint="eastAsia"/>
+        </w:rPr>
+        <w:lastRenderedPageBreak/>
         <w:t>因为只要树足够多，深度足够深，那么模型会</w:t>
       </w:r>
       <w:r>
@@ -3019,8 +3253,15 @@
       </w:r>
     </w:p>
     <w:p>
-      <w:r>
-        <w:lastRenderedPageBreak/>
+      <w:pPr>
+        <w:rPr>
+          <w:rFonts w:hint="eastAsia"/>
+        </w:rPr>
+      </w:pPr>
+      <w:r>
+        <w:rPr>
+          <w:noProof/>
+        </w:rPr>
         <w:drawing>
           <wp:inline distT="0" distB="0" distL="0" distR="0" wp14:anchorId="43CE17A8" wp14:editId="45F8EA46">
             <wp:extent cx="5274310" cy="1116965"/>
@@ -3074,11 +3315,31 @@
         <w:rPr>
           <w:rFonts w:hint="eastAsia"/>
         </w:rPr>
-        <w:t>(早停指为50，噪声为80)</w:t>
-      </w:r>
-    </w:p>
-    <w:p>
-      <w:r>
+        <w:t>(早停</w:t>
+      </w:r>
+      <w:r>
+        <w:rPr>
+          <w:rFonts w:hint="eastAsia"/>
+        </w:rPr>
+        <w:t>值</w:t>
+      </w:r>
+      <w:r>
+        <w:rPr>
+          <w:rFonts w:hint="eastAsia"/>
+        </w:rPr>
+        <w:t>为50，噪声为80)</w:t>
+      </w:r>
+    </w:p>
+    <w:p>
+      <w:pPr>
+        <w:rPr>
+          <w:rFonts w:hint="eastAsia"/>
+        </w:rPr>
+      </w:pPr>
+      <w:r>
+        <w:rPr>
+          <w:noProof/>
+        </w:rPr>
         <w:drawing>
           <wp:inline distT="0" distB="0" distL="0" distR="0" wp14:anchorId="5C838CD7" wp14:editId="481424DA">
             <wp:extent cx="5274310" cy="3995420"/>
@@ -3117,6 +3378,11 @@
       </w:r>
     </w:p>
     <w:p>
+      <w:pPr>
+        <w:rPr>
+          <w:rFonts w:hint="eastAsia"/>
+        </w:rPr>
+      </w:pPr>
       <w:r>
         <w:rPr>
           <w:rFonts w:hint="eastAsia"/>
@@ -3167,16 +3433,48 @@
       </w:r>
     </w:p>
     <w:p>
-      <w:r>
-        <w:rPr>
-          <w:rFonts w:hint="eastAsia"/>
-        </w:rPr>
-        <w:t>问题：在本数据集(300个样本)下，我想要对比不同叶子数对比测试集和验证集mea的影响num_leaves值分别为7，31，255，1023，但运行结果显示：为什么？</w:t>
+      <w:pPr>
+        <w:rPr>
+          <w:rFonts w:hint="eastAsia"/>
+        </w:rPr>
+      </w:pPr>
+      <w:r>
+        <w:rPr>
+          <w:rFonts w:hint="eastAsia"/>
+        </w:rPr>
+        <w:t>问题：在本数据集(</w:t>
+      </w:r>
+      <w:r>
+        <w:rPr>
+          <w:rFonts w:hint="eastAsia"/>
+          <w:b/>
+          <w:bCs/>
+        </w:rPr>
+        <w:t>300个样本</w:t>
+      </w:r>
+      <w:r>
+        <w:rPr>
+          <w:rFonts w:hint="eastAsia"/>
+        </w:rPr>
+        <w:t>)下，我想要对比不同叶子数对测试集和验证集mea的影响</w:t>
+      </w:r>
+      <w:r>
+        <w:rPr>
+          <w:rFonts w:hint="eastAsia"/>
+        </w:rPr>
+        <w:t>，</w:t>
+      </w:r>
+      <w:r>
+        <w:rPr>
+          <w:rFonts w:hint="eastAsia"/>
+        </w:rPr>
+        <w:t>num_leaves值分别为7，31，255，1023，但运行结果显示：为什么？</w:t>
       </w:r>
       <w:r>
         <w:rPr>
           <w:noProof/>
         </w:rPr>
+        <w:lastRenderedPageBreak/>
         <w:drawing>
           <wp:inline distT="0" distB="0" distL="0" distR="0" wp14:anchorId="6557491D" wp14:editId="1A02EFAC">
             <wp:extent cx="5274310" cy="822325"/>
@@ -3215,21 +3513,24 @@
       </w:r>
     </w:p>
     <w:p>
-      <w:r>
-        <w:rPr>
-          <w:rFonts w:hint="eastAsia"/>
-        </w:rPr>
-        <w:t>由于本数据集只有300个样本，模型默认规定每个叶子中最少样本数(min_child_samples)为20，因此最多也就会有300/20=15个叶子结点，即</w:t>
-      </w:r>
-      <w:r>
-        <w:rPr>
-          <w:rFonts w:hint="eastAsia"/>
-        </w:rPr>
-        <w:lastRenderedPageBreak/>
-        <w:t>num_leaves&gt;15时，其根本不起作用，结果也就相同。</w:t>
-      </w:r>
-    </w:p>
-    <w:p>
+      <w:pPr>
+        <w:rPr>
+          <w:rFonts w:hint="eastAsia"/>
+        </w:rPr>
+      </w:pPr>
+      <w:r>
+        <w:rPr>
+          <w:rFonts w:hint="eastAsia"/>
+        </w:rPr>
+        <w:t>由于本数据集只有300个样本，模型默认规定每个叶子中最少样本数(min_child_samples)为20，因此最多也就会有300/20=15个叶子结点，即num_leaves&gt;15时，其根本不起作用，结果也就相同。</w:t>
+      </w:r>
+    </w:p>
+    <w:p>
+      <w:pPr>
+        <w:rPr>
+          <w:rFonts w:hint="eastAsia"/>
+        </w:rPr>
+      </w:pPr>
       <w:r>
         <w:rPr>
           <w:rFonts w:hint="eastAsia"/>
@@ -3238,6 +3539,11 @@
       </w:r>
     </w:p>
     <w:p>
+      <w:pPr>
+        <w:rPr>
+          <w:rFonts w:hint="eastAsia"/>
+        </w:rPr>
+      </w:pPr>
       <w:r>
         <w:rPr>
           <w:rFonts w:hint="eastAsia"/>
@@ -3252,6 +3558,9 @@
           <w:ilvl w:val="0"/>
           <w:numId w:val="8"/>
         </w:numPr>
+        <w:rPr>
+          <w:rFonts w:hint="eastAsia"/>
+        </w:rPr>
       </w:pPr>
       <w:r>
         <w:rPr>
@@ -3281,6 +3590,9 @@
           <w:ilvl w:val="0"/>
           <w:numId w:val="8"/>
         </w:numPr>
+        <w:rPr>
+          <w:rFonts w:hint="eastAsia"/>
+        </w:rPr>
       </w:pPr>
       <w:r>
         <w:rPr>
@@ -3296,6 +3608,9 @@
           <w:ilvl w:val="0"/>
           <w:numId w:val="8"/>
         </w:numPr>
+        <w:rPr>
+          <w:rFonts w:hint="eastAsia"/>
+        </w:rPr>
       </w:pPr>
       <w:r>
         <w:rPr>
@@ -3311,6 +3626,9 @@
           <w:ilvl w:val="0"/>
           <w:numId w:val="8"/>
         </w:numPr>
+        <w:rPr>
+          <w:rFonts w:hint="eastAsia"/>
+        </w:rPr>
       </w:pPr>
       <w:r>
         <w:rPr>
@@ -3326,15 +3644,769 @@
           <w:ilvl w:val="0"/>
           <w:numId w:val="8"/>
         </w:numPr>
-        <w:rPr>
-          <w:rFonts w:hint="eastAsia"/>
-        </w:rPr>
       </w:pPr>
       <w:r>
         <w:rPr>
           <w:rFonts w:hint="eastAsia"/>
         </w:rPr>
         <w:t>决策树和随机森林都不需要调参，而为了提高LightGBM性能一般需要不断修改参数。</w:t>
+      </w:r>
+    </w:p>
+    <w:p>
+      <w:pPr>
+        <w:rPr>
+          <w:b/>
+          <w:bCs/>
+          <w:sz w:val="28"/>
+          <w:szCs w:val="32"/>
+        </w:rPr>
+      </w:pPr>
+      <w:r>
+        <w:rPr>
+          <w:rFonts w:hint="eastAsia"/>
+          <w:b/>
+          <w:bCs/>
+          <w:sz w:val="28"/>
+          <w:szCs w:val="32"/>
+        </w:rPr>
+        <w:t>4.DNN</w:t>
+      </w:r>
+    </w:p>
+    <w:p>
+      <w:r>
+        <w:rPr>
+          <w:rFonts w:hint="eastAsia"/>
+        </w:rPr>
+        <w:t>DNN的原理：</w:t>
+      </w:r>
+      <w:r>
+        <w:rPr>
+          <w:rFonts w:hint="eastAsia"/>
+        </w:rPr>
+        <w:t>学习大量样本的输入与输出特征之间的关系，以拟合输入与输出之间的</w:t>
+      </w:r>
+      <w:r>
+        <w:rPr>
+          <w:rFonts w:hint="eastAsia"/>
+          <w:b/>
+          <w:bCs/>
+        </w:rPr>
+        <w:t>方程</w:t>
+      </w:r>
+      <w:r>
+        <w:rPr>
+          <w:rFonts w:hint="eastAsia"/>
+        </w:rPr>
+        <w:t>，学习完成后，只给它输入特征，便可以给出输出特征。步骤为：</w:t>
+      </w:r>
+      <w:r>
+        <w:rPr>
+          <w:rFonts w:hint="eastAsia"/>
+          <w:b/>
+          <w:bCs/>
+        </w:rPr>
+        <w:t>划分数据集，训练网络，测试网络，使用网络</w:t>
+      </w:r>
+    </w:p>
+    <w:p>
+      <w:pPr>
+        <w:pStyle w:val="a9"/>
+        <w:numPr>
+          <w:ilvl w:val="0"/>
+          <w:numId w:val="9"/>
+        </w:numPr>
+      </w:pPr>
+      <w:r>
+        <w:rPr>
+          <w:rFonts w:hint="eastAsia"/>
+        </w:rPr>
+        <w:t>划分数据集：数据集里每个样本必须包含输入与输出，将其划分为训练集和测试集</w:t>
+      </w:r>
+    </w:p>
+    <w:p>
+      <w:pPr>
+        <w:pStyle w:val="a9"/>
+        <w:ind w:left="360"/>
+      </w:pPr>
+      <w:r>
+        <w:lastRenderedPageBreak/>
+        <w:drawing>
+          <wp:inline distT="0" distB="0" distL="0" distR="0" wp14:anchorId="23C989BD" wp14:editId="72050B27">
+            <wp:extent cx="5274310" cy="3025775"/>
+            <wp:effectExtent l="0" t="0" r="2540" b="3175"/>
+            <wp:docPr id="808550384" name="图片 1"/>
+            <wp:cNvGraphicFramePr>
+              <a:graphicFrameLocks xmlns:a="http://schemas.openxmlformats.org/drawingml/2006/main" noChangeAspect="1"/>
+            </wp:cNvGraphicFramePr>
+            <a:graphic xmlns:a="http://schemas.openxmlformats.org/drawingml/2006/main">
+              <a:graphicData uri="http://schemas.openxmlformats.org/drawingml/2006/picture">
+                <pic:pic xmlns:pic="http://schemas.openxmlformats.org/drawingml/2006/picture">
+                  <pic:nvPicPr>
+                    <pic:cNvPr id="808550384" name=""/>
+                    <pic:cNvPicPr/>
+                  </pic:nvPicPr>
+                  <pic:blipFill>
+                    <a:blip r:embed="rId21"/>
+                    <a:stretch>
+                      <a:fillRect/>
+                    </a:stretch>
+                  </pic:blipFill>
+                  <pic:spPr>
+                    <a:xfrm>
+                      <a:off x="0" y="0"/>
+                      <a:ext cx="5274310" cy="3025775"/>
+                    </a:xfrm>
+                    <a:prstGeom prst="rect">
+                      <a:avLst/>
+                    </a:prstGeom>
+                  </pic:spPr>
+                </pic:pic>
+              </a:graphicData>
+            </a:graphic>
+          </wp:inline>
+        </w:drawing>
+      </w:r>
+    </w:p>
+    <w:p>
+      <w:pPr>
+        <w:pStyle w:val="a9"/>
+        <w:ind w:left="360"/>
+      </w:pPr>
+      <w:r>
+        <w:rPr>
+          <w:rFonts w:hint="eastAsia"/>
+        </w:rPr>
+        <w:t>由于输入输出特征均为三列，因此神经网络的输入层和输出层也必须都是三个神经元</w:t>
+      </w:r>
+      <w:r>
+        <w:rPr>
+          <w:rFonts w:hint="eastAsia"/>
+        </w:rPr>
+        <w:t>。输入层没有内部参数，只有隐藏层和输出层有内部参数</w:t>
+      </w:r>
+    </w:p>
+    <w:p>
+      <w:pPr>
+        <w:pStyle w:val="a9"/>
+        <w:ind w:left="360"/>
+      </w:pPr>
+      <w:r>
+        <w:drawing>
+          <wp:inline distT="0" distB="0" distL="0" distR="0" wp14:anchorId="5783B1A8" wp14:editId="2BA5748B">
+            <wp:extent cx="5274310" cy="3280410"/>
+            <wp:effectExtent l="0" t="0" r="2540" b="0"/>
+            <wp:docPr id="208416698" name="图片 1"/>
+            <wp:cNvGraphicFramePr>
+              <a:graphicFrameLocks xmlns:a="http://schemas.openxmlformats.org/drawingml/2006/main" noChangeAspect="1"/>
+            </wp:cNvGraphicFramePr>
+            <a:graphic xmlns:a="http://schemas.openxmlformats.org/drawingml/2006/main">
+              <a:graphicData uri="http://schemas.openxmlformats.org/drawingml/2006/picture">
+                <pic:pic xmlns:pic="http://schemas.openxmlformats.org/drawingml/2006/picture">
+                  <pic:nvPicPr>
+                    <pic:cNvPr id="208416698" name=""/>
+                    <pic:cNvPicPr/>
+                  </pic:nvPicPr>
+                  <pic:blipFill>
+                    <a:blip r:embed="rId22"/>
+                    <a:stretch>
+                      <a:fillRect/>
+                    </a:stretch>
+                  </pic:blipFill>
+                  <pic:spPr>
+                    <a:xfrm>
+                      <a:off x="0" y="0"/>
+                      <a:ext cx="5274310" cy="3280410"/>
+                    </a:xfrm>
+                    <a:prstGeom prst="rect">
+                      <a:avLst/>
+                    </a:prstGeom>
+                  </pic:spPr>
+                </pic:pic>
+              </a:graphicData>
+            </a:graphic>
+          </wp:inline>
+        </w:drawing>
+      </w:r>
+    </w:p>
+    <w:p>
+      <w:pPr>
+        <w:pStyle w:val="a9"/>
+        <w:ind w:left="360"/>
+        <w:rPr>
+          <w:rFonts w:hint="eastAsia"/>
+        </w:rPr>
+      </w:pPr>
+      <w:r>
+        <w:rPr>
+          <w:noProof/>
+        </w:rPr>
+        <w:lastRenderedPageBreak/>
+        <w:drawing>
+          <wp:inline distT="0" distB="0" distL="0" distR="0" wp14:anchorId="15A2AA48" wp14:editId="6D6DCB91">
+            <wp:extent cx="5274310" cy="3432810"/>
+            <wp:effectExtent l="0" t="0" r="2540" b="0"/>
+            <wp:docPr id="1854057323" name="图片 1"/>
+            <wp:cNvGraphicFramePr>
+              <a:graphicFrameLocks xmlns:a="http://schemas.openxmlformats.org/drawingml/2006/main" noChangeAspect="1"/>
+            </wp:cNvGraphicFramePr>
+            <a:graphic xmlns:a="http://schemas.openxmlformats.org/drawingml/2006/main">
+              <a:graphicData uri="http://schemas.openxmlformats.org/drawingml/2006/picture">
+                <pic:pic xmlns:pic="http://schemas.openxmlformats.org/drawingml/2006/picture">
+                  <pic:nvPicPr>
+                    <pic:cNvPr id="1854057323" name=""/>
+                    <pic:cNvPicPr/>
+                  </pic:nvPicPr>
+                  <pic:blipFill>
+                    <a:blip r:embed="rId23"/>
+                    <a:stretch>
+                      <a:fillRect/>
+                    </a:stretch>
+                  </pic:blipFill>
+                  <pic:spPr>
+                    <a:xfrm>
+                      <a:off x="0" y="0"/>
+                      <a:ext cx="5274310" cy="3432810"/>
+                    </a:xfrm>
+                    <a:prstGeom prst="rect">
+                      <a:avLst/>
+                    </a:prstGeom>
+                  </pic:spPr>
+                </pic:pic>
+              </a:graphicData>
+            </a:graphic>
+          </wp:inline>
+        </w:drawing>
+      </w:r>
+    </w:p>
+    <w:p>
+      <w:pPr>
+        <w:pStyle w:val="a9"/>
+        <w:numPr>
+          <w:ilvl w:val="0"/>
+          <w:numId w:val="9"/>
+        </w:numPr>
+      </w:pPr>
+      <w:r>
+        <w:rPr>
+          <w:rFonts w:hint="eastAsia"/>
+        </w:rPr>
+        <w:t>训练网络：</w:t>
+      </w:r>
+      <w:r>
+        <w:rPr>
+          <w:rFonts w:hint="eastAsia"/>
+        </w:rPr>
+        <w:t>经过很多次前向传播和后向传播的轮回，最终</w:t>
+      </w:r>
+      <w:r>
+        <w:rPr>
+          <w:rFonts w:hint="eastAsia"/>
+          <w:b/>
+          <w:bCs/>
+        </w:rPr>
+        <w:t>不断调整其内部参数</w:t>
+      </w:r>
+      <w:r>
+        <w:rPr>
+          <w:rFonts w:hint="eastAsia"/>
+        </w:rPr>
+        <w:t>(权重w和偏置b</w:t>
+      </w:r>
+      <w:r>
+        <w:rPr>
+          <w:rFonts w:hint="eastAsia"/>
+        </w:rPr>
+        <w:t>，隐藏层中每一个神经元的w和b均不同</w:t>
+      </w:r>
+      <w:r>
+        <w:rPr>
+          <w:rFonts w:hint="eastAsia"/>
+        </w:rPr>
+        <w:t>)，以拟合任意函数的过程(内部参数</w:t>
+      </w:r>
+      <w:r>
+        <w:rPr>
+          <w:rFonts w:hint="eastAsia"/>
+        </w:rPr>
+        <w:t>称</w:t>
+      </w:r>
+      <w:r>
+        <w:rPr>
+          <w:rFonts w:hint="eastAsia"/>
+        </w:rPr>
+        <w:t>为参数，</w:t>
+      </w:r>
+      <w:r>
+        <w:rPr>
+          <w:rFonts w:hint="eastAsia"/>
+          <w:b/>
+          <w:bCs/>
+        </w:rPr>
+        <w:t>外部参数</w:t>
+      </w:r>
+      <w:r>
+        <w:rPr>
+          <w:rFonts w:hint="eastAsia"/>
+          <w:b/>
+          <w:bCs/>
+        </w:rPr>
+        <w:t>称</w:t>
+      </w:r>
+      <w:r>
+        <w:rPr>
+          <w:rFonts w:hint="eastAsia"/>
+          <w:b/>
+          <w:bCs/>
+        </w:rPr>
+        <w:t>为超参数，如轮回次数，学习率</w:t>
+      </w:r>
+      <w:r>
+        <w:rPr>
+          <w:rFonts w:hint="eastAsia"/>
+        </w:rPr>
+        <w:t>等)。前向和后向传播一次时，一般采用小批量梯度下降(MBGD)，把样本划分为若干批，按批来更新参数，即batch_size为一批中的样本数。一次epoch即为一次前向后后向传播。</w:t>
+      </w:r>
+    </w:p>
+    <w:p>
+      <w:pPr>
+        <w:pStyle w:val="a9"/>
+        <w:ind w:left="360"/>
+      </w:pPr>
+      <w:r>
+        <w:drawing>
+          <wp:inline distT="0" distB="0" distL="0" distR="0" wp14:anchorId="74CA082F" wp14:editId="071E0C60">
+            <wp:extent cx="5274310" cy="1652270"/>
+            <wp:effectExtent l="0" t="0" r="2540" b="5080"/>
+            <wp:docPr id="473883486" name="图片 1"/>
+            <wp:cNvGraphicFramePr>
+              <a:graphicFrameLocks xmlns:a="http://schemas.openxmlformats.org/drawingml/2006/main" noChangeAspect="1"/>
+            </wp:cNvGraphicFramePr>
+            <a:graphic xmlns:a="http://schemas.openxmlformats.org/drawingml/2006/main">
+              <a:graphicData uri="http://schemas.openxmlformats.org/drawingml/2006/picture">
+                <pic:pic xmlns:pic="http://schemas.openxmlformats.org/drawingml/2006/picture">
+                  <pic:nvPicPr>
+                    <pic:cNvPr id="473883486" name=""/>
+                    <pic:cNvPicPr/>
+                  </pic:nvPicPr>
+                  <pic:blipFill>
+                    <a:blip r:embed="rId24"/>
+                    <a:stretch>
+                      <a:fillRect/>
+                    </a:stretch>
+                  </pic:blipFill>
+                  <pic:spPr>
+                    <a:xfrm>
+                      <a:off x="0" y="0"/>
+                      <a:ext cx="5274310" cy="1652270"/>
+                    </a:xfrm>
+                    <a:prstGeom prst="rect">
+                      <a:avLst/>
+                    </a:prstGeom>
+                  </pic:spPr>
+                </pic:pic>
+              </a:graphicData>
+            </a:graphic>
+          </wp:inline>
+        </w:drawing>
+      </w:r>
+    </w:p>
+    <w:p>
+      <w:pPr>
+        <w:pStyle w:val="a9"/>
+        <w:numPr>
+          <w:ilvl w:val="0"/>
+          <w:numId w:val="9"/>
+        </w:numPr>
+      </w:pPr>
+      <w:r>
+        <w:rPr>
+          <w:rFonts w:hint="eastAsia"/>
+        </w:rPr>
+        <w:t>测试网络：为防止过拟合，需拿出少量样本进行测试(过拟合：网络优化好的参数只对训练样本有效，换成其他样本效果很差)</w:t>
+      </w:r>
+    </w:p>
+    <w:p>
+      <w:pPr>
+        <w:pStyle w:val="a9"/>
+        <w:numPr>
+          <w:ilvl w:val="0"/>
+          <w:numId w:val="9"/>
+        </w:numPr>
+      </w:pPr>
+      <w:r>
+        <w:rPr>
+          <w:rFonts w:hint="eastAsia"/>
+        </w:rPr>
+        <w:t>使用网络。</w:t>
+      </w:r>
+    </w:p>
+    <w:p>
+      <w:r>
+        <w:rPr>
+          <w:rFonts w:hint="eastAsia"/>
+        </w:rPr>
+        <w:t>同一数据集同种划分下使用不同模型跑后的主要差别体现在</w:t>
+      </w:r>
+      <w:r>
+        <w:rPr>
+          <w:rFonts w:hint="eastAsia"/>
+          <w:b/>
+          <w:bCs/>
+        </w:rPr>
+        <w:t>对尖峰/负价的刻画</w:t>
+      </w:r>
+      <w:r>
+        <w:rPr>
+          <w:rFonts w:hint="eastAsia"/>
+        </w:rPr>
+        <w:t>，训练效率和可解释性</w:t>
+      </w:r>
+    </w:p>
+    <w:p>
+      <w:pPr>
+        <w:rPr>
+          <w:rFonts w:hint="eastAsia"/>
+        </w:rPr>
+      </w:pPr>
+      <w:r>
+        <w:rPr>
+          <w:noProof/>
+        </w:rPr>
+        <w:lastRenderedPageBreak/>
+        <w:drawing>
+          <wp:anchor distT="0" distB="0" distL="114300" distR="114300" simplePos="0" relativeHeight="251664384" behindDoc="0" locked="0" layoutInCell="1" allowOverlap="1" wp14:anchorId="6F9C2088" wp14:editId="0877496C">
+            <wp:simplePos x="0" y="0"/>
+            <wp:positionH relativeFrom="column">
+              <wp:posOffset>1394460</wp:posOffset>
+            </wp:positionH>
+            <wp:positionV relativeFrom="paragraph">
+              <wp:posOffset>-122555</wp:posOffset>
+            </wp:positionV>
+            <wp:extent cx="3131820" cy="1327150"/>
+            <wp:effectExtent l="0" t="0" r="0" b="6350"/>
+            <wp:wrapSquare wrapText="bothSides"/>
+            <wp:docPr id="1148106181" name="图片 1"/>
+            <wp:cNvGraphicFramePr>
+              <a:graphicFrameLocks xmlns:a="http://schemas.openxmlformats.org/drawingml/2006/main" noChangeAspect="1"/>
+            </wp:cNvGraphicFramePr>
+            <a:graphic xmlns:a="http://schemas.openxmlformats.org/drawingml/2006/main">
+              <a:graphicData uri="http://schemas.openxmlformats.org/drawingml/2006/picture">
+                <pic:pic xmlns:pic="http://schemas.openxmlformats.org/drawingml/2006/picture">
+                  <pic:nvPicPr>
+                    <pic:cNvPr id="1148106181" name=""/>
+                    <pic:cNvPicPr/>
+                  </pic:nvPicPr>
+                  <pic:blipFill>
+                    <a:blip r:embed="rId25">
+                      <a:extLst>
+                        <a:ext uri="{28A0092B-C50C-407E-A947-70E740481C1C}">
+                          <a14:useLocalDpi xmlns:a14="http://schemas.microsoft.com/office/drawing/2010/main" val="0"/>
+                        </a:ext>
+                      </a:extLst>
+                    </a:blip>
+                    <a:stretch>
+                      <a:fillRect/>
+                    </a:stretch>
+                  </pic:blipFill>
+                  <pic:spPr>
+                    <a:xfrm>
+                      <a:off x="0" y="0"/>
+                      <a:ext cx="3131820" cy="1327150"/>
+                    </a:xfrm>
+                    <a:prstGeom prst="rect">
+                      <a:avLst/>
+                    </a:prstGeom>
+                  </pic:spPr>
+                </pic:pic>
+              </a:graphicData>
+            </a:graphic>
+            <wp14:sizeRelH relativeFrom="margin">
+              <wp14:pctWidth>0</wp14:pctWidth>
+            </wp14:sizeRelH>
+            <wp14:sizeRelV relativeFrom="margin">
+              <wp14:pctHeight>0</wp14:pctHeight>
+            </wp14:sizeRelV>
+          </wp:anchor>
+        </w:drawing>
+      </w:r>
+      <w:r>
+        <w:rPr>
+          <w:rFonts w:hint="eastAsia"/>
+        </w:rPr>
+        <w:t>DNN:</w:t>
+      </w:r>
+    </w:p>
+    <w:p/>
+    <w:p/>
+    <w:p/>
+    <w:p>
+      <w:pPr>
+        <w:jc w:val="both"/>
+        <w:rPr>
+          <w:noProof/>
+        </w:rPr>
+      </w:pPr>
+      <w:r>
+        <w:rPr>
+          <w:rFonts w:hint="eastAsia"/>
+        </w:rPr>
+        <w:t>LightGBM:</w:t>
+      </w:r>
+      <w:r>
+        <w:rPr>
+          <w:noProof/>
+        </w:rPr>
+        <w:t xml:space="preserve"> </w:t>
+      </w:r>
+      <w:r>
+        <w:rPr>
+          <w:noProof/>
+        </w:rPr>
+        <w:drawing>
+          <wp:inline distT="0" distB="0" distL="0" distR="0" wp14:anchorId="3D14BC70" wp14:editId="3F7144B9">
+            <wp:extent cx="3704762" cy="1476190"/>
+            <wp:effectExtent l="0" t="0" r="0" b="0"/>
+            <wp:docPr id="201787120" name="图片 1"/>
+            <wp:cNvGraphicFramePr>
+              <a:graphicFrameLocks xmlns:a="http://schemas.openxmlformats.org/drawingml/2006/main" noChangeAspect="1"/>
+            </wp:cNvGraphicFramePr>
+            <a:graphic xmlns:a="http://schemas.openxmlformats.org/drawingml/2006/main">
+              <a:graphicData uri="http://schemas.openxmlformats.org/drawingml/2006/picture">
+                <pic:pic xmlns:pic="http://schemas.openxmlformats.org/drawingml/2006/picture">
+                  <pic:nvPicPr>
+                    <pic:cNvPr id="201787120" name=""/>
+                    <pic:cNvPicPr/>
+                  </pic:nvPicPr>
+                  <pic:blipFill>
+                    <a:blip r:embed="rId26"/>
+                    <a:stretch>
+                      <a:fillRect/>
+                    </a:stretch>
+                  </pic:blipFill>
+                  <pic:spPr>
+                    <a:xfrm>
+                      <a:off x="0" y="0"/>
+                      <a:ext cx="3704762" cy="1476190"/>
+                    </a:xfrm>
+                    <a:prstGeom prst="rect">
+                      <a:avLst/>
+                    </a:prstGeom>
+                  </pic:spPr>
+                </pic:pic>
+              </a:graphicData>
+            </a:graphic>
+          </wp:inline>
+        </w:drawing>
+      </w:r>
+    </w:p>
+    <w:p>
+      <w:pPr>
+        <w:jc w:val="both"/>
+        <w:rPr>
+          <w:noProof/>
+        </w:rPr>
+      </w:pPr>
+      <w:r>
+        <w:rPr>
+          <w:rFonts w:hint="eastAsia"/>
+          <w:noProof/>
+        </w:rPr>
+        <w:t>通过对比来看，二者平滑段和低价相差无几，但DNN对于负电价和尖峰的刻画更好，而整体的差别不大。</w:t>
+      </w:r>
+      <w:r>
+        <w:rPr>
+          <w:rFonts w:hint="eastAsia"/>
+          <w:noProof/>
+        </w:rPr>
+        <w:t>而且LightGBM的</w:t>
+      </w:r>
+      <w:r>
+        <w:rPr>
+          <w:rFonts w:hint="eastAsia"/>
+          <w:b/>
+          <w:bCs/>
+          <w:noProof/>
+        </w:rPr>
+        <w:t>训练效率更高</w:t>
+      </w:r>
+      <w:r>
+        <w:rPr>
+          <w:rFonts w:hint="eastAsia"/>
+          <w:noProof/>
+        </w:rPr>
+        <w:t>，得出结论更快</w:t>
+      </w:r>
+    </w:p>
+    <w:p>
+      <w:pPr>
+        <w:jc w:val="both"/>
+        <w:rPr>
+          <w:noProof/>
+        </w:rPr>
+      </w:pPr>
+      <w:r>
+        <w:rPr>
+          <w:rFonts w:hint="eastAsia"/>
+          <w:noProof/>
+        </w:rPr>
+        <w:t>激活函数：将线性方程转换为非线性方程，如果没有激活函数，再多的神经网络也等价于一个单次线性模型。</w:t>
+      </w:r>
+      <w:r>
+        <w:rPr>
+          <w:rFonts w:hint="eastAsia"/>
+          <w:b/>
+          <w:bCs/>
+          <w:noProof/>
+        </w:rPr>
+        <w:t>为什么</w:t>
+      </w:r>
+      <w:r>
+        <w:rPr>
+          <w:rFonts w:hint="eastAsia"/>
+          <w:b/>
+          <w:bCs/>
+          <w:noProof/>
+        </w:rPr>
+        <w:t>?</w:t>
+      </w:r>
+      <w:r>
+        <w:rPr>
+          <w:rFonts w:hint="eastAsia"/>
+          <w:noProof/>
+        </w:rPr>
+        <w:t>假如有</w:t>
+      </w:r>
+      <w:r>
+        <w:rPr>
+          <w:rFonts w:hint="eastAsia"/>
+          <w:noProof/>
+        </w:rPr>
+        <w:t>俩层网络，每层都是线性变换，y_1=w_1*x+b_1,</w:t>
+      </w:r>
+    </w:p>
+    <w:p>
+      <w:pPr>
+        <w:jc w:val="both"/>
+        <w:rPr>
+          <w:noProof/>
+        </w:rPr>
+      </w:pPr>
+      <w:r>
+        <w:rPr>
+          <w:rFonts w:hint="eastAsia"/>
+          <w:noProof/>
+        </w:rPr>
+        <w:t>y_2=w_2*x+b_2，则对于输出y=y_1+y_2=(w_1+w_2)*x+(b_1_b_2)</w:t>
+      </w:r>
+      <w:r>
+        <w:rPr>
+          <w:rFonts w:hint="eastAsia"/>
+          <w:noProof/>
+        </w:rPr>
+        <w:t>(y为</w:t>
+      </w:r>
+      <w:r>
+        <w:rPr>
+          <w:rFonts w:hint="eastAsia"/>
+          <w:b/>
+          <w:bCs/>
+          <w:noProof/>
+        </w:rPr>
+        <w:t>输出</w:t>
+      </w:r>
+      <w:r>
+        <w:rPr>
+          <w:rFonts w:hint="eastAsia"/>
+          <w:noProof/>
+        </w:rPr>
+        <w:t>,见下图)</w:t>
+      </w:r>
+      <w:r>
+        <w:rPr>
+          <w:rFonts w:hint="eastAsia"/>
+          <w:noProof/>
+        </w:rPr>
+        <w:t>，由于w，b都是常数，y又可以写为y=w*x+b，</w:t>
+      </w:r>
+      <w:r>
+        <w:rPr>
+          <w:rFonts w:hint="eastAsia"/>
+          <w:b/>
+          <w:bCs/>
+          <w:noProof/>
+        </w:rPr>
+        <w:t>变换后仍是线性方程</w:t>
+      </w:r>
+      <w:r>
+        <w:rPr>
+          <w:rFonts w:hint="eastAsia"/>
+          <w:noProof/>
+        </w:rPr>
+        <w:t>，只有将其变换为非线性方程，此时网络才有了</w:t>
+      </w:r>
+      <w:r>
+        <w:rPr>
+          <w:rFonts w:hint="eastAsia"/>
+          <w:b/>
+          <w:bCs/>
+          <w:noProof/>
+        </w:rPr>
+        <w:t>表达复杂函数的能力</w:t>
+      </w:r>
+      <w:r>
+        <w:rPr>
+          <w:rFonts w:hint="eastAsia"/>
+          <w:noProof/>
+        </w:rPr>
+        <w:t>。否则就和普通的线性回归没什么俩样了。</w:t>
+      </w:r>
+    </w:p>
+    <w:p>
+      <w:pPr>
+        <w:jc w:val="both"/>
+        <w:rPr>
+          <w:rFonts w:hint="eastAsia"/>
+        </w:rPr>
+      </w:pPr>
+      <w:r>
+        <w:rPr>
+          <w:noProof/>
+        </w:rPr>
+        <w:drawing>
+          <wp:inline distT="0" distB="0" distL="0" distR="0" wp14:anchorId="75EF5BEC" wp14:editId="0083D2CF">
+            <wp:extent cx="5274310" cy="2480945"/>
+            <wp:effectExtent l="0" t="0" r="2540" b="0"/>
+            <wp:docPr id="492608128" name="图片 1"/>
+            <wp:cNvGraphicFramePr>
+              <a:graphicFrameLocks xmlns:a="http://schemas.openxmlformats.org/drawingml/2006/main" noChangeAspect="1"/>
+            </wp:cNvGraphicFramePr>
+            <a:graphic xmlns:a="http://schemas.openxmlformats.org/drawingml/2006/main">
+              <a:graphicData uri="http://schemas.openxmlformats.org/drawingml/2006/picture">
+                <pic:pic xmlns:pic="http://schemas.openxmlformats.org/drawingml/2006/picture">
+                  <pic:nvPicPr>
+                    <pic:cNvPr id="492608128" name=""/>
+                    <pic:cNvPicPr/>
+                  </pic:nvPicPr>
+                  <pic:blipFill>
+                    <a:blip r:embed="rId27"/>
+                    <a:stretch>
+                      <a:fillRect/>
+                    </a:stretch>
+                  </pic:blipFill>
+                  <pic:spPr>
+                    <a:xfrm>
+                      <a:off x="0" y="0"/>
+                      <a:ext cx="5274310" cy="2480945"/>
+                    </a:xfrm>
+                    <a:prstGeom prst="rect">
+                      <a:avLst/>
+                    </a:prstGeom>
+                  </pic:spPr>
+                </pic:pic>
+              </a:graphicData>
+            </a:graphic>
+          </wp:inline>
+        </w:drawing>
       </w:r>
     </w:p>
     <w:sectPr>
@@ -4024,6 +5096,95 @@
     </w:lvl>
   </w:abstractNum>
   <w:abstractNum w:abstractNumId="7" w15:restartNumberingAfterBreak="0">
+    <w:nsid w:val="57EC4C05"/>
+    <w:multiLevelType w:val="hybridMultilevel"/>
+    <w:tmpl w:val="9078CD24"/>
+    <w:lvl w:ilvl="0" w:tplc="56B60BD6">
+      <w:start w:val="1"/>
+      <w:numFmt w:val="decimal"/>
+      <w:lvlText w:val="%1."/>
+      <w:lvlJc w:val="left"/>
+      <w:pPr>
+        <w:ind w:left="360" w:hanging="360"/>
+      </w:pPr>
+      <w:rPr>
+        <w:rFonts w:hint="default"/>
+      </w:rPr>
+    </w:lvl>
+    <w:lvl w:ilvl="1" w:tplc="04090019" w:tentative="1">
+      <w:start w:val="1"/>
+      <w:numFmt w:val="lowerLetter"/>
+      <w:lvlText w:val="%2)"/>
+      <w:lvlJc w:val="left"/>
+      <w:pPr>
+        <w:ind w:left="880" w:hanging="440"/>
+      </w:pPr>
+    </w:lvl>
+    <w:lvl w:ilvl="2" w:tplc="0409001B" w:tentative="1">
+      <w:start w:val="1"/>
+      <w:numFmt w:val="lowerRoman"/>
+      <w:lvlText w:val="%3."/>
+      <w:lvlJc w:val="right"/>
+      <w:pPr>
+        <w:ind w:left="1320" w:hanging="440"/>
+      </w:pPr>
+    </w:lvl>
+    <w:lvl w:ilvl="3" w:tplc="0409000F" w:tentative="1">
+      <w:start w:val="1"/>
+      <w:numFmt w:val="decimal"/>
+      <w:lvlText w:val="%4."/>
+      <w:lvlJc w:val="left"/>
+      <w:pPr>
+        <w:ind w:left="1760" w:hanging="440"/>
+      </w:pPr>
+    </w:lvl>
+    <w:lvl w:ilvl="4" w:tplc="04090019" w:tentative="1">
+      <w:start w:val="1"/>
+      <w:numFmt w:val="lowerLetter"/>
+      <w:lvlText w:val="%5)"/>
+      <w:lvlJc w:val="left"/>
+      <w:pPr>
+        <w:ind w:left="2200" w:hanging="440"/>
+      </w:pPr>
+    </w:lvl>
+    <w:lvl w:ilvl="5" w:tplc="0409001B" w:tentative="1">
+      <w:start w:val="1"/>
+      <w:numFmt w:val="lowerRoman"/>
+      <w:lvlText w:val="%6."/>
+      <w:lvlJc w:val="right"/>
+      <w:pPr>
+        <w:ind w:left="2640" w:hanging="440"/>
+      </w:pPr>
+    </w:lvl>
+    <w:lvl w:ilvl="6" w:tplc="0409000F" w:tentative="1">
+      <w:start w:val="1"/>
+      <w:numFmt w:val="decimal"/>
+      <w:lvlText w:val="%7."/>
+      <w:lvlJc w:val="left"/>
+      <w:pPr>
+        <w:ind w:left="3080" w:hanging="440"/>
+      </w:pPr>
+    </w:lvl>
+    <w:lvl w:ilvl="7" w:tplc="04090019" w:tentative="1">
+      <w:start w:val="1"/>
+      <w:numFmt w:val="lowerLetter"/>
+      <w:lvlText w:val="%8)"/>
+      <w:lvlJc w:val="left"/>
+      <w:pPr>
+        <w:ind w:left="3520" w:hanging="440"/>
+      </w:pPr>
+    </w:lvl>
+    <w:lvl w:ilvl="8" w:tplc="0409001B" w:tentative="1">
+      <w:start w:val="1"/>
+      <w:numFmt w:val="lowerRoman"/>
+      <w:lvlText w:val="%9."/>
+      <w:lvlJc w:val="right"/>
+      <w:pPr>
+        <w:ind w:left="3960" w:hanging="440"/>
+      </w:pPr>
+    </w:lvl>
+  </w:abstractNum>
+  <w:abstractNum w:abstractNumId="8" w15:restartNumberingAfterBreak="0">
     <w:nsid w:val="600D0BF5"/>
     <w:multiLevelType w:val="hybridMultilevel"/>
     <w:tmpl w:val="383A7AA4"/>
@@ -4113,7 +5274,7 @@
     </w:lvl>
   </w:abstractNum>
   <w:num w:numId="1" w16cid:durableId="106051840">
-    <w:abstractNumId w:val="7"/>
+    <w:abstractNumId w:val="8"/>
   </w:num>
   <w:num w:numId="2" w16cid:durableId="749279196">
     <w:abstractNumId w:val="1"/>
@@ -4135,6 +5296,9 @@
   </w:num>
   <w:num w:numId="8" w16cid:durableId="2028094159">
     <w:abstractNumId w:val="4"/>
+  </w:num>
+  <w:num w:numId="9" w16cid:durableId="828328458">
+    <w:abstractNumId w:val="7"/>
   </w:num>
 </w:numbering>
 </file>
@@ -4746,6 +5910,7 @@
   <w:style w:type="character" w:default="1" w:styleId="a0">
     <w:name w:val="Default Paragraph Font"/>
     <w:uiPriority w:val="1"/>
+    <w:semiHidden/>
     <w:unhideWhenUsed/>
   </w:style>
   <w:style w:type="table" w:default="1" w:styleId="a1">

--- a/Learning notes.docx
+++ b/Learning notes.docx
@@ -59,12 +59,14 @@
         </w:rPr>
         <w:t>是一种监督式学习，即数据集+标记，常用来用作分类和回归</w:t>
       </w:r>
+      <w:proofErr w:type="gramStart"/>
       <w:r>
         <w:rPr>
           <w:rFonts w:hint="eastAsia"/>
         </w:rPr>
         <w:t>(回归的目标是找到不同系数下最好的代价函数)</w:t>
       </w:r>
+      <w:proofErr w:type="gramEnd"/>
       <w:r>
         <w:rPr>
           <w:rFonts w:hint="eastAsia"/>
@@ -114,14 +116,34 @@
         </w:rPr>
         <w:t>线性回归</w:t>
       </w:r>
-      <w:r>
-        <w:rPr>
-          <w:rFonts w:hint="eastAsia"/>
-          <w:b/>
-          <w:bCs/>
-        </w:rPr>
-        <w:t>(f=wx+b)</w:t>
-      </w:r>
+      <w:proofErr w:type="gramStart"/>
+      <w:r>
+        <w:rPr>
+          <w:rFonts w:hint="eastAsia"/>
+          <w:b/>
+          <w:bCs/>
+        </w:rPr>
+        <w:t>(f=</w:t>
+      </w:r>
+      <w:proofErr w:type="spellStart"/>
+      <w:r>
+        <w:rPr>
+          <w:rFonts w:hint="eastAsia"/>
+          <w:b/>
+          <w:bCs/>
+        </w:rPr>
+        <w:t>wx+b</w:t>
+      </w:r>
+      <w:proofErr w:type="spellEnd"/>
+      <w:r>
+        <w:rPr>
+          <w:rFonts w:hint="eastAsia"/>
+          <w:b/>
+          <w:bCs/>
+        </w:rPr>
+        <w:t>)</w:t>
+      </w:r>
+      <w:proofErr w:type="gramEnd"/>
       <w:r>
         <w:rPr>
           <w:rFonts w:hint="eastAsia"/>
@@ -167,13 +189,27 @@
         <w:rPr>
           <w:rFonts w:hint="eastAsia"/>
         </w:rPr>
-        <w:t>函数：将告诉我们模型的性能，便于后续改进(模型其实就是一个函数，里面的变量称为参数，可以不断修改参数以便优化模型性能)</w:t>
-      </w:r>
-      <w:r>
-        <w:rPr>
-          <w:rFonts w:hint="eastAsia"/>
-        </w:rPr>
-        <w:t>，即计算预测值</w:t>
+        <w:t>函数：将告诉我们模型的性能，便于后续改进(模型其实就是一个函数，里面的变量称为参数，可以不断修改参数以便优化模型</w:t>
+      </w:r>
+      <w:proofErr w:type="gramStart"/>
+      <w:r>
+        <w:rPr>
+          <w:rFonts w:hint="eastAsia"/>
+        </w:rPr>
+        <w:t>性能)</w:t>
+      </w:r>
+      <w:r>
+        <w:rPr>
+          <w:rFonts w:hint="eastAsia"/>
+        </w:rPr>
+        <w:t>，</w:t>
+      </w:r>
+      <w:proofErr w:type="gramEnd"/>
+      <w:r>
+        <w:rPr>
+          <w:rFonts w:hint="eastAsia"/>
+        </w:rPr>
+        <w:t>即计算预测值</w:t>
       </w:r>
     </w:p>
     <w:p>
@@ -188,12 +224,14 @@
         </w:rPr>
         <w:t>2.</w:t>
       </w:r>
+      <w:proofErr w:type="gramStart"/>
       <w:r>
         <w:rPr>
           <w:rFonts w:hint="eastAsia"/>
         </w:rPr>
         <w:t>(均方误差)</w:t>
       </w:r>
+      <w:proofErr w:type="gramEnd"/>
       <w:r>
         <w:rPr>
           <w:rFonts w:hint="eastAsia"/>
@@ -279,12 +317,14 @@
         </w:rPr>
         <w:t>系数1/2是为了后续求导</w:t>
       </w:r>
+      <w:proofErr w:type="gramStart"/>
       <w:r>
         <w:rPr>
           <w:rFonts w:hint="eastAsia"/>
         </w:rPr>
         <w:t>(梯度下降的应用)</w:t>
       </w:r>
+      <w:proofErr w:type="gramEnd"/>
       <w:r>
         <w:rPr>
           <w:rFonts w:hint="eastAsia"/>
@@ -344,7 +384,21 @@
         <w:rPr>
           <w:rFonts w:hint="eastAsia"/>
         </w:rPr>
-        <w:t>自动求出参数(关键要实现同步更新</w:t>
+        <w:t>自动求出参数</w:t>
+      </w:r>
+      <w:proofErr w:type="gramStart"/>
+      <w:r>
+        <w:rPr>
+          <w:rFonts w:hint="eastAsia"/>
+        </w:rPr>
+        <w:t>(关键</w:t>
+      </w:r>
+      <w:proofErr w:type="gramEnd"/>
+      <w:r>
+        <w:rPr>
+          <w:rFonts w:hint="eastAsia"/>
+        </w:rPr>
+        <w:t>要实现同步更新</w:t>
       </w:r>
       <w:r>
         <w:rPr>
@@ -356,7 +410,21 @@
         <w:rPr>
           <w:rFonts w:hint="eastAsia"/>
         </w:rPr>
-        <w:t>梯度描述的是当前位置代价函数下降最快的方向，为了保证是同一个点的梯度。</w:t>
+        <w:t>梯度描述的是</w:t>
+      </w:r>
+      <w:r>
+        <w:rPr>
+          <w:rFonts w:hint="eastAsia"/>
+          <w:b/>
+          <w:bCs/>
+        </w:rPr>
+        <w:t>当前位置代价函数下降最快的方向</w:t>
+      </w:r>
+      <w:r>
+        <w:rPr>
+          <w:rFonts w:hint="eastAsia"/>
+        </w:rPr>
+        <w:t>，为了保证是同一个点的梯度。</w:t>
       </w:r>
       <w:r>
         <w:rPr>
@@ -374,8 +442,36 @@
         <w:rPr>
           <w:rFonts w:hint="eastAsia"/>
         </w:rPr>
+        <w:t>：即如果其中一个参数先完成了更新，此时</w:t>
+      </w:r>
+      <w:r>
+        <w:rPr>
+          <w:rFonts w:hint="eastAsia"/>
+          <w:b/>
+          <w:bCs/>
+        </w:rPr>
+        <w:t>方向发生了变化</w:t>
+      </w:r>
+      <w:r>
+        <w:rPr>
+          <w:rFonts w:hint="eastAsia"/>
+        </w:rPr>
+        <w:t>，现在的方向未必是梯度最大的方向</w:t>
+      </w:r>
+      <w:proofErr w:type="gramStart"/>
+      <w:r>
+        <w:rPr>
+          <w:rFonts w:hint="eastAsia"/>
+        </w:rPr>
+        <w:t>。</w:t>
+      </w:r>
+      <w:r>
+        <w:rPr>
+          <w:rFonts w:hint="eastAsia"/>
+        </w:rPr>
         <w:t>)</w:t>
       </w:r>
+      <w:proofErr w:type="gramEnd"/>
     </w:p>
     <w:p>
       <w:pPr>
@@ -422,7 +518,7 @@
           <w:noProof/>
         </w:rPr>
         <w:drawing>
-          <wp:anchor distT="0" distB="0" distL="114300" distR="114300" simplePos="0" relativeHeight="251659264" behindDoc="0" locked="0" layoutInCell="1" allowOverlap="1" wp14:anchorId="48FBBFB3" wp14:editId="2E930E47">
+          <wp:anchor distT="0" distB="0" distL="114300" distR="114300" simplePos="0" relativeHeight="251659264" behindDoc="0" locked="0" layoutInCell="1" allowOverlap="1" wp14:anchorId="48FBBFB3" wp14:editId="706D413C">
             <wp:simplePos x="0" y="0"/>
             <wp:positionH relativeFrom="column">
               <wp:posOffset>0</wp:posOffset>
@@ -492,7 +588,43 @@
           <w:b/>
           <w:bCs/>
         </w:rPr>
-        <w:t>（个人理解的梯度下降法：想象一个三维坐标系中有一张崎岖不平的曲面，曲面上有一点，从该点出发走到曲面上的最低点或者局部最低点，走之前先观察从哪个方向(不同的方向就是不同的参数取值)走是最快的，反映到曲面上就是最陡的，也就是这一点导数是最大的，确定好方向后便走一步，这个步的大小就通过学习率α(步长)控制，以此类推，直到到达最低点或者局部最低点。）</w:t>
+        <w:t>（个人理解的梯度下降法：想象一个三维坐标系中有一张崎岖不平的曲面，曲面上有一点，从该点出发走到曲面上的最低点或者局部最低点，走之前先观察从哪个方向</w:t>
+      </w:r>
+      <w:proofErr w:type="gramStart"/>
+      <w:r>
+        <w:rPr>
+          <w:rFonts w:hint="eastAsia"/>
+          <w:b/>
+          <w:bCs/>
+        </w:rPr>
+        <w:t>(不同的方向就是不同的参数取值)</w:t>
+      </w:r>
+      <w:proofErr w:type="gramEnd"/>
+      <w:r>
+        <w:rPr>
+          <w:rFonts w:hint="eastAsia"/>
+          <w:b/>
+          <w:bCs/>
+        </w:rPr>
+        <w:t>走是最快的，反映到曲面上就是最陡的，也就是这一点导数是最大的，确定好方向后便走一步，这个步的大小就通过学习率α</w:t>
+      </w:r>
+      <w:proofErr w:type="gramStart"/>
+      <w:r>
+        <w:rPr>
+          <w:rFonts w:hint="eastAsia"/>
+          <w:b/>
+          <w:bCs/>
+        </w:rPr>
+        <w:t>(步长)</w:t>
+      </w:r>
+      <w:proofErr w:type="gramEnd"/>
+      <w:r>
+        <w:rPr>
+          <w:rFonts w:hint="eastAsia"/>
+          <w:b/>
+          <w:bCs/>
+        </w:rPr>
+        <w:t>控制，以此类推，直到到达最低点或者局部最低点。）</w:t>
       </w:r>
     </w:p>
     <w:p>
@@ -523,11 +655,9 @@
           <w:i/>
           <w:iCs/>
         </w:rPr>
-        <w:t>：如果α很小时，下降很慢，也许会经过非常多次下降，降低效率，增加运算成本。如果α很大时，可能导致越过最低点，在最低点附近摇摆，甚至永远无法到达最低点。但如果已经到达最低点，此时梯度下降会做什么？答案是此时导数为0，参数不再更新</w:t>
-      </w:r>
-    </w:p>
-    <w:p>
-      <w:pPr>
+        <w:t>：如果α很小时，下降很慢，也许会经过非常多次下降，降低效率，增加运算成本。如果α很大时，可能导致越过最低点，在最低点附近摇摆，甚至永远无法到达最低点</w:t>
+      </w:r>
+      <w:r>
         <w:rPr>
           <w:rFonts w:hint="eastAsia"/>
           <w:b/>
@@ -535,6 +665,28 @@
           <w:i/>
           <w:iCs/>
         </w:rPr>
+        <w:t>，即发散</w:t>
+      </w:r>
+      <w:r>
+        <w:rPr>
+          <w:rFonts w:hint="eastAsia"/>
+          <w:b/>
+          <w:bCs/>
+          <w:i/>
+          <w:iCs/>
+        </w:rPr>
+        <w:t>。但如果已经到达最低点，此时梯度下降会做什么？答案是此时导数为0，参数不再更新</w:t>
+      </w:r>
+    </w:p>
+    <w:p>
+      <w:pPr>
+        <w:rPr>
+          <w:rFonts w:hint="eastAsia"/>
+          <w:b/>
+          <w:bCs/>
+          <w:i/>
+          <w:iCs/>
+        </w:rPr>
       </w:pPr>
     </w:p>
     <w:p>
@@ -604,7 +756,35 @@
         <w:rPr>
           <w:rFonts w:hint="eastAsia"/>
         </w:rPr>
-        <w:t>。可以通过学习曲线观察什么时候曲线趋于平稳或者已经平稳来确定梯度下降是否已经收敛。</w:t>
+        <w:t>。可以通过学习曲线观察什么时候曲线</w:t>
+      </w:r>
+      <w:r>
+        <w:rPr>
+          <w:rFonts w:hint="eastAsia"/>
+          <w:b/>
+          <w:bCs/>
+        </w:rPr>
+        <w:t>趋于平稳或者已经平稳</w:t>
+      </w:r>
+      <w:r>
+        <w:rPr>
+          <w:rFonts w:hint="eastAsia"/>
+        </w:rPr>
+        <w:t>来确定梯度下降是否已经</w:t>
+      </w:r>
+      <w:r>
+        <w:rPr>
+          <w:rFonts w:hint="eastAsia"/>
+          <w:b/>
+          <w:bCs/>
+        </w:rPr>
+        <w:t>收敛</w:t>
+      </w:r>
+      <w:r>
+        <w:rPr>
+          <w:rFonts w:hint="eastAsia"/>
+        </w:rPr>
+        <w:t>。</w:t>
       </w:r>
     </w:p>
     <w:p>
@@ -773,8 +953,16 @@
         <w:rPr>
           <w:rFonts w:hint="eastAsia"/>
         </w:rPr>
-        <w:t>：如后续学的随机森林.</w:t>
-      </w:r>
+        <w:t>：如后续学的随机</w:t>
+      </w:r>
+      <w:proofErr w:type="gramStart"/>
+      <w:r>
+        <w:rPr>
+          <w:rFonts w:hint="eastAsia"/>
+        </w:rPr>
+        <w:t>森林.</w:t>
+      </w:r>
+      <w:proofErr w:type="gramEnd"/>
     </w:p>
     <w:p>
       <w:pPr>
@@ -929,7 +1117,34 @@
           <w:b/>
           <w:bCs/>
         </w:rPr>
-        <w:t>是分类与回归树，是一种决策树算法，既可以做分类(使用基尼指数)，也可以做回归(使用</w:t>
+        <w:t>是分类与回归树，是一种决策树算法，既可以做分类</w:t>
+      </w:r>
+      <w:proofErr w:type="gramStart"/>
+      <w:r>
+        <w:rPr>
+          <w:rFonts w:hint="eastAsia"/>
+          <w:b/>
+          <w:bCs/>
+        </w:rPr>
+        <w:t>(使用基尼指数)</w:t>
+      </w:r>
+      <w:proofErr w:type="gramEnd"/>
+      <w:r>
+        <w:rPr>
+          <w:rFonts w:hint="eastAsia"/>
+          <w:b/>
+          <w:bCs/>
+        </w:rPr>
+        <w:t>，也可以做回归</w:t>
+      </w:r>
+      <w:proofErr w:type="gramStart"/>
+      <w:r>
+        <w:rPr>
+          <w:rFonts w:hint="eastAsia"/>
+          <w:b/>
+          <w:bCs/>
+        </w:rPr>
+        <w:t>(使用</w:t>
       </w:r>
       <w:r>
         <w:rPr>
@@ -947,6 +1162,7 @@
         </w:rPr>
         <w:t>)</w:t>
       </w:r>
+      <w:proofErr w:type="gramEnd"/>
       <w:r>
         <w:rPr>
           <w:rFonts w:hint="eastAsia"/>
@@ -1042,7 +1258,43 @@
           <w:b/>
           <w:bCs/>
         </w:rPr>
-        <w:t>若使用熵函数，对于二分类，如果初始输入俩个种类事物数量相同，则初始熵为H(0.5)=1，然后分别计算不同选择的特征下H(0.5)-各子节点熵的加权平均和，比较结果，选择数值最大的。</w:t>
+        <w:t>若使用熵函数，对于二分类，如果初始输入俩个种类事物数量相同，则初始熵为H</w:t>
+      </w:r>
+      <w:proofErr w:type="gramStart"/>
+      <w:r>
+        <w:rPr>
+          <w:rFonts w:hint="eastAsia"/>
+          <w:b/>
+          <w:bCs/>
+        </w:rPr>
+        <w:t>(0.5)</w:t>
+      </w:r>
+      <w:proofErr w:type="gramEnd"/>
+      <w:r>
+        <w:rPr>
+          <w:rFonts w:hint="eastAsia"/>
+          <w:b/>
+          <w:bCs/>
+        </w:rPr>
+        <w:t>=1，然后分别计算不同选择的特征下H</w:t>
+      </w:r>
+      <w:proofErr w:type="gramStart"/>
+      <w:r>
+        <w:rPr>
+          <w:rFonts w:hint="eastAsia"/>
+          <w:b/>
+          <w:bCs/>
+        </w:rPr>
+        <w:t>(0.5)</w:t>
+      </w:r>
+      <w:proofErr w:type="gramEnd"/>
+      <w:r>
+        <w:rPr>
+          <w:rFonts w:hint="eastAsia"/>
+          <w:b/>
+          <w:bCs/>
+        </w:rPr>
+        <w:t>-各子节点熵的加权平均和，比较结果，选择数值最大的。</w:t>
       </w:r>
     </w:p>
     <w:p>
@@ -1109,6 +1361,7 @@
           <w:szCs w:val="16"/>
         </w:rPr>
       </w:pPr>
+      <w:proofErr w:type="gramStart"/>
       <w:r>
         <w:rPr>
           <w:rFonts w:hint="eastAsia"/>
@@ -1117,8 +1370,31 @@
           <w:sz w:val="15"/>
           <w:szCs w:val="16"/>
         </w:rPr>
-        <w:t>(初始猫和狗各占一半，则熵为1)</w:t>
-      </w:r>
+        <w:t>(初始</w:t>
+      </w:r>
+      <w:proofErr w:type="gramEnd"/>
+      <w:r>
+        <w:rPr>
+          <w:rFonts w:hint="eastAsia"/>
+          <w:b/>
+          <w:bCs/>
+          <w:sz w:val="15"/>
+          <w:szCs w:val="16"/>
+        </w:rPr>
+        <w:t>猫和狗各占一半，则熵为</w:t>
+      </w:r>
+      <w:proofErr w:type="gramStart"/>
+      <w:r>
+        <w:rPr>
+          <w:rFonts w:hint="eastAsia"/>
+          <w:b/>
+          <w:bCs/>
+          <w:sz w:val="15"/>
+          <w:szCs w:val="16"/>
+        </w:rPr>
+        <w:t>1)</w:t>
+      </w:r>
+      <w:proofErr w:type="gramEnd"/>
     </w:p>
     <w:p>
       <w:pPr>
@@ -1209,8 +1485,30 @@
         <w:rPr>
           <w:rFonts w:hint="eastAsia"/>
         </w:rPr>
-        <w:t>，从而显著提升模型的准确性和稳定性。(相当于我有一个特别复杂的问题，我请多个不同背景的专家帮我解答，最后我来汇总)</w:t>
-      </w:r>
+        <w:t>，从而显著提升模型的准确性和稳定性。</w:t>
+      </w:r>
+      <w:proofErr w:type="gramStart"/>
+      <w:r>
+        <w:rPr>
+          <w:rFonts w:hint="eastAsia"/>
+        </w:rPr>
+        <w:t>(相当</w:t>
+      </w:r>
+      <w:proofErr w:type="gramEnd"/>
+      <w:r>
+        <w:rPr>
+          <w:rFonts w:hint="eastAsia"/>
+        </w:rPr>
+        <w:t>于我有一个特别复杂的问题，我请多个不同背景的专家帮我解答，最后我来</w:t>
+      </w:r>
+      <w:proofErr w:type="gramStart"/>
+      <w:r>
+        <w:rPr>
+          <w:rFonts w:hint="eastAsia"/>
+        </w:rPr>
+        <w:t>汇总)</w:t>
+      </w:r>
+      <w:proofErr w:type="gramEnd"/>
     </w:p>
     <w:p>
       <w:pPr>
@@ -1318,25 +1616,49 @@
         </w:rPr>
         <w:t>抽取一部分特征</w:t>
       </w:r>
-      <w:r>
-        <w:rPr>
-          <w:rFonts w:hint="eastAsia"/>
-        </w:rPr>
-        <w:t>(通常取根号k，或者以2为底k的对数，</w:t>
-      </w:r>
-      <w:r>
-        <w:rPr>
-          <w:rFonts w:hint="eastAsia"/>
-          <w:b/>
-          <w:bCs/>
-        </w:rPr>
-        <w:t>k为总特征数</w:t>
-      </w:r>
-      <w:r>
-        <w:rPr>
-          <w:rFonts w:hint="eastAsia"/>
-        </w:rPr>
-        <w:t>)，再从中</w:t>
+      <w:proofErr w:type="gramStart"/>
+      <w:r>
+        <w:rPr>
+          <w:rFonts w:hint="eastAsia"/>
+        </w:rPr>
+        <w:t>(通常</w:t>
+      </w:r>
+      <w:proofErr w:type="gramEnd"/>
+      <w:r>
+        <w:rPr>
+          <w:rFonts w:hint="eastAsia"/>
+        </w:rPr>
+        <w:t>取根号k，或者以2为底k的对数，</w:t>
+      </w:r>
+      <w:r>
+        <w:rPr>
+          <w:rFonts w:hint="eastAsia"/>
+          <w:b/>
+          <w:bCs/>
+        </w:rPr>
+        <w:t>k为总特征</w:t>
+      </w:r>
+      <w:proofErr w:type="gramStart"/>
+      <w:r>
+        <w:rPr>
+          <w:rFonts w:hint="eastAsia"/>
+          <w:b/>
+          <w:bCs/>
+        </w:rPr>
+        <w:t>数</w:t>
+      </w:r>
+      <w:r>
+        <w:rPr>
+          <w:rFonts w:hint="eastAsia"/>
+        </w:rPr>
+        <w:t>)，</w:t>
+      </w:r>
+      <w:proofErr w:type="gramEnd"/>
+      <w:r>
+        <w:rPr>
+          <w:rFonts w:hint="eastAsia"/>
+        </w:rPr>
+        <w:t>再从中</w:t>
       </w:r>
       <w:r>
         <w:rPr>
@@ -1453,6 +1775,7 @@
         </w:rPr>
         <w:t>(或者基尼不纯度</w:t>
       </w:r>
+      <w:proofErr w:type="spellStart"/>
       <w:r>
         <w:rPr>
           <w:rFonts w:hint="eastAsia"/>
@@ -1461,14 +1784,25 @@
         </w:rPr>
         <w:t>gini</w:t>
       </w:r>
-      <w:r>
-        <w:rPr>
-          <w:rFonts w:hint="eastAsia"/>
-          <w:b/>
-          <w:bCs/>
-        </w:rPr>
-        <w:t>，计算更简单)，</w:t>
-      </w:r>
+      <w:proofErr w:type="spellEnd"/>
+      <w:r>
+        <w:rPr>
+          <w:rFonts w:hint="eastAsia"/>
+          <w:b/>
+          <w:bCs/>
+        </w:rPr>
+        <w:t>，计算更</w:t>
+      </w:r>
+      <w:proofErr w:type="gramStart"/>
+      <w:r>
+        <w:rPr>
+          <w:rFonts w:hint="eastAsia"/>
+          <w:b/>
+          <w:bCs/>
+        </w:rPr>
+        <w:t>简单)，</w:t>
+      </w:r>
+      <w:proofErr w:type="gramEnd"/>
       <w:r>
         <w:rPr>
           <w:rFonts w:hint="eastAsia"/>
@@ -1551,7 +1885,61 @@
           <w:b/>
           <w:bCs/>
         </w:rPr>
-        <w:t>是选择能让熵函数(熵的减少称为信息增益)或者基尼不纯度下降最多的特征:即根据某个特征分类后子节点的不纯度(熵值)加权平均后最小。</w:t>
+        <w:t>是选择能让熵函数</w:t>
+      </w:r>
+      <w:proofErr w:type="gramStart"/>
+      <w:r>
+        <w:rPr>
+          <w:rFonts w:hint="eastAsia"/>
+          <w:b/>
+          <w:bCs/>
+        </w:rPr>
+        <w:t>(熵的减少称为信息增益)</w:t>
+      </w:r>
+      <w:proofErr w:type="gramEnd"/>
+      <w:r>
+        <w:rPr>
+          <w:rFonts w:hint="eastAsia"/>
+          <w:b/>
+          <w:bCs/>
+        </w:rPr>
+        <w:t>或者基尼不纯度下降最多的</w:t>
+      </w:r>
+      <w:proofErr w:type="gramStart"/>
+      <w:r>
+        <w:rPr>
+          <w:rFonts w:hint="eastAsia"/>
+          <w:b/>
+          <w:bCs/>
+        </w:rPr>
+        <w:t>特征:</w:t>
+      </w:r>
+      <w:proofErr w:type="gramEnd"/>
+      <w:r>
+        <w:rPr>
+          <w:rFonts w:hint="eastAsia"/>
+          <w:b/>
+          <w:bCs/>
+        </w:rPr>
+        <w:t>即根据某个特征分类后子节点的不纯度</w:t>
+      </w:r>
+      <w:proofErr w:type="gramStart"/>
+      <w:r>
+        <w:rPr>
+          <w:rFonts w:hint="eastAsia"/>
+          <w:b/>
+          <w:bCs/>
+        </w:rPr>
+        <w:t>(熵值)</w:t>
+      </w:r>
+      <w:proofErr w:type="gramEnd"/>
+      <w:r>
+        <w:rPr>
+          <w:rFonts w:hint="eastAsia"/>
+          <w:b/>
+          <w:bCs/>
+        </w:rPr>
+        <w:t>加权平均后最小。</w:t>
       </w:r>
     </w:p>
     <w:p>
@@ -1569,8 +1957,18 @@
           <w:b/>
           <w:bCs/>
         </w:rPr>
-        <w:t>建模三步法:</w:t>
-      </w:r>
+        <w:t>建模三</w:t>
+      </w:r>
+      <w:proofErr w:type="gramStart"/>
+      <w:r>
+        <w:rPr>
+          <w:rFonts w:hint="eastAsia"/>
+          <w:b/>
+          <w:bCs/>
+        </w:rPr>
+        <w:t>步法:</w:t>
+      </w:r>
+      <w:proofErr w:type="gramEnd"/>
     </w:p>
     <w:p>
       <w:pPr>
@@ -1634,6 +2032,7 @@
         </w:rPr>
         <w:t>组合：将这些决策树进行组合，得到最终结果</w:t>
       </w:r>
+      <w:proofErr w:type="gramStart"/>
       <w:r>
         <w:rPr>
           <w:rFonts w:hint="eastAsia"/>
@@ -1654,6 +2053,7 @@
         </w:rPr>
         <w:t>决策出最终的输出类别)</w:t>
       </w:r>
+      <w:proofErr w:type="gramEnd"/>
     </w:p>
     <w:p>
       <w:pPr>
@@ -1770,7 +2170,49 @@
           <w:i/>
           <w:iCs/>
         </w:rPr>
-        <w:t>并且通过读取本地和自带的数据集成功跑通并绘制出来相应图像，得到预测的各种数据，MSE，准确度，召回率(该分类中真实样本有多少被成功预测出来的占比)。学会了如何实现算法，创建模型，导入数据集，训练数据集以及进行预测的方法，学会了如何根据绘制出来的图像判断预测值的高低</w:t>
+        <w:t>并且通过读取本地和自带的数据集成功跑通并绘制出来相应图像，得到预测的各种数据，MSE，准确度，召回率</w:t>
+      </w:r>
+      <w:proofErr w:type="gramStart"/>
+      <w:r>
+        <w:rPr>
+          <w:rFonts w:hint="eastAsia"/>
+          <w:b/>
+          <w:bCs/>
+          <w:i/>
+          <w:iCs/>
+        </w:rPr>
+        <w:t>(该分类中真实样本有多少被成功预测出来的占比)</w:t>
+      </w:r>
+      <w:proofErr w:type="gramEnd"/>
+      <w:r>
+        <w:rPr>
+          <w:rFonts w:hint="eastAsia"/>
+          <w:b/>
+          <w:bCs/>
+          <w:i/>
+          <w:iCs/>
+        </w:rPr>
+        <w:t>。学会了如何实现算法，创建模型，导入数据集，训练数据集以及进行</w:t>
+      </w:r>
+      <w:r>
+        <w:rPr>
+          <w:rFonts w:hint="eastAsia"/>
+          <w:b/>
+          <w:bCs/>
+          <w:i/>
+          <w:iCs/>
+        </w:rPr>
+        <w:t>训练和</w:t>
+      </w:r>
+      <w:r>
+        <w:rPr>
+          <w:rFonts w:hint="eastAsia"/>
+          <w:b/>
+          <w:bCs/>
+          <w:i/>
+          <w:iCs/>
+        </w:rPr>
+        <w:t>预测的方法，学会了如何根据绘制出来的图像判断预测值的高低</w:t>
       </w:r>
     </w:p>
     <w:p>
@@ -1956,7 +2398,25 @@
           <w:sz w:val="20"/>
           <w:szCs w:val="21"/>
         </w:rPr>
-        <w:t>图1 使用普通决策树分类预测结果</w:t>
+        <w:t>图</w:t>
+      </w:r>
+      <w:proofErr w:type="gramStart"/>
+      <w:r>
+        <w:rPr>
+          <w:rFonts w:hint="eastAsia"/>
+          <w:sz w:val="20"/>
+          <w:szCs w:val="21"/>
+        </w:rPr>
+        <w:t>1 使用</w:t>
+      </w:r>
+      <w:proofErr w:type="gramEnd"/>
+      <w:r>
+        <w:rPr>
+          <w:rFonts w:hint="eastAsia"/>
+          <w:sz w:val="20"/>
+          <w:szCs w:val="21"/>
+        </w:rPr>
+        <w:t>普通决策树分类预测结果</w:t>
       </w:r>
     </w:p>
     <w:p>
@@ -2038,14 +2498,25 @@
           </wp:anchor>
         </w:drawing>
       </w:r>
-      <w:r>
-        <w:rPr>
-          <w:rFonts w:hint="eastAsia"/>
-          <w:sz w:val="20"/>
-          <w:szCs w:val="21"/>
-        </w:rPr>
-        <w:t>2 使用随机森林分类算法预测结果</w:t>
-      </w:r>
+      <w:proofErr w:type="gramStart"/>
+      <w:r>
+        <w:rPr>
+          <w:rFonts w:hint="eastAsia"/>
+          <w:sz w:val="20"/>
+          <w:szCs w:val="21"/>
+        </w:rPr>
+        <w:t>2 使用</w:t>
+      </w:r>
+      <w:proofErr w:type="gramEnd"/>
+      <w:r>
+        <w:rPr>
+          <w:rFonts w:hint="eastAsia"/>
+          <w:sz w:val="20"/>
+          <w:szCs w:val="21"/>
+        </w:rPr>
+        <w:t>随机森林分类算法预测结果</w:t>
+      </w:r>
+      <w:proofErr w:type="gramStart"/>
       <w:r>
         <w:rPr>
           <w:rFonts w:hint="eastAsia"/>
@@ -2054,6 +2525,7 @@
         </w:rPr>
         <w:t>(64颗决策树)</w:t>
       </w:r>
+      <w:proofErr w:type="gramEnd"/>
     </w:p>
     <w:p>
       <w:pPr>
@@ -2076,6 +2548,8 @@
       <w:pPr>
         <w:rPr>
           <w:rFonts w:hint="eastAsia"/>
+          <w:b/>
+          <w:bCs/>
         </w:rPr>
       </w:pPr>
       <w:r>
@@ -2088,7 +2562,15 @@
         <w:rPr>
           <w:rFonts w:hint="eastAsia"/>
         </w:rPr>
-        <w:t>，采用了与其一样的库自带的糖尿病数据集</w:t>
+        <w:t>，采用了与其一样的库自带的</w:t>
+      </w:r>
+      <w:r>
+        <w:rPr>
+          <w:rFonts w:hint="eastAsia"/>
+          <w:b/>
+          <w:bCs/>
+        </w:rPr>
+        <w:t>糖尿病数据集</w:t>
       </w:r>
     </w:p>
     <w:p>
@@ -2118,7 +2600,38 @@
         <w:t>显著</w:t>
       </w:r>
       <w:r>
-        <w:t>优于单棵决策树（0.449 vs 0.271，配对t检验 p = 0.0245）；同时线性回归以 0.478 取得最好成绩，说明这份数据更接近线性关系，树模型在</w:t>
+        <w:t>优于单棵决策树（0.449 vs 0.271，配对t检验 p = 0.0245）；同时线性回归</w:t>
+      </w:r>
+      <w:proofErr w:type="gramStart"/>
+      <w:r>
+        <w:t xml:space="preserve">以 0.478 </w:t>
+      </w:r>
+      <w:proofErr w:type="gramEnd"/>
+      <w:r>
+        <w:t>取得最好成绩，说明这份数据更接近线性关系</w:t>
+      </w:r>
+      <w:r>
+        <w:rPr>
+          <w:rFonts w:hint="eastAsia"/>
+        </w:rPr>
+        <w:t>，性能：线性</w:t>
+      </w:r>
+      <w:proofErr w:type="gramStart"/>
+      <w:r>
+        <w:rPr>
+          <w:rFonts w:hint="eastAsia"/>
+        </w:rPr>
+        <w:t>回归&gt;</w:t>
+      </w:r>
+      <w:proofErr w:type="gramEnd"/>
+      <w:r>
+        <w:rPr>
+          <w:rFonts w:hint="eastAsia"/>
+        </w:rPr>
+        <w:t>单颗决策树&gt;随机森林。</w:t>
+      </w:r>
+      <w:r>
+        <w:t>树模型在</w:t>
       </w:r>
       <w:r>
         <w:rPr>
@@ -2205,6 +2718,7 @@
           </wp:anchor>
         </w:drawing>
       </w:r>
+      <w:proofErr w:type="gramStart"/>
       <w:r>
         <w:rPr>
           <w:rFonts w:hint="eastAsia"/>
@@ -2219,7 +2733,16 @@
           <w:sz w:val="20"/>
           <w:szCs w:val="21"/>
         </w:rPr>
-        <w:t>单次差距不大</w:t>
+        <w:t>单次</w:t>
+      </w:r>
+      <w:proofErr w:type="gramEnd"/>
+      <w:r>
+        <w:rPr>
+          <w:rFonts w:hint="eastAsia"/>
+          <w:sz w:val="20"/>
+          <w:szCs w:val="21"/>
+        </w:rPr>
+        <w:t>差距不大</w:t>
       </w:r>
     </w:p>
     <w:p>
@@ -2295,13 +2818,23 @@
           </wp:anchor>
         </w:drawing>
       </w:r>
-      <w:r>
-        <w:rPr>
-          <w:rFonts w:hint="eastAsia"/>
-          <w:sz w:val="20"/>
-          <w:szCs w:val="21"/>
-        </w:rPr>
-        <w:t>4 二者残差分布</w:t>
+      <w:proofErr w:type="gramStart"/>
+      <w:r>
+        <w:rPr>
+          <w:rFonts w:hint="eastAsia"/>
+          <w:sz w:val="20"/>
+          <w:szCs w:val="21"/>
+        </w:rPr>
+        <w:t>4 二者</w:t>
+      </w:r>
+      <w:proofErr w:type="gramEnd"/>
+      <w:r>
+        <w:rPr>
+          <w:rFonts w:hint="eastAsia"/>
+          <w:sz w:val="20"/>
+          <w:szCs w:val="21"/>
+        </w:rPr>
+        <w:t>残差分布</w:t>
       </w:r>
     </w:p>
     <w:p>
@@ -2380,12 +2913,28 @@
           <w:rFonts w:hint="eastAsia"/>
         </w:rPr>
       </w:pPr>
-      <w:r>
-        <w:rPr>
-          <w:rFonts w:hint="eastAsia"/>
-        </w:rPr>
-        <w:t>(残差就是样本的预测误差：真实值-预测值)</w:t>
-      </w:r>
+      <w:proofErr w:type="gramStart"/>
+      <w:r>
+        <w:rPr>
+          <w:rFonts w:hint="eastAsia"/>
+        </w:rPr>
+        <w:t>(残</w:t>
+      </w:r>
+      <w:proofErr w:type="gramEnd"/>
+      <w:r>
+        <w:rPr>
+          <w:rFonts w:hint="eastAsia"/>
+        </w:rPr>
+        <w:t>差就是样本的预测误差：真实值-预测</w:t>
+      </w:r>
+      <w:proofErr w:type="gramStart"/>
+      <w:r>
+        <w:rPr>
+          <w:rFonts w:hint="eastAsia"/>
+        </w:rPr>
+        <w:t>值)</w:t>
+      </w:r>
+      <w:proofErr w:type="gramEnd"/>
     </w:p>
     <w:p>
       <w:pPr>
@@ -2422,6 +2971,14 @@
       <w:r>
         <w:rPr>
           <w:rFonts w:hint="eastAsia"/>
+          <w:b/>
+          <w:bCs/>
+        </w:rPr>
+        <w:t>按模型复杂度来看应该是随机森林性能更好啊？</w:t>
+      </w:r>
+      <w:r>
+        <w:rPr>
+          <w:rFonts w:hint="eastAsia"/>
         </w:rPr>
         <w:t>因为对于一个样本集，单次</w:t>
       </w:r>
@@ -2439,11 +2996,19 @@
         </w:rPr>
         <w:t>，一个模型可能运气好，划分到了比较好预测的数据集，另一个运气不好，分到了不好预测的数据集，因此单次划分无法直接比较。</w:t>
       </w:r>
-      <w:r>
-        <w:rPr>
-          <w:rFonts w:hint="eastAsia"/>
-        </w:rPr>
-        <w:t>(一次比较也可以，但限于</w:t>
+      <w:proofErr w:type="gramStart"/>
+      <w:r>
+        <w:rPr>
+          <w:rFonts w:hint="eastAsia"/>
+        </w:rPr>
+        <w:t>(一次</w:t>
+      </w:r>
+      <w:proofErr w:type="gramEnd"/>
+      <w:r>
+        <w:rPr>
+          <w:rFonts w:hint="eastAsia"/>
+        </w:rPr>
+        <w:t>比较也可以，但限于</w:t>
       </w:r>
       <w:r>
         <w:rPr>
@@ -2457,8 +3022,16 @@
         <w:rPr>
           <w:rFonts w:hint="eastAsia"/>
         </w:rPr>
-        <w:t>的时候)</w:t>
-      </w:r>
+        <w:t>的</w:t>
+      </w:r>
+      <w:proofErr w:type="gramStart"/>
+      <w:r>
+        <w:rPr>
+          <w:rFonts w:hint="eastAsia"/>
+        </w:rPr>
+        <w:t>时候)</w:t>
+      </w:r>
+      <w:proofErr w:type="gramEnd"/>
     </w:p>
     <w:p>
       <w:pPr>
@@ -2477,7 +3050,48 @@
           <w:b/>
           <w:bCs/>
         </w:rPr>
-        <w:t>为什么必须用 predict_proba</w:t>
+        <w:t xml:space="preserve">为什么必须用 </w:t>
+      </w:r>
+      <w:proofErr w:type="spellStart"/>
+      <w:r>
+        <w:rPr>
+          <w:b/>
+          <w:bCs/>
+        </w:rPr>
+        <w:t>predict_proba</w:t>
+      </w:r>
+      <w:proofErr w:type="spellEnd"/>
+      <w:r>
+        <w:rPr>
+          <w:rFonts w:hint="eastAsia"/>
+          <w:b/>
+          <w:bCs/>
+        </w:rPr>
+        <w:t>(</w:t>
+      </w:r>
+      <w:proofErr w:type="gramStart"/>
+      <w:r>
+        <w:rPr>
+          <w:rFonts w:hint="eastAsia"/>
+          <w:b/>
+          <w:bCs/>
+        </w:rPr>
+        <w:t>)</w:t>
+      </w:r>
+      <w:r>
+        <w:rPr>
+          <w:b/>
+          <w:bCs/>
+        </w:rPr>
+        <w:t xml:space="preserve"> 而</w:t>
+      </w:r>
+      <w:proofErr w:type="gramEnd"/>
+      <w:r>
+        <w:rPr>
+          <w:b/>
+          <w:bCs/>
+        </w:rPr>
+        <w:t>不是 predict</w:t>
       </w:r>
       <w:r>
         <w:rPr>
@@ -2487,37 +3101,50 @@
         </w:rPr>
         <w:t>()</w:t>
       </w:r>
-      <w:r>
-        <w:rPr>
-          <w:b/>
-          <w:bCs/>
-        </w:rPr>
-        <w:t xml:space="preserve"> 而不是 predict</w:t>
-      </w:r>
-      <w:r>
-        <w:rPr>
-          <w:rFonts w:hint="eastAsia"/>
-          <w:b/>
-          <w:bCs/>
-        </w:rPr>
-        <w:t>()</w:t>
-      </w:r>
-    </w:p>
-    <w:p>
-      <w:pPr>
-        <w:rPr>
-          <w:rFonts w:hint="eastAsia"/>
-        </w:rPr>
-      </w:pPr>
-      <w:r>
-        <w:rPr>
-          <w:b/>
-          <w:bCs/>
-        </w:rPr>
-        <w:t>predict()</w:t>
-      </w:r>
-      <w:r>
-        <w:t xml:space="preserve"> 已经把概率压成了 0/1 标签，等于只给你 ROC 曲线上的</w:t>
+    </w:p>
+    <w:p>
+      <w:pPr>
+        <w:rPr>
+          <w:rFonts w:hint="eastAsia"/>
+        </w:rPr>
+      </w:pPr>
+      <w:r>
+        <w:rPr>
+          <w:b/>
+          <w:bCs/>
+        </w:rPr>
+        <w:t>predict(</w:t>
+      </w:r>
+      <w:proofErr w:type="gramStart"/>
+      <w:r>
+        <w:rPr>
+          <w:b/>
+          <w:bCs/>
+        </w:rPr>
+        <w:t>)</w:t>
+      </w:r>
+      <w:r>
+        <w:t xml:space="preserve"> 已经</w:t>
+      </w:r>
+      <w:proofErr w:type="gramEnd"/>
+      <w:r>
+        <w:t>把概率压成</w:t>
+      </w:r>
+      <w:proofErr w:type="gramStart"/>
+      <w:r>
+        <w:t>了 0</w:t>
+      </w:r>
+      <w:proofErr w:type="gramEnd"/>
+      <w:r>
+        <w:t>/</w:t>
+      </w:r>
+      <w:proofErr w:type="gramStart"/>
+      <w:r>
+        <w:t>1 标签</w:t>
+      </w:r>
+      <w:proofErr w:type="gramEnd"/>
+      <w:r>
+        <w:t>，等于只给你 ROC 曲线上的</w:t>
       </w:r>
       <w:r>
         <w:rPr>
@@ -2539,15 +3166,36 @@
         </w:rPr>
         <w:t>而</w:t>
       </w:r>
-      <w:r>
-        <w:rPr>
-          <w:b/>
-          <w:bCs/>
-        </w:rPr>
-        <w:t>predict_proba()</w:t>
-      </w:r>
-      <w:r>
-        <w:t xml:space="preserve"> 返回的是</w:t>
+      <w:proofErr w:type="spellStart"/>
+      <w:r>
+        <w:rPr>
+          <w:b/>
+          <w:bCs/>
+        </w:rPr>
+        <w:t>predict_proba</w:t>
+      </w:r>
+      <w:proofErr w:type="spellEnd"/>
+      <w:r>
+        <w:rPr>
+          <w:b/>
+          <w:bCs/>
+        </w:rPr>
+        <w:t>(</w:t>
+      </w:r>
+      <w:proofErr w:type="gramStart"/>
+      <w:r>
+        <w:rPr>
+          <w:b/>
+          <w:bCs/>
+        </w:rPr>
+        <w:t>)</w:t>
+      </w:r>
+      <w:r>
+        <w:t xml:space="preserve"> 返回</w:t>
+      </w:r>
+      <w:proofErr w:type="gramEnd"/>
+      <w:r>
+        <w:t>的是</w:t>
       </w:r>
       <w:r>
         <w:rPr>
@@ -2566,7 +3214,44 @@
         <w:t>。</w:t>
       </w:r>
       <w:r>
-        <w:t>这就是之前那行 roc_auc_score(y_test, dtree.predict(X_test)) 报错的原因</w:t>
+        <w:t xml:space="preserve">这就是之前那行 </w:t>
+      </w:r>
+      <w:proofErr w:type="spellStart"/>
+      <w:r>
+        <w:t>roc_auc_score</w:t>
+      </w:r>
+      <w:proofErr w:type="spellEnd"/>
+      <w:r>
+        <w:t>(</w:t>
+      </w:r>
+      <w:proofErr w:type="spellStart"/>
+      <w:r>
+        <w:t>y_test</w:t>
+      </w:r>
+      <w:proofErr w:type="spellEnd"/>
+      <w:r>
+        <w:t xml:space="preserve">, </w:t>
+      </w:r>
+      <w:proofErr w:type="spellStart"/>
+      <w:r>
+        <w:t>dtree.predict</w:t>
+      </w:r>
+      <w:proofErr w:type="spellEnd"/>
+      <w:proofErr w:type="gramStart"/>
+      <w:r>
+        <w:t>(</w:t>
+      </w:r>
+      <w:proofErr w:type="spellStart"/>
+      <w:r>
+        <w:t>X_test</w:t>
+      </w:r>
+      <w:proofErr w:type="spellEnd"/>
+      <w:r>
+        <w:t>)) 报</w:t>
+      </w:r>
+      <w:proofErr w:type="gramEnd"/>
+      <w:r>
+        <w:t>错的原因</w:t>
       </w:r>
       <w:r>
         <w:rPr>
@@ -2575,17 +3260,37 @@
         <w:t>：</w:t>
       </w:r>
       <w:r>
-        <w:t>AUC 需要的是"可以连续</w:t>
-      </w:r>
-      <w:r>
-        <w:rPr>
-          <w:b/>
-          <w:bCs/>
-        </w:rPr>
-        <w:t>滑动阈值</w:t>
-      </w:r>
-      <w:r>
-        <w:t>"的分数。</w:t>
+        <w:t>AUC 需要的是</w:t>
+      </w:r>
+      <w:proofErr w:type="gramStart"/>
+      <w:r>
+        <w:t>"可以</w:t>
+      </w:r>
+      <w:proofErr w:type="gramEnd"/>
+      <w:r>
+        <w:t>连续</w:t>
+      </w:r>
+      <w:r>
+        <w:rPr>
+          <w:b/>
+          <w:bCs/>
+        </w:rPr>
+        <w:t>滑动阈</w:t>
+      </w:r>
+      <w:proofErr w:type="gramStart"/>
+      <w:r>
+        <w:rPr>
+          <w:b/>
+          <w:bCs/>
+        </w:rPr>
+        <w:t>值</w:t>
+      </w:r>
+      <w:r>
+        <w:t>"</w:t>
+      </w:r>
+      <w:proofErr w:type="gramEnd"/>
+      <w:r>
+        <w:t>的分数。</w:t>
       </w:r>
       <w:r>
         <w:rPr>
@@ -2597,11 +3302,6 @@
       </w:r>
     </w:p>
     <w:p>
-      <w:pPr>
-        <w:rPr>
-          <w:rFonts w:hint="eastAsia"/>
-        </w:rPr>
-      </w:pPr>
       <w:r>
         <w:rPr>
           <w:rFonts w:hint="eastAsia"/>
@@ -2611,7 +3311,160 @@
         <w:t>AUC:</w:t>
       </w:r>
       <w:r>
-        <w:t xml:space="preserve"> AUC 是"随机抽一个正样本和一个负样本，模型给正样本的概率比负样本高的概率"，0.5 等于瞎猜，1 等于完美，越接近 1 越好。</w:t>
+        <w:t xml:space="preserve"> AUC 是</w:t>
+      </w:r>
+      <w:proofErr w:type="gramStart"/>
+      <w:r>
+        <w:t>"随机</w:t>
+      </w:r>
+      <w:proofErr w:type="gramEnd"/>
+      <w:r>
+        <w:t>抽一个正样本和一个负样本，模型给正样本的概率比负样本高的</w:t>
+      </w:r>
+      <w:proofErr w:type="gramStart"/>
+      <w:r>
+        <w:t>概率"，0.5 等于</w:t>
+      </w:r>
+      <w:proofErr w:type="gramEnd"/>
+      <w:r>
+        <w:t>瞎猜，</w:t>
+      </w:r>
+      <w:proofErr w:type="gramStart"/>
+      <w:r>
+        <w:t>1 等于</w:t>
+      </w:r>
+      <w:proofErr w:type="gramEnd"/>
+      <w:r>
+        <w:t>完美，越</w:t>
+      </w:r>
+      <w:proofErr w:type="gramStart"/>
+      <w:r>
+        <w:t xml:space="preserve">接近 1 </w:t>
+      </w:r>
+      <w:proofErr w:type="gramEnd"/>
+      <w:r>
+        <w:t>越好。</w:t>
+      </w:r>
+    </w:p>
+    <w:p>
+      <w:pPr>
+        <w:rPr>
+          <w:rFonts w:hint="eastAsia"/>
+        </w:rPr>
+      </w:pPr>
+      <w:r>
+        <w:rPr>
+          <w:rFonts w:hint="eastAsia"/>
+        </w:rPr>
+        <w:t>随机森林最后的投票阶段：</w:t>
+      </w:r>
+    </w:p>
+    <w:p>
+      <w:pPr>
+        <w:rPr>
+          <w:rFonts w:hint="eastAsia"/>
+        </w:rPr>
+      </w:pPr>
+      <w:r>
+        <w:rPr>
+          <w:rFonts w:hint="eastAsia"/>
+        </w:rPr>
+        <w:t>1.分类任务：</w:t>
+      </w:r>
+    </w:p>
+    <w:p>
+      <w:pPr>
+        <w:rPr>
+          <w:rFonts w:hint="eastAsia"/>
+        </w:rPr>
+      </w:pPr>
+      <w:r>
+        <w:rPr>
+          <w:rFonts w:hint="eastAsia"/>
+        </w:rPr>
+        <w:t>a.</w:t>
+      </w:r>
+      <w:r>
+        <w:rPr>
+          <w:rFonts w:hint="eastAsia"/>
+          <w:b/>
+          <w:bCs/>
+        </w:rPr>
+        <w:t>硬分类</w:t>
+      </w:r>
+      <w:r>
+        <w:rPr>
+          <w:rFonts w:hint="eastAsia"/>
+        </w:rPr>
+        <w:t>：就是看所以树最后的输出A,B如果A多则投A，B多则投B</w:t>
+      </w:r>
+    </w:p>
+    <w:p>
+      <w:pPr>
+        <w:rPr>
+          <w:rFonts w:hint="eastAsia"/>
+        </w:rPr>
+      </w:pPr>
+      <w:r>
+        <w:rPr>
+          <w:rFonts w:hint="eastAsia"/>
+        </w:rPr>
+        <w:t>b.</w:t>
+      </w:r>
+      <w:r>
+        <w:rPr>
+          <w:rFonts w:hint="eastAsia"/>
+          <w:b/>
+          <w:bCs/>
+        </w:rPr>
+        <w:t>软分类</w:t>
+      </w:r>
+      <w:r>
+        <w:rPr>
+          <w:rFonts w:hint="eastAsia"/>
+        </w:rPr>
+        <w:t>：每棵树输出类别概率，对这些</w:t>
+      </w:r>
+      <w:r>
+        <w:rPr>
+          <w:rFonts w:hint="eastAsia"/>
+          <w:b/>
+          <w:bCs/>
+        </w:rPr>
+        <w:t>概率取平均</w:t>
+      </w:r>
+      <w:r>
+        <w:rPr>
+          <w:rFonts w:hint="eastAsia"/>
+        </w:rPr>
+        <w:t>。如A概率平均为0.7，B平均概率为0.3，则投票去A</w:t>
+      </w:r>
+    </w:p>
+    <w:p>
+      <w:pPr>
+        <w:rPr>
+          <w:rFonts w:hint="eastAsia"/>
+        </w:rPr>
+      </w:pPr>
+      <w:r>
+        <w:rPr>
+          <w:rFonts w:hint="eastAsia"/>
+        </w:rPr>
+        <w:t>2.回归任务：每棵树输出连续值，对所以</w:t>
+      </w:r>
+      <w:r>
+        <w:rPr>
+          <w:rFonts w:hint="eastAsia"/>
+          <w:b/>
+          <w:bCs/>
+        </w:rPr>
+        <w:t>连续值取算术平均</w:t>
+      </w:r>
+      <w:r>
+        <w:rPr>
+          <w:rFonts w:hint="eastAsia"/>
+        </w:rPr>
+        <w:t>即可。</w:t>
       </w:r>
     </w:p>
     <w:p>
@@ -2661,18 +3514,28 @@
         </w:rPr>
         <w:t>大规模数据</w:t>
       </w:r>
+      <w:proofErr w:type="gramStart"/>
       <w:r>
         <w:rPr>
           <w:rFonts w:hint="eastAsia"/>
         </w:rPr>
         <w:t>(大规模数据时可以优先使用)</w:t>
       </w:r>
-      <w:r>
-        <w:rPr>
-          <w:rFonts w:hint="eastAsia"/>
-        </w:rPr>
-        <w:t>，更快的训练效率，更高的准确率(相比XGBOOST)</w:t>
-      </w:r>
+      <w:proofErr w:type="gramEnd"/>
+      <w:r>
+        <w:rPr>
+          <w:rFonts w:hint="eastAsia"/>
+        </w:rPr>
+        <w:t>，更快的训练效率，更高的准确率</w:t>
+      </w:r>
+      <w:proofErr w:type="gramStart"/>
+      <w:r>
+        <w:rPr>
+          <w:rFonts w:hint="eastAsia"/>
+        </w:rPr>
+        <w:t>(相比XGBOOST)</w:t>
+      </w:r>
+      <w:proofErr w:type="gramEnd"/>
     </w:p>
     <w:p>
       <w:pPr>
@@ -2735,11 +3598,19 @@
           <w:rFonts w:hint="eastAsia"/>
         </w:rPr>
       </w:pPr>
-      <w:r>
-        <w:rPr>
-          <w:rFonts w:hint="eastAsia"/>
-        </w:rPr>
-        <w:t>LigthGBM为什么</w:t>
+      <w:proofErr w:type="spellStart"/>
+      <w:r>
+        <w:rPr>
+          <w:rFonts w:hint="eastAsia"/>
+        </w:rPr>
+        <w:t>LigthGBM</w:t>
+      </w:r>
+      <w:proofErr w:type="spellEnd"/>
+      <w:r>
+        <w:rPr>
+          <w:rFonts w:hint="eastAsia"/>
+        </w:rPr>
+        <w:t>为什么</w:t>
       </w:r>
       <w:r>
         <w:rPr>
@@ -2763,6 +3634,9 @@
           <w:ilvl w:val="0"/>
           <w:numId w:val="7"/>
         </w:numPr>
+        <w:rPr>
+          <w:rFonts w:hint="eastAsia"/>
+        </w:rPr>
       </w:pPr>
       <w:r>
         <w:rPr>
@@ -2782,7 +3656,21 @@
         <w:rPr>
           <w:rFonts w:hint="eastAsia"/>
         </w:rPr>
-        <w:t>：传统GBDT将每个特征的每个取值都作为候选切分点，需对数据排序，而LightGBM先把</w:t>
+        <w:t>：传统GBDT将每个特征的每个取值都作为候选切分点，需对数据排序，而</w:t>
+      </w:r>
+      <w:proofErr w:type="spellStart"/>
+      <w:r>
+        <w:rPr>
+          <w:rFonts w:hint="eastAsia"/>
+        </w:rPr>
+        <w:t>LightGBM</w:t>
+      </w:r>
+      <w:proofErr w:type="spellEnd"/>
+      <w:r>
+        <w:rPr>
+          <w:rFonts w:hint="eastAsia"/>
+        </w:rPr>
+        <w:t>先把</w:t>
       </w:r>
       <w:r>
         <w:rPr>
@@ -2833,8 +3721,42 @@
           <w:i/>
           <w:iCs/>
         </w:rPr>
-        <w:t>问题：虽然将样本分为多个桶，每次遍历这些桶即可，但遍历时候仍需要遍历桶内的元素，这样不还是需要遍历全体元素吗?和传统算法有什么区别?</w:t>
-      </w:r>
+        <w:t>问题：虽然将样本分为多个桶，每次遍历这些桶即可，但遍历时候仍需要遍历桶内的元素，这样不还是需要遍历全体元素</w:t>
+      </w:r>
+      <w:proofErr w:type="gramStart"/>
+      <w:r>
+        <w:rPr>
+          <w:rFonts w:hint="eastAsia"/>
+          <w:b/>
+          <w:bCs/>
+          <w:i/>
+          <w:iCs/>
+        </w:rPr>
+        <w:t>吗?</w:t>
+      </w:r>
+      <w:proofErr w:type="gramEnd"/>
+      <w:r>
+        <w:rPr>
+          <w:rFonts w:hint="eastAsia"/>
+          <w:b/>
+          <w:bCs/>
+          <w:i/>
+          <w:iCs/>
+        </w:rPr>
+        <w:t>和传统算法有什么</w:t>
+      </w:r>
+      <w:proofErr w:type="gramStart"/>
+      <w:r>
+        <w:rPr>
+          <w:rFonts w:hint="eastAsia"/>
+          <w:b/>
+          <w:bCs/>
+          <w:i/>
+          <w:iCs/>
+        </w:rPr>
+        <w:t>区别?</w:t>
+      </w:r>
+      <w:proofErr w:type="gramEnd"/>
       <w:r>
         <w:rPr>
           <w:rFonts w:hint="eastAsia"/>
@@ -2876,6 +3798,7 @@
         </w:rPr>
         <w:t>统计量</w:t>
       </w:r>
+      <w:proofErr w:type="gramStart"/>
       <w:r>
         <w:rPr>
           <w:rFonts w:hint="eastAsia"/>
@@ -2887,6 +3810,7 @@
         </w:rPr>
         <w:t>(样本数和梯度之和)</w:t>
       </w:r>
+      <w:proofErr w:type="gramEnd"/>
       <w:r>
         <w:rPr>
           <w:rFonts w:hint="eastAsia"/>
@@ -2908,6 +3832,7 @@
         </w:rPr>
         <w:t>，分裂时根本不需要知道具体是哪些样本</w:t>
       </w:r>
+      <w:proofErr w:type="gramStart"/>
       <w:r>
         <w:rPr>
           <w:rFonts w:hint="eastAsia"/>
@@ -2916,8 +3841,9 @@
           <w:i/>
           <w:iCs/>
         </w:rPr>
-        <w:t>(普通分裂是对每一个特征进行分裂试试效果，效果不好就换特征)</w:t>
-      </w:r>
+        <w:t>(普通</w:t>
+      </w:r>
+      <w:proofErr w:type="gramEnd"/>
       <w:r>
         <w:rPr>
           <w:rFonts w:hint="eastAsia"/>
@@ -2926,8 +3852,30 @@
           <w:i/>
           <w:iCs/>
         </w:rPr>
+        <w:t>分裂是对每一个特征进行分裂试试效果，效果不好就换</w:t>
+      </w:r>
+      <w:proofErr w:type="gramStart"/>
+      <w:r>
+        <w:rPr>
+          <w:rFonts w:hint="eastAsia"/>
+          <w:b/>
+          <w:bCs/>
+          <w:i/>
+          <w:iCs/>
+        </w:rPr>
+        <w:t>特征)</w:t>
+      </w:r>
+      <w:r>
+        <w:rPr>
+          <w:rFonts w:hint="eastAsia"/>
+          <w:b/>
+          <w:bCs/>
+          <w:i/>
+          <w:iCs/>
+        </w:rPr>
         <w:t>，</w:t>
       </w:r>
+      <w:proofErr w:type="gramEnd"/>
       <w:r>
         <w:rPr>
           <w:rFonts w:hint="eastAsia"/>
@@ -3027,6 +3975,7 @@
         </w:rPr>
         <w:t>分裂收益最大的那个叶子</w:t>
       </w:r>
+      <w:proofErr w:type="gramStart"/>
       <w:r>
         <w:rPr>
           <w:rFonts w:hint="eastAsia"/>
@@ -3035,6 +3984,7 @@
         </w:rPr>
         <w:t>(因此消除了低收益分裂带来的内存占用和计算开销)</w:t>
       </w:r>
+      <w:proofErr w:type="gramEnd"/>
       <w:r>
         <w:rPr>
           <w:rFonts w:hint="eastAsia"/>
@@ -3059,33 +4009,84 @@
         <w:rPr>
           <w:rFonts w:hint="eastAsia"/>
         </w:rPr>
-        <w:t>反映到算法里就是不调max_depth，而是调整num_leaves</w:t>
-      </w:r>
-    </w:p>
-    <w:p>
-      <w:pPr>
-        <w:rPr>
-          <w:rFonts w:hint="eastAsia"/>
-        </w:rPr>
-      </w:pPr>
-      <w:r>
-        <w:rPr>
-          <w:rFonts w:hint="eastAsia"/>
-        </w:rPr>
-        <w:t>GBDT：GBDT都在做一件事：用一堆决策树串行相加，每一棵树去优化上一颗树的误差</w:t>
-      </w:r>
-    </w:p>
-    <w:p>
-      <w:pPr>
-        <w:rPr>
-          <w:rFonts w:hint="eastAsia"/>
-        </w:rPr>
-      </w:pPr>
-      <w:r>
-        <w:rPr>
-          <w:rFonts w:hint="eastAsia"/>
-        </w:rPr>
-        <w:t>数太少时会欠拟合，树太多时会过拟合，而LightGBM会找到二者之间的平衡。</w:t>
+        <w:t>反映到算法里就是不调</w:t>
+      </w:r>
+      <w:proofErr w:type="spellStart"/>
+      <w:r>
+        <w:rPr>
+          <w:rFonts w:hint="eastAsia"/>
+        </w:rPr>
+        <w:t>max_depth</w:t>
+      </w:r>
+      <w:proofErr w:type="spellEnd"/>
+      <w:r>
+        <w:rPr>
+          <w:rFonts w:hint="eastAsia"/>
+        </w:rPr>
+        <w:t>，而是调整</w:t>
+      </w:r>
+      <w:proofErr w:type="spellStart"/>
+      <w:r>
+        <w:rPr>
+          <w:rFonts w:hint="eastAsia"/>
+        </w:rPr>
+        <w:lastRenderedPageBreak/>
+        <w:t>num_leaves</w:t>
+      </w:r>
+      <w:proofErr w:type="spellEnd"/>
+    </w:p>
+    <w:p>
+      <w:pPr>
+        <w:rPr>
+          <w:rFonts w:hint="eastAsia"/>
+        </w:rPr>
+      </w:pPr>
+      <w:r>
+        <w:rPr>
+          <w:rFonts w:hint="eastAsia"/>
+        </w:rPr>
+        <w:t>GBDT：GBDT都在做一件事：用一堆决策树串行相加，每一棵树去优化上</w:t>
+      </w:r>
+      <w:proofErr w:type="gramStart"/>
+      <w:r>
+        <w:rPr>
+          <w:rFonts w:hint="eastAsia"/>
+        </w:rPr>
+        <w:t>一颗树</w:t>
+      </w:r>
+      <w:proofErr w:type="gramEnd"/>
+      <w:r>
+        <w:rPr>
+          <w:rFonts w:hint="eastAsia"/>
+        </w:rPr>
+        <w:t>的误差</w:t>
+      </w:r>
+    </w:p>
+    <w:p>
+      <w:pPr>
+        <w:rPr>
+          <w:rFonts w:hint="eastAsia"/>
+        </w:rPr>
+      </w:pPr>
+      <w:r>
+        <w:rPr>
+          <w:rFonts w:hint="eastAsia"/>
+        </w:rPr>
+        <w:t>数太少时会欠拟合，树太多时会过拟合，而</w:t>
+      </w:r>
+      <w:proofErr w:type="spellStart"/>
+      <w:r>
+        <w:rPr>
+          <w:rFonts w:hint="eastAsia"/>
+        </w:rPr>
+        <w:t>LightGBM</w:t>
+      </w:r>
+      <w:proofErr w:type="spellEnd"/>
+      <w:r>
+        <w:rPr>
+          <w:rFonts w:hint="eastAsia"/>
+        </w:rPr>
+        <w:t>会找到二者之间的平衡。</w:t>
       </w:r>
     </w:p>
     <w:p>
@@ -3151,7 +4152,6 @@
         <w:rPr>
           <w:rFonts w:hint="eastAsia"/>
         </w:rPr>
-        <w:lastRenderedPageBreak/>
         <w:t>因为只要树足够多，深度足够深，那么模型会</w:t>
       </w:r>
       <w:r>
@@ -3182,13 +4182,41 @@
         </w:rPr>
         <w:t>决定什么时候停止</w:t>
       </w:r>
-      <w:r>
-        <w:rPr>
-          <w:rFonts w:hint="eastAsia"/>
-          <w:b/>
-          <w:bCs/>
-        </w:rPr>
-        <w:t>(即验证误差最低的时候，这时通过早停可以知道生成了多少树：best_iteration)</w:t>
+      <w:proofErr w:type="gramStart"/>
+      <w:r>
+        <w:rPr>
+          <w:rFonts w:hint="eastAsia"/>
+          <w:b/>
+          <w:bCs/>
+        </w:rPr>
+        <w:t>(即</w:t>
+      </w:r>
+      <w:proofErr w:type="gramEnd"/>
+      <w:r>
+        <w:rPr>
+          <w:rFonts w:hint="eastAsia"/>
+          <w:b/>
+          <w:bCs/>
+        </w:rPr>
+        <w:t>验证误差最低的时候，这时通过早停可以知道生成了多少树：</w:t>
+      </w:r>
+      <w:proofErr w:type="spellStart"/>
+      <w:r>
+        <w:rPr>
+          <w:rFonts w:hint="eastAsia"/>
+          <w:b/>
+          <w:bCs/>
+        </w:rPr>
+        <w:t>best_iteration</w:t>
+      </w:r>
+      <w:proofErr w:type="spellEnd"/>
+      <w:r>
+        <w:rPr>
+          <w:rFonts w:hint="eastAsia"/>
+          <w:b/>
+          <w:bCs/>
+        </w:rPr>
+        <w:t>)</w:t>
       </w:r>
       <w:r>
         <w:rPr>
@@ -3249,7 +4277,21 @@
         <w:rPr>
           <w:rFonts w:hint="eastAsia"/>
         </w:rPr>
-        <w:t>下图是不同best_iteration情况下的说明：</w:t>
+        <w:t>下图是不同</w:t>
+      </w:r>
+      <w:proofErr w:type="spellStart"/>
+      <w:r>
+        <w:rPr>
+          <w:rFonts w:hint="eastAsia"/>
+        </w:rPr>
+        <w:t>best_iteration</w:t>
+      </w:r>
+      <w:proofErr w:type="spellEnd"/>
+      <w:r>
+        <w:rPr>
+          <w:rFonts w:hint="eastAsia"/>
+        </w:rPr>
+        <w:t>情况下的说明：</w:t>
       </w:r>
     </w:p>
     <w:p>
@@ -3311,11 +4353,19 @@
         </w:rPr>
         <w:t>问题：为什么训练集一路下降而验证集先降后升？</w:t>
       </w:r>
-      <w:r>
-        <w:rPr>
-          <w:rFonts w:hint="eastAsia"/>
-        </w:rPr>
-        <w:t>(早停</w:t>
+      <w:proofErr w:type="gramStart"/>
+      <w:r>
+        <w:rPr>
+          <w:rFonts w:hint="eastAsia"/>
+        </w:rPr>
+        <w:t>(早</w:t>
+      </w:r>
+      <w:proofErr w:type="gramEnd"/>
+      <w:r>
+        <w:rPr>
+          <w:rFonts w:hint="eastAsia"/>
+        </w:rPr>
+        <w:t>停</w:t>
       </w:r>
       <w:r>
         <w:rPr>
@@ -3327,8 +4377,16 @@
         <w:rPr>
           <w:rFonts w:hint="eastAsia"/>
         </w:rPr>
-        <w:t>为50，噪声为80)</w:t>
-      </w:r>
+        <w:t>为50，噪声为</w:t>
+      </w:r>
+      <w:proofErr w:type="gramStart"/>
+      <w:r>
+        <w:rPr>
+          <w:rFonts w:hint="eastAsia"/>
+        </w:rPr>
+        <w:t>80)</w:t>
+      </w:r>
+      <w:proofErr w:type="gramEnd"/>
     </w:p>
     <w:p>
       <w:pPr>
@@ -3340,6 +4398,7 @@
         <w:rPr>
           <w:noProof/>
         </w:rPr>
+        <w:lastRenderedPageBreak/>
         <w:drawing>
           <wp:inline distT="0" distB="0" distL="0" distR="0" wp14:anchorId="5C838CD7" wp14:editId="481424DA">
             <wp:extent cx="5274310" cy="3995420"/>
@@ -3442,7 +4501,14 @@
         <w:rPr>
           <w:rFonts w:hint="eastAsia"/>
         </w:rPr>
-        <w:t>问题：在本数据集(</w:t>
+        <w:t>问题：在本数据集</w:t>
+      </w:r>
+      <w:proofErr w:type="gramStart"/>
+      <w:r>
+        <w:rPr>
+          <w:rFonts w:hint="eastAsia"/>
+        </w:rPr>
+        <w:t>(</w:t>
       </w:r>
       <w:r>
         <w:rPr>
@@ -3456,7 +4522,28 @@
         <w:rPr>
           <w:rFonts w:hint="eastAsia"/>
         </w:rPr>
-        <w:t>)下，我想要对比不同叶子数对测试集和验证集mea的影响</w:t>
+        <w:t>)</w:t>
+      </w:r>
+      <w:proofErr w:type="gramEnd"/>
+      <w:r>
+        <w:rPr>
+          <w:rFonts w:hint="eastAsia"/>
+        </w:rPr>
+        <w:t>下，我想要对比不同叶子数对测试集和验证集</w:t>
+      </w:r>
+      <w:proofErr w:type="spellStart"/>
+      <w:r>
+        <w:rPr>
+          <w:rFonts w:hint="eastAsia"/>
+        </w:rPr>
+        <w:t>mea</w:t>
+      </w:r>
+      <w:proofErr w:type="spellEnd"/>
+      <w:r>
+        <w:rPr>
+          <w:rFonts w:hint="eastAsia"/>
+        </w:rPr>
+        <w:t>的影响</w:t>
       </w:r>
       <w:r>
         <w:rPr>
@@ -3464,17 +4551,24 @@
         </w:rPr>
         <w:t>，</w:t>
       </w:r>
-      <w:r>
-        <w:rPr>
-          <w:rFonts w:hint="eastAsia"/>
-        </w:rPr>
-        <w:t>num_leaves值分别为7，31，255，1023，但运行结果显示：为什么？</w:t>
+      <w:proofErr w:type="spellStart"/>
+      <w:r>
+        <w:rPr>
+          <w:rFonts w:hint="eastAsia"/>
+        </w:rPr>
+        <w:t>num_leaves</w:t>
+      </w:r>
+      <w:proofErr w:type="spellEnd"/>
+      <w:r>
+        <w:rPr>
+          <w:rFonts w:hint="eastAsia"/>
+        </w:rPr>
+        <w:t>值分别为7，31，255，1023，但运行结果显示：为什么？</w:t>
       </w:r>
       <w:r>
         <w:rPr>
           <w:noProof/>
         </w:rPr>
-        <w:lastRenderedPageBreak/>
         <w:drawing>
           <wp:inline distT="0" distB="0" distL="0" distR="0" wp14:anchorId="6557491D" wp14:editId="1A02EFAC">
             <wp:extent cx="5274310" cy="822325"/>
@@ -3522,33 +4616,117 @@
         <w:rPr>
           <w:rFonts w:hint="eastAsia"/>
         </w:rPr>
-        <w:t>由于本数据集只有300个样本，模型默认规定每个叶子中最少样本数(min_child_samples)为20，因此最多也就会有300/20=15个叶子结点，即num_leaves&gt;15时，其根本不起作用，结果也就相同。</w:t>
-      </w:r>
-    </w:p>
-    <w:p>
-      <w:pPr>
-        <w:rPr>
-          <w:rFonts w:hint="eastAsia"/>
-        </w:rPr>
-      </w:pPr>
-      <w:r>
-        <w:rPr>
-          <w:rFonts w:hint="eastAsia"/>
-        </w:rPr>
-        <w:t>解决方法：1.增加数据样本数。2.降低min_child_samples值</w:t>
-      </w:r>
-    </w:p>
-    <w:p>
-      <w:pPr>
-        <w:rPr>
-          <w:rFonts w:hint="eastAsia"/>
-        </w:rPr>
-      </w:pPr>
-      <w:r>
-        <w:rPr>
-          <w:rFonts w:hint="eastAsia"/>
-        </w:rPr>
-        <w:t>小结一下普通决策树，随机森林和LightGBM：</w:t>
+        <w:t>由于本数据集只有300个样本，模型默认规定每个叶子中最少样本数</w:t>
+      </w:r>
+      <w:proofErr w:type="gramStart"/>
+      <w:r>
+        <w:rPr>
+          <w:rFonts w:hint="eastAsia"/>
+        </w:rPr>
+        <w:t>(</w:t>
+      </w:r>
+      <w:proofErr w:type="spellStart"/>
+      <w:r>
+        <w:rPr>
+          <w:rFonts w:hint="eastAsia"/>
+        </w:rPr>
+        <w:t>min_child_samples</w:t>
+      </w:r>
+      <w:proofErr w:type="spellEnd"/>
+      <w:r>
+        <w:rPr>
+          <w:rFonts w:hint="eastAsia"/>
+        </w:rPr>
+        <w:t>)</w:t>
+      </w:r>
+      <w:proofErr w:type="gramEnd"/>
+      <w:r>
+        <w:rPr>
+          <w:rFonts w:hint="eastAsia"/>
+        </w:rPr>
+        <w:t>为20，因此最多也就会有300/20=</w:t>
+      </w:r>
+      <w:proofErr w:type="gramStart"/>
+      <w:r>
+        <w:rPr>
+          <w:rFonts w:hint="eastAsia"/>
+        </w:rPr>
+        <w:t>15个叶子</w:t>
+      </w:r>
+      <w:proofErr w:type="gramEnd"/>
+      <w:r>
+        <w:rPr>
+          <w:rFonts w:hint="eastAsia"/>
+        </w:rPr>
+        <w:t>结点，即</w:t>
+      </w:r>
+      <w:proofErr w:type="spellStart"/>
+      <w:r>
+        <w:rPr>
+          <w:rFonts w:hint="eastAsia"/>
+        </w:rPr>
+        <w:t>num_leaves</w:t>
+      </w:r>
+      <w:proofErr w:type="spellEnd"/>
+      <w:r>
+        <w:rPr>
+          <w:rFonts w:hint="eastAsia"/>
+        </w:rPr>
+        <w:t>&gt;15时，其根本不起作用，结果也就相同。</w:t>
+      </w:r>
+    </w:p>
+    <w:p>
+      <w:pPr>
+        <w:rPr>
+          <w:rFonts w:hint="eastAsia"/>
+        </w:rPr>
+      </w:pPr>
+      <w:r>
+        <w:rPr>
+          <w:rFonts w:hint="eastAsia"/>
+        </w:rPr>
+        <w:t>解决方法：1.增加数据样本数。2.降低</w:t>
+      </w:r>
+      <w:proofErr w:type="spellStart"/>
+      <w:r>
+        <w:rPr>
+          <w:rFonts w:hint="eastAsia"/>
+        </w:rPr>
+        <w:t>min_child_samples</w:t>
+      </w:r>
+      <w:proofErr w:type="spellEnd"/>
+      <w:r>
+        <w:rPr>
+          <w:rFonts w:hint="eastAsia"/>
+        </w:rPr>
+        <w:t>值</w:t>
+      </w:r>
+    </w:p>
+    <w:p>
+      <w:pPr>
+        <w:rPr>
+          <w:rFonts w:hint="eastAsia"/>
+        </w:rPr>
+      </w:pPr>
+      <w:r>
+        <w:rPr>
+          <w:rFonts w:hint="eastAsia"/>
+        </w:rPr>
+        <w:t>小结一下普通决策树，随机森林和</w:t>
+      </w:r>
+      <w:proofErr w:type="spellStart"/>
+      <w:r>
+        <w:rPr>
+          <w:rFonts w:hint="eastAsia"/>
+        </w:rPr>
+        <w:t>LightGBM</w:t>
+      </w:r>
+      <w:proofErr w:type="spellEnd"/>
+      <w:r>
+        <w:rPr>
+          <w:rFonts w:hint="eastAsia"/>
+        </w:rPr>
+        <w:t>：</w:t>
       </w:r>
     </w:p>
     <w:p>
@@ -3567,21 +4745,81 @@
           <w:b/>
           <w:bCs/>
         </w:rPr>
-        <w:t>决策树 → 随机森林</w:t>
-      </w:r>
-      <w:r>
-        <w:t>是"用平均降方差"，</w:t>
-      </w:r>
-      <w:r>
-        <w:rPr>
-          <w:b/>
-          <w:bCs/>
-        </w:rPr>
-        <w:t>随机森林 → LightGBM</w:t>
-      </w:r>
-      <w:r>
-        <w:t>是"用纠错降偏差 + 用直方图提速度"。</w:t>
-      </w:r>
+        <w:t>决策</w:t>
+      </w:r>
+      <w:proofErr w:type="gramStart"/>
+      <w:r>
+        <w:rPr>
+          <w:b/>
+          <w:bCs/>
+        </w:rPr>
+        <w:t xml:space="preserve">树 → </w:t>
+      </w:r>
+      <w:proofErr w:type="gramEnd"/>
+      <w:r>
+        <w:rPr>
+          <w:b/>
+          <w:bCs/>
+        </w:rPr>
+        <w:t>随机森林</w:t>
+      </w:r>
+      <w:r>
+        <w:t>是</w:t>
+      </w:r>
+      <w:proofErr w:type="gramStart"/>
+      <w:r>
+        <w:t>"用</w:t>
+      </w:r>
+      <w:proofErr w:type="gramEnd"/>
+      <w:r>
+        <w:t>平均降</w:t>
+      </w:r>
+      <w:proofErr w:type="gramStart"/>
+      <w:r>
+        <w:t>方差"，</w:t>
+      </w:r>
+      <w:proofErr w:type="gramEnd"/>
+      <w:r>
+        <w:rPr>
+          <w:b/>
+          <w:bCs/>
+        </w:rPr>
+        <w:t>随机</w:t>
+      </w:r>
+      <w:proofErr w:type="gramStart"/>
+      <w:r>
+        <w:rPr>
+          <w:b/>
+          <w:bCs/>
+        </w:rPr>
+        <w:t xml:space="preserve">森林 → </w:t>
+      </w:r>
+      <w:proofErr w:type="spellStart"/>
+      <w:proofErr w:type="gramEnd"/>
+      <w:r>
+        <w:rPr>
+          <w:b/>
+          <w:bCs/>
+        </w:rPr>
+        <w:t>LightGBM</w:t>
+      </w:r>
+      <w:proofErr w:type="spellEnd"/>
+      <w:r>
+        <w:t>是</w:t>
+      </w:r>
+      <w:proofErr w:type="gramStart"/>
+      <w:r>
+        <w:t>"用</w:t>
+      </w:r>
+      <w:proofErr w:type="gramEnd"/>
+      <w:r>
+        <w:t>纠错降偏差 + 用直方图提速</w:t>
+      </w:r>
+      <w:proofErr w:type="gramStart"/>
+      <w:r>
+        <w:t>度"。</w:t>
+      </w:r>
+      <w:proofErr w:type="gramEnd"/>
     </w:p>
     <w:p>
       <w:pPr>
@@ -3598,7 +4836,42 @@
         <w:rPr>
           <w:rFonts w:hint="eastAsia"/>
         </w:rPr>
-        <w:t>在本次的小数据情况下，随机森林性能优于LightGBM，因此也可知对于小数据随机森林算法优于LightGBM。</w:t>
+        <w:t>在本次的小数据情况下，随机森林性能优于</w:t>
+      </w:r>
+      <w:proofErr w:type="spellStart"/>
+      <w:r>
+        <w:rPr>
+          <w:rFonts w:hint="eastAsia"/>
+        </w:rPr>
+        <w:t>LightGBM</w:t>
+      </w:r>
+      <w:proofErr w:type="spellEnd"/>
+      <w:r>
+        <w:rPr>
+          <w:rFonts w:hint="eastAsia"/>
+        </w:rPr>
+        <w:t>，因此也可知对于小数据随</w:t>
+      </w:r>
+      <w:r>
+        <w:rPr>
+          <w:rFonts w:hint="eastAsia"/>
+        </w:rPr>
+        <w:lastRenderedPageBreak/>
+        <w:t>机森林算法优于</w:t>
+      </w:r>
+      <w:proofErr w:type="spellStart"/>
+      <w:r>
+        <w:rPr>
+          <w:rFonts w:hint="eastAsia"/>
+        </w:rPr>
+        <w:t>LightGBM</w:t>
+      </w:r>
+      <w:proofErr w:type="spellEnd"/>
+      <w:r>
+        <w:rPr>
+          <w:rFonts w:hint="eastAsia"/>
+        </w:rPr>
+        <w:t>。</w:t>
       </w:r>
     </w:p>
     <w:p>
@@ -3634,7 +4907,49 @@
         <w:rPr>
           <w:rFonts w:hint="eastAsia"/>
         </w:rPr>
-        <w:t>随机森林是数百颗树并行投票，而LightGBM是数百颗树串行纠错。</w:t>
+        <w:t>随机森林是数</w:t>
+      </w:r>
+      <w:proofErr w:type="gramStart"/>
+      <w:r>
+        <w:rPr>
+          <w:rFonts w:hint="eastAsia"/>
+        </w:rPr>
+        <w:t>百颗树</w:t>
+      </w:r>
+      <w:proofErr w:type="gramEnd"/>
+      <w:r>
+        <w:rPr>
+          <w:rFonts w:hint="eastAsia"/>
+        </w:rPr>
+        <w:t>并行投票，而</w:t>
+      </w:r>
+      <w:proofErr w:type="spellStart"/>
+      <w:r>
+        <w:rPr>
+          <w:rFonts w:hint="eastAsia"/>
+        </w:rPr>
+        <w:t>LightGBM</w:t>
+      </w:r>
+      <w:proofErr w:type="spellEnd"/>
+      <w:r>
+        <w:rPr>
+          <w:rFonts w:hint="eastAsia"/>
+        </w:rPr>
+        <w:t>是数</w:t>
+      </w:r>
+      <w:proofErr w:type="gramStart"/>
+      <w:r>
+        <w:rPr>
+          <w:rFonts w:hint="eastAsia"/>
+        </w:rPr>
+        <w:t>百颗树</w:t>
+      </w:r>
+      <w:proofErr w:type="gramEnd"/>
+      <w:r>
+        <w:rPr>
+          <w:rFonts w:hint="eastAsia"/>
+        </w:rPr>
+        <w:t>串行纠错。</w:t>
       </w:r>
     </w:p>
     <w:p>
@@ -3644,17 +4959,35 @@
           <w:ilvl w:val="0"/>
           <w:numId w:val="8"/>
         </w:numPr>
-      </w:pPr>
-      <w:r>
-        <w:rPr>
-          <w:rFonts w:hint="eastAsia"/>
-        </w:rPr>
-        <w:t>决策树和随机森林都不需要调参，而为了提高LightGBM性能一般需要不断修改参数。</w:t>
-      </w:r>
-    </w:p>
-    <w:p>
-      <w:pPr>
-        <w:rPr>
+        <w:rPr>
+          <w:rFonts w:hint="eastAsia"/>
+        </w:rPr>
+      </w:pPr>
+      <w:r>
+        <w:rPr>
+          <w:rFonts w:hint="eastAsia"/>
+        </w:rPr>
+        <w:t>决策树和随机森林都不需要调参，而为了提高</w:t>
+      </w:r>
+      <w:proofErr w:type="spellStart"/>
+      <w:r>
+        <w:rPr>
+          <w:rFonts w:hint="eastAsia"/>
+        </w:rPr>
+        <w:t>LightGBM</w:t>
+      </w:r>
+      <w:proofErr w:type="spellEnd"/>
+      <w:r>
+        <w:rPr>
+          <w:rFonts w:hint="eastAsia"/>
+        </w:rPr>
+        <w:t>性能一般需要不断修改参数。</w:t>
+      </w:r>
+    </w:p>
+    <w:p>
+      <w:pPr>
+        <w:rPr>
+          <w:rFonts w:hint="eastAsia"/>
           <w:b/>
           <w:bCs/>
           <w:sz w:val="28"/>
@@ -3673,6 +5006,11 @@
       </w:r>
     </w:p>
     <w:p>
+      <w:pPr>
+        <w:rPr>
+          <w:rFonts w:hint="eastAsia"/>
+        </w:rPr>
+      </w:pPr>
       <w:r>
         <w:rPr>
           <w:rFonts w:hint="eastAsia"/>
@@ -3715,6 +5053,9 @@
           <w:ilvl w:val="0"/>
           <w:numId w:val="9"/>
         </w:numPr>
+        <w:rPr>
+          <w:rFonts w:hint="eastAsia"/>
+        </w:rPr>
       </w:pPr>
       <w:r>
         <w:rPr>
@@ -3727,9 +5068,14 @@
       <w:pPr>
         <w:pStyle w:val="a9"/>
         <w:ind w:left="360"/>
-      </w:pPr>
-      <w:r>
-        <w:lastRenderedPageBreak/>
+        <w:rPr>
+          <w:rFonts w:hint="eastAsia"/>
+        </w:rPr>
+      </w:pPr>
+      <w:r>
+        <w:rPr>
+          <w:noProof/>
+        </w:rPr>
         <w:drawing>
           <wp:inline distT="0" distB="0" distL="0" distR="0" wp14:anchorId="23C989BD" wp14:editId="72050B27">
             <wp:extent cx="5274310" cy="3025775"/>
@@ -3771,6 +5117,9 @@
       <w:pPr>
         <w:pStyle w:val="a9"/>
         <w:ind w:left="360"/>
+        <w:rPr>
+          <w:rFonts w:hint="eastAsia"/>
+        </w:rPr>
       </w:pPr>
       <w:r>
         <w:rPr>
@@ -3789,8 +5138,15 @@
       <w:pPr>
         <w:pStyle w:val="a9"/>
         <w:ind w:left="360"/>
-      </w:pPr>
-      <w:r>
+        <w:rPr>
+          <w:rFonts w:hint="eastAsia"/>
+        </w:rPr>
+      </w:pPr>
+      <w:r>
+        <w:rPr>
+          <w:noProof/>
+        </w:rPr>
+        <w:lastRenderedPageBreak/>
         <w:drawing>
           <wp:inline distT="0" distB="0" distL="0" distR="0" wp14:anchorId="5783B1A8" wp14:editId="2BA5748B">
             <wp:extent cx="5274310" cy="3280410"/>
@@ -3840,7 +5196,6 @@
         <w:rPr>
           <w:noProof/>
         </w:rPr>
-        <w:lastRenderedPageBreak/>
         <w:drawing>
           <wp:inline distT="0" distB="0" distL="0" distR="0" wp14:anchorId="15A2AA48" wp14:editId="6D6DCB91">
             <wp:extent cx="5274310" cy="3432810"/>
@@ -3906,23 +5261,67 @@
         </w:rPr>
         <w:t>不断调整其内部参数</w:t>
       </w:r>
-      <w:r>
-        <w:rPr>
-          <w:rFonts w:hint="eastAsia"/>
-        </w:rPr>
-        <w:t>(权重w和偏置b</w:t>
-      </w:r>
-      <w:r>
-        <w:rPr>
-          <w:rFonts w:hint="eastAsia"/>
-        </w:rPr>
-        <w:t>，隐藏层中每一个神经元的w和b均不同</w:t>
-      </w:r>
-      <w:r>
-        <w:rPr>
-          <w:rFonts w:hint="eastAsia"/>
-        </w:rPr>
-        <w:t>)，以拟合任意函数的过程(内部参数</w:t>
+      <w:proofErr w:type="gramStart"/>
+      <w:r>
+        <w:rPr>
+          <w:rFonts w:hint="eastAsia"/>
+        </w:rPr>
+        <w:t>(权重</w:t>
+      </w:r>
+      <w:proofErr w:type="gramEnd"/>
+      <w:r>
+        <w:rPr>
+          <w:rFonts w:hint="eastAsia"/>
+        </w:rPr>
+        <w:t>w和偏置b</w:t>
+      </w:r>
+      <w:r>
+        <w:rPr>
+          <w:rFonts w:hint="eastAsia"/>
+        </w:rPr>
+        <w:t>，隐藏层中每一个神经元的w和b均</w:t>
+      </w:r>
+      <w:proofErr w:type="gramStart"/>
+      <w:r>
+        <w:rPr>
+          <w:rFonts w:hint="eastAsia"/>
+        </w:rPr>
+        <w:t>不同</w:t>
+      </w:r>
+      <w:r>
+        <w:rPr>
+          <w:rFonts w:hint="eastAsia"/>
+        </w:rPr>
+        <w:t>)，</w:t>
+      </w:r>
+      <w:proofErr w:type="gramEnd"/>
+      <w:r>
+        <w:rPr>
+          <w:rFonts w:hint="eastAsia"/>
+        </w:rPr>
+        <w:t>以拟合</w:t>
+      </w:r>
+      <w:r>
+        <w:rPr>
+          <w:rFonts w:hint="eastAsia"/>
+          <w:b/>
+          <w:bCs/>
+        </w:rPr>
+        <w:t>任意函数</w:t>
+      </w:r>
+      <w:r>
+        <w:rPr>
+          <w:rFonts w:hint="eastAsia"/>
+        </w:rPr>
+        <w:t>的过程</w:t>
+      </w:r>
+      <w:r>
+        <w:rPr>
+          <w:rFonts w:hint="eastAsia"/>
+          <w:b/>
+          <w:bCs/>
+        </w:rPr>
+        <w:t>(内部参数</w:t>
       </w:r>
       <w:r>
         <w:rPr>
@@ -3964,15 +5363,197 @@
         <w:rPr>
           <w:rFonts w:hint="eastAsia"/>
         </w:rPr>
-        <w:t>等)。前向和后向传播一次时，一般采用小批量梯度下降(MBGD)，把样本划分为若干批，按批来更新参数，即batch_size为一批中的样本数。一次epoch即为一次前向后后向传播。</w:t>
+        <w:t>等)。前向和后向传播一次时，一般采用</w:t>
+      </w:r>
+      <w:r>
+        <w:rPr>
+          <w:rFonts w:hint="eastAsia"/>
+          <w:b/>
+          <w:bCs/>
+        </w:rPr>
+        <w:t>小批量梯度下降</w:t>
+      </w:r>
+      <w:proofErr w:type="gramStart"/>
+      <w:r>
+        <w:rPr>
+          <w:rFonts w:hint="eastAsia"/>
+        </w:rPr>
+        <w:t>(MBGD)</w:t>
+      </w:r>
+      <w:proofErr w:type="gramEnd"/>
+      <w:r>
+        <w:rPr>
+          <w:rFonts w:hint="eastAsia"/>
+        </w:rPr>
+        <w:t>，把样本划分为若干批，</w:t>
+      </w:r>
+      <w:r>
+        <w:rPr>
+          <w:rFonts w:hint="eastAsia"/>
+          <w:b/>
+          <w:bCs/>
+        </w:rPr>
+        <w:t>按批</w:t>
+      </w:r>
+      <w:r>
+        <w:rPr>
+          <w:rFonts w:hint="eastAsia"/>
+        </w:rPr>
+        <w:t>来更新参数，即</w:t>
+      </w:r>
+      <w:proofErr w:type="spellStart"/>
+      <w:r>
+        <w:rPr>
+          <w:rFonts w:hint="eastAsia"/>
+        </w:rPr>
+        <w:t>batch_size</w:t>
+      </w:r>
+      <w:proofErr w:type="spellEnd"/>
+      <w:r>
+        <w:rPr>
+          <w:rFonts w:hint="eastAsia"/>
+        </w:rPr>
+        <w:t>为</w:t>
+      </w:r>
+      <w:r>
+        <w:rPr>
+          <w:rFonts w:hint="eastAsia"/>
+          <w:b/>
+          <w:bCs/>
+        </w:rPr>
+        <w:t>一批中的样本数</w:t>
+      </w:r>
+      <w:r>
+        <w:rPr>
+          <w:rFonts w:hint="eastAsia"/>
+        </w:rPr>
+        <w:t>。一次epoch即为一次前向</w:t>
+      </w:r>
+      <w:r>
+        <w:rPr>
+          <w:rFonts w:hint="eastAsia"/>
+        </w:rPr>
+        <w:t>和</w:t>
+      </w:r>
+      <w:r>
+        <w:rPr>
+          <w:rFonts w:hint="eastAsia"/>
+        </w:rPr>
+        <w:t>后向传播。</w:t>
       </w:r>
     </w:p>
     <w:p>
       <w:pPr>
         <w:pStyle w:val="a9"/>
         <w:ind w:left="360"/>
-      </w:pPr>
-      <w:r>
+        <w:rPr>
+          <w:rFonts w:hint="eastAsia"/>
+        </w:rPr>
+      </w:pPr>
+    </w:p>
+    <w:p>
+      <w:pPr>
+        <w:pStyle w:val="a9"/>
+        <w:ind w:left="360"/>
+      </w:pPr>
+      <w:r>
+        <w:rPr>
+          <w:b/>
+          <w:bCs/>
+        </w:rPr>
+        <w:t>前向传播</w:t>
+      </w:r>
+      <w:r>
+        <w:t>：从输入层经过隐藏层到输出层。层层计算传递，每层做</w:t>
+      </w:r>
+      <w:r>
+        <w:rPr>
+          <w:b/>
+          <w:bCs/>
+        </w:rPr>
+        <w:t>线性变化加偏置</w:t>
+      </w:r>
+      <w:r>
+        <w:t>，再加上</w:t>
+      </w:r>
+      <w:r>
+        <w:rPr>
+          <w:b/>
+          <w:bCs/>
+        </w:rPr>
+        <w:t>激活函数</w:t>
+      </w:r>
+      <w:r>
+        <w:t>产生输出作为下一层输入，直到得到最终的结果</w:t>
+      </w:r>
+    </w:p>
+    <w:p>
+      <w:pPr>
+        <w:pStyle w:val="a9"/>
+        <w:ind w:left="360"/>
+      </w:pPr>
+      <w:r>
+        <w:lastRenderedPageBreak/>
+        <w:t>目的：根据当前参数得到预测值</w:t>
+      </w:r>
+    </w:p>
+    <w:p>
+      <w:pPr>
+        <w:pStyle w:val="a9"/>
+        <w:ind w:left="360"/>
+      </w:pPr>
+      <w:r>
+        <w:rPr>
+          <w:b/>
+          <w:bCs/>
+        </w:rPr>
+        <w:t>后向传播</w:t>
+      </w:r>
+      <w:r>
+        <w:t>：根据前向传播得到的结果与真实标签之间的误差反向计算每个参数的梯度，并使用</w:t>
+      </w:r>
+      <w:r>
+        <w:rPr>
+          <w:b/>
+          <w:bCs/>
+        </w:rPr>
+        <w:t>梯度下降法</w:t>
+      </w:r>
+      <w:r>
+        <w:t>更新参数</w:t>
+      </w:r>
+    </w:p>
+    <w:p>
+      <w:pPr>
+        <w:pStyle w:val="a9"/>
+        <w:ind w:left="360"/>
+        <w:rPr>
+          <w:rFonts w:hint="eastAsia"/>
+        </w:rPr>
+      </w:pPr>
+      <w:r>
+        <w:t>目的：</w:t>
+      </w:r>
+      <w:r>
+        <w:rPr>
+          <w:b/>
+          <w:bCs/>
+        </w:rPr>
+        <w:t>使误差变小，预测更准</w:t>
+      </w:r>
+    </w:p>
+    <w:p>
+      <w:pPr>
+        <w:pStyle w:val="a9"/>
+        <w:ind w:left="360"/>
+        <w:rPr>
+          <w:rFonts w:hint="eastAsia"/>
+        </w:rPr>
+      </w:pPr>
+      <w:r>
+        <w:rPr>
+          <w:noProof/>
+        </w:rPr>
         <w:drawing>
           <wp:inline distT="0" distB="0" distL="0" distR="0" wp14:anchorId="74CA082F" wp14:editId="071E0C60">
             <wp:extent cx="5274310" cy="1652270"/>
@@ -4017,13 +5598,38 @@
           <w:ilvl w:val="0"/>
           <w:numId w:val="9"/>
         </w:numPr>
-      </w:pPr>
-      <w:r>
-        <w:rPr>
-          <w:rFonts w:hint="eastAsia"/>
-        </w:rPr>
-        <w:t>测试网络：为防止过拟合，需拿出少量样本进行测试(过拟合：网络优化好的参数只对训练样本有效，换成其他样本效果很差)</w:t>
-      </w:r>
+        <w:rPr>
+          <w:rFonts w:hint="eastAsia"/>
+        </w:rPr>
+      </w:pPr>
+      <w:r>
+        <w:rPr>
+          <w:rFonts w:hint="eastAsia"/>
+        </w:rPr>
+        <w:t>测试网络：为防止过拟合，需拿出少量样本进行测试</w:t>
+      </w:r>
+      <w:proofErr w:type="gramStart"/>
+      <w:r>
+        <w:rPr>
+          <w:rFonts w:hint="eastAsia"/>
+        </w:rPr>
+        <w:t>(过</w:t>
+      </w:r>
+      <w:proofErr w:type="gramEnd"/>
+      <w:r>
+        <w:rPr>
+          <w:rFonts w:hint="eastAsia"/>
+        </w:rPr>
+        <w:t>拟合：网络优化好的参数只对训练样本有效，换成其他样本效果很</w:t>
+      </w:r>
+      <w:proofErr w:type="gramStart"/>
+      <w:r>
+        <w:rPr>
+          <w:rFonts w:hint="eastAsia"/>
+        </w:rPr>
+        <w:t>差)</w:t>
+      </w:r>
+      <w:proofErr w:type="gramEnd"/>
     </w:p>
     <w:p>
       <w:pPr>
@@ -4032,6 +5638,9 @@
           <w:ilvl w:val="0"/>
           <w:numId w:val="9"/>
         </w:numPr>
+        <w:rPr>
+          <w:rFonts w:hint="eastAsia"/>
+        </w:rPr>
       </w:pPr>
       <w:r>
         <w:rPr>
@@ -4041,6 +5650,11 @@
       </w:r>
     </w:p>
     <w:p>
+      <w:pPr>
+        <w:rPr>
+          <w:rFonts w:hint="eastAsia"/>
+        </w:rPr>
+      </w:pPr>
       <w:r>
         <w:rPr>
           <w:rFonts w:hint="eastAsia"/>
@@ -4072,7 +5686,6 @@
         <w:rPr>
           <w:noProof/>
         </w:rPr>
-        <w:lastRenderedPageBreak/>
         <w:drawing>
           <wp:anchor distT="0" distB="0" distL="114300" distR="114300" simplePos="0" relativeHeight="251664384" behindDoc="0" locked="0" layoutInCell="1" allowOverlap="1" wp14:anchorId="6F9C2088" wp14:editId="0877496C">
             <wp:simplePos x="0" y="0"/>
@@ -4136,21 +5749,48 @@
         <w:t>DNN:</w:t>
       </w:r>
     </w:p>
-    <w:p/>
-    <w:p/>
-    <w:p/>
+    <w:p>
+      <w:pPr>
+        <w:rPr>
+          <w:rFonts w:hint="eastAsia"/>
+        </w:rPr>
+      </w:pPr>
+    </w:p>
+    <w:p>
+      <w:pPr>
+        <w:rPr>
+          <w:rFonts w:hint="eastAsia"/>
+        </w:rPr>
+      </w:pPr>
+    </w:p>
+    <w:p>
+      <w:pPr>
+        <w:rPr>
+          <w:rFonts w:hint="eastAsia"/>
+        </w:rPr>
+      </w:pPr>
+    </w:p>
     <w:p>
       <w:pPr>
         <w:jc w:val="both"/>
         <w:rPr>
+          <w:rFonts w:hint="eastAsia"/>
           <w:noProof/>
         </w:rPr>
       </w:pPr>
-      <w:r>
-        <w:rPr>
-          <w:rFonts w:hint="eastAsia"/>
-        </w:rPr>
-        <w:t>LightGBM:</w:t>
+      <w:proofErr w:type="spellStart"/>
+      <w:r>
+        <w:rPr>
+          <w:rFonts w:hint="eastAsia"/>
+        </w:rPr>
+        <w:t>LightGBM</w:t>
+      </w:r>
+      <w:proofErr w:type="spellEnd"/>
+      <w:r>
+        <w:rPr>
+          <w:rFonts w:hint="eastAsia"/>
+        </w:rPr>
+        <w:t>:</w:t>
       </w:r>
       <w:r>
         <w:rPr>
@@ -4203,6 +5843,7 @@
       <w:pPr>
         <w:jc w:val="both"/>
         <w:rPr>
+          <w:rFonts w:hint="eastAsia"/>
           <w:noProof/>
         </w:rPr>
       </w:pPr>
@@ -4241,6 +5882,7 @@
       <w:pPr>
         <w:jc w:val="both"/>
         <w:rPr>
+          <w:rFonts w:hint="eastAsia"/>
           <w:noProof/>
         </w:rPr>
       </w:pPr>
@@ -4288,6 +5930,7 @@
       <w:pPr>
         <w:jc w:val="both"/>
         <w:rPr>
+          <w:rFonts w:hint="eastAsia"/>
           <w:noProof/>
         </w:rPr>
       </w:pPr>
@@ -4358,20 +6001,25 @@
           <w:rFonts w:hint="eastAsia"/>
           <w:noProof/>
         </w:rPr>
-        <w:t>。否则就和普通的线性回归没什么俩样了。</w:t>
+        <w:t>。否则就和普通的线性回归没什么俩样</w:t>
+      </w:r>
+      <w:r>
+        <w:rPr>
+          <w:rFonts w:hint="eastAsia"/>
+          <w:noProof/>
+        </w:rPr>
+        <w:t>。</w:t>
       </w:r>
     </w:p>
     <w:p>
       <w:pPr>
         <w:jc w:val="both"/>
-        <w:rPr>
-          <w:rFonts w:hint="eastAsia"/>
-        </w:rPr>
       </w:pPr>
       <w:r>
         <w:rPr>
           <w:noProof/>
         </w:rPr>
+        <w:lastRenderedPageBreak/>
         <w:drawing>
           <wp:inline distT="0" distB="0" distL="0" distR="0" wp14:anchorId="75EF5BEC" wp14:editId="0083D2CF">
             <wp:extent cx="5274310" cy="2480945"/>
@@ -4409,6 +6057,1266 @@
         </w:drawing>
       </w:r>
     </w:p>
+    <w:p>
+      <w:pPr>
+        <w:pStyle w:val="a9"/>
+        <w:numPr>
+          <w:ilvl w:val="0"/>
+          <w:numId w:val="9"/>
+        </w:numPr>
+        <w:jc w:val="both"/>
+        <w:rPr>
+          <w:b/>
+          <w:bCs/>
+          <w:sz w:val="28"/>
+          <w:szCs w:val="32"/>
+        </w:rPr>
+      </w:pPr>
+      <w:r>
+        <w:rPr>
+          <w:rFonts w:hint="eastAsia"/>
+          <w:b/>
+          <w:bCs/>
+          <w:sz w:val="28"/>
+          <w:szCs w:val="32"/>
+        </w:rPr>
+        <w:t>LEAR:用lasso做自回归</w:t>
+      </w:r>
+    </w:p>
+    <w:p>
+      <w:pPr>
+        <w:pStyle w:val="a9"/>
+        <w:ind w:left="360"/>
+        <w:jc w:val="both"/>
+      </w:pPr>
+      <w:r>
+        <w:rPr>
+          <w:rFonts w:hint="eastAsia"/>
+        </w:rPr>
+        <w:t>解决的</w:t>
+      </w:r>
+      <w:r>
+        <w:rPr>
+          <w:rFonts w:hint="eastAsia"/>
+        </w:rPr>
+        <w:t>核心问题是：电价的滞后项非常多，普通回归会过拟合，lasso会自动把没用的</w:t>
+      </w:r>
+      <w:r>
+        <w:rPr>
+          <w:rFonts w:hint="eastAsia"/>
+          <w:b/>
+          <w:bCs/>
+        </w:rPr>
+        <w:t>特征系数压到0</w:t>
+      </w:r>
+      <w:r>
+        <w:rPr>
+          <w:rFonts w:hint="eastAsia"/>
+        </w:rPr>
+        <w:t>。</w:t>
+      </w:r>
+    </w:p>
+    <w:p>
+      <w:pPr>
+        <w:pStyle w:val="a9"/>
+        <w:ind w:left="360"/>
+        <w:jc w:val="both"/>
+      </w:pPr>
+      <w:r>
+        <w:rPr>
+          <w:rFonts w:hint="eastAsia"/>
+        </w:rPr>
+        <w:t>电价基础：</w:t>
+      </w:r>
+    </w:p>
+    <w:p>
+      <w:pPr>
+        <w:pStyle w:val="a9"/>
+        <w:numPr>
+          <w:ilvl w:val="0"/>
+          <w:numId w:val="10"/>
+        </w:numPr>
+        <w:jc w:val="both"/>
+      </w:pPr>
+      <w:r>
+        <w:rPr>
+          <w:rFonts w:hint="eastAsia"/>
+        </w:rPr>
+        <w:t>滞后特征：就是相对于</w:t>
+      </w:r>
+      <w:r>
+        <w:t>”</w:t>
+      </w:r>
+      <w:r>
+        <w:rPr>
+          <w:rFonts w:hint="eastAsia"/>
+        </w:rPr>
+        <w:t>我要预测的那个时刻</w:t>
+      </w:r>
+      <w:r>
+        <w:t>”</w:t>
+      </w:r>
+      <w:r>
+        <w:rPr>
+          <w:rFonts w:hint="eastAsia"/>
+        </w:rPr>
+        <w:t>，把更早时刻的值拿来做预测，它便滞后了，即同一变量过去的值，这里</w:t>
+      </w:r>
+      <w:proofErr w:type="gramStart"/>
+      <w:r>
+        <w:rPr>
+          <w:rFonts w:hint="eastAsia"/>
+        </w:rPr>
+        <w:t xml:space="preserve">指 </w:t>
+      </w:r>
+      <w:r>
+        <w:rPr>
+          <w:rFonts w:hint="eastAsia"/>
+          <w:b/>
+          <w:bCs/>
+        </w:rPr>
+        <w:t>电价</w:t>
+      </w:r>
+      <w:proofErr w:type="gramEnd"/>
+      <w:r>
+        <w:rPr>
+          <w:rFonts w:hint="eastAsia"/>
+          <w:b/>
+          <w:bCs/>
+        </w:rPr>
+        <w:t>自己的过去值</w:t>
+      </w:r>
+      <w:r>
+        <w:rPr>
+          <w:rFonts w:hint="eastAsia"/>
+        </w:rPr>
+        <w:t>。</w:t>
+      </w:r>
+    </w:p>
+    <w:p>
+      <w:pPr>
+        <w:pStyle w:val="a9"/>
+        <w:numPr>
+          <w:ilvl w:val="0"/>
+          <w:numId w:val="10"/>
+        </w:numPr>
+        <w:jc w:val="both"/>
+        <w:rPr>
+          <w:sz w:val="20"/>
+          <w:szCs w:val="21"/>
+        </w:rPr>
+      </w:pPr>
+      <w:r>
+        <w:rPr>
+          <w:rFonts w:hint="eastAsia"/>
+          <w:sz w:val="20"/>
+          <w:szCs w:val="21"/>
+        </w:rPr>
+        <w:t>内生/外生变量：内生变量就是电价本身；而外生变量就是除了电价系统外能够影响电价的变量，如物理规律，气象等。</w:t>
+      </w:r>
+    </w:p>
+    <w:p>
+      <w:pPr>
+        <w:pStyle w:val="a9"/>
+        <w:numPr>
+          <w:ilvl w:val="0"/>
+          <w:numId w:val="10"/>
+        </w:numPr>
+        <w:jc w:val="both"/>
+        <w:rPr>
+          <w:sz w:val="20"/>
+          <w:szCs w:val="21"/>
+        </w:rPr>
+      </w:pPr>
+      <w:r>
+        <w:rPr>
+          <w:rFonts w:hint="eastAsia"/>
+          <w:sz w:val="20"/>
+          <w:szCs w:val="21"/>
+        </w:rPr>
+        <w:t>星期哑变量：对于“星期几“有七种取值，代码中不能写成1，2，3,,,,，这样的话回归模型会把他们当作数字算了。所有正确做法是造七列，每列代表一天，当天为1，其余为0.</w:t>
+      </w:r>
+    </w:p>
+    <w:p>
+      <w:pPr>
+        <w:pStyle w:val="a9"/>
+        <w:jc w:val="both"/>
+        <w:rPr>
+          <w:sz w:val="20"/>
+          <w:szCs w:val="21"/>
+        </w:rPr>
+      </w:pPr>
+      <w:r>
+        <w:rPr>
+          <w:sz w:val="20"/>
+          <w:szCs w:val="21"/>
+        </w:rPr>
+        <w:drawing>
+          <wp:inline distT="0" distB="0" distL="0" distR="0" wp14:anchorId="65EBDB1D" wp14:editId="3662F5CA">
+            <wp:extent cx="5274310" cy="893445"/>
+            <wp:effectExtent l="0" t="0" r="2540" b="1905"/>
+            <wp:docPr id="735999515" name="图片 1"/>
+            <wp:cNvGraphicFramePr>
+              <a:graphicFrameLocks xmlns:a="http://schemas.openxmlformats.org/drawingml/2006/main" noChangeAspect="1"/>
+            </wp:cNvGraphicFramePr>
+            <a:graphic xmlns:a="http://schemas.openxmlformats.org/drawingml/2006/main">
+              <a:graphicData uri="http://schemas.openxmlformats.org/drawingml/2006/picture">
+                <pic:pic xmlns:pic="http://schemas.openxmlformats.org/drawingml/2006/picture">
+                  <pic:nvPicPr>
+                    <pic:cNvPr id="735999515" name=""/>
+                    <pic:cNvPicPr/>
+                  </pic:nvPicPr>
+                  <pic:blipFill>
+                    <a:blip r:embed="rId28">
+                      <a:extLst>
+                        <a:ext uri="{28A0092B-C50C-407E-A947-70E740481C1C}">
+                          <a14:useLocalDpi xmlns:a14="http://schemas.microsoft.com/office/drawing/2010/main" val="0"/>
+                        </a:ext>
+                      </a:extLst>
+                    </a:blip>
+                    <a:stretch>
+                      <a:fillRect/>
+                    </a:stretch>
+                  </pic:blipFill>
+                  <pic:spPr>
+                    <a:xfrm>
+                      <a:off x="0" y="0"/>
+                      <a:ext cx="5274310" cy="893445"/>
+                    </a:xfrm>
+                    <a:prstGeom prst="rect">
+                      <a:avLst/>
+                    </a:prstGeom>
+                  </pic:spPr>
+                </pic:pic>
+              </a:graphicData>
+            </a:graphic>
+          </wp:inline>
+        </w:drawing>
+      </w:r>
+    </w:p>
+    <w:p>
+      <w:pPr>
+        <w:pStyle w:val="a9"/>
+        <w:jc w:val="both"/>
+        <w:rPr>
+          <w:sz w:val="20"/>
+          <w:szCs w:val="21"/>
+        </w:rPr>
+      </w:pPr>
+      <w:r>
+        <w:rPr>
+          <w:rFonts w:hint="eastAsia"/>
+          <w:sz w:val="20"/>
+          <w:szCs w:val="21"/>
+        </w:rPr>
+        <w:t>体现在代码里：</w:t>
+      </w:r>
+    </w:p>
+    <w:p>
+      <w:pPr>
+        <w:pStyle w:val="a9"/>
+        <w:jc w:val="both"/>
+        <w:rPr>
+          <w:sz w:val="20"/>
+          <w:szCs w:val="21"/>
+        </w:rPr>
+      </w:pPr>
+      <w:r>
+        <w:rPr>
+          <w:sz w:val="20"/>
+          <w:szCs w:val="21"/>
+        </w:rPr>
+        <w:drawing>
+          <wp:inline distT="0" distB="0" distL="0" distR="0" wp14:anchorId="50388C4D" wp14:editId="246B58D7">
+            <wp:extent cx="4770533" cy="1158340"/>
+            <wp:effectExtent l="0" t="0" r="0" b="3810"/>
+            <wp:docPr id="694426925" name="图片 1"/>
+            <wp:cNvGraphicFramePr>
+              <a:graphicFrameLocks xmlns:a="http://schemas.openxmlformats.org/drawingml/2006/main" noChangeAspect="1"/>
+            </wp:cNvGraphicFramePr>
+            <a:graphic xmlns:a="http://schemas.openxmlformats.org/drawingml/2006/main">
+              <a:graphicData uri="http://schemas.openxmlformats.org/drawingml/2006/picture">
+                <pic:pic xmlns:pic="http://schemas.openxmlformats.org/drawingml/2006/picture">
+                  <pic:nvPicPr>
+                    <pic:cNvPr id="694426925" name=""/>
+                    <pic:cNvPicPr/>
+                  </pic:nvPicPr>
+                  <pic:blipFill>
+                    <a:blip r:embed="rId29"/>
+                    <a:stretch>
+                      <a:fillRect/>
+                    </a:stretch>
+                  </pic:blipFill>
+                  <pic:spPr>
+                    <a:xfrm>
+                      <a:off x="0" y="0"/>
+                      <a:ext cx="4770533" cy="1158340"/>
+                    </a:xfrm>
+                    <a:prstGeom prst="rect">
+                      <a:avLst/>
+                    </a:prstGeom>
+                  </pic:spPr>
+                </pic:pic>
+              </a:graphicData>
+            </a:graphic>
+          </wp:inline>
+        </w:drawing>
+      </w:r>
+    </w:p>
+    <w:p>
+      <w:pPr>
+        <w:jc w:val="both"/>
+        <w:rPr>
+          <w:rFonts w:hint="eastAsia"/>
+          <w:b/>
+          <w:bCs/>
+          <w:sz w:val="20"/>
+          <w:szCs w:val="21"/>
+        </w:rPr>
+      </w:pPr>
+      <w:r>
+        <w:rPr>
+          <w:rFonts w:hint="eastAsia"/>
+          <w:sz w:val="20"/>
+          <w:szCs w:val="21"/>
+        </w:rPr>
+        <w:t>输入特征：</w:t>
+      </w:r>
+      <w:r>
+        <w:rPr>
+          <w:rFonts w:hint="eastAsia"/>
+          <w:b/>
+          <w:bCs/>
+          <w:sz w:val="20"/>
+          <w:szCs w:val="21"/>
+        </w:rPr>
+        <w:t>价格滞后96点+</w:t>
+      </w:r>
+      <w:r>
+        <w:rPr>
+          <w:rFonts w:hint="eastAsia"/>
+          <w:b/>
+          <w:bCs/>
+          <w:sz w:val="20"/>
+          <w:szCs w:val="21"/>
+        </w:rPr>
+        <w:t>外生变量滞后72点+星期哑变量7</w:t>
+      </w:r>
+      <w:r>
+        <w:rPr>
+          <w:rFonts w:hint="eastAsia"/>
+          <w:b/>
+          <w:bCs/>
+          <w:sz w:val="20"/>
+          <w:szCs w:val="21"/>
+        </w:rPr>
+        <w:t>(数据必须是小时级，对于中国市场需要运行prepare_liaoning.py)</w:t>
+      </w:r>
+    </w:p>
+    <w:p>
+      <w:pPr>
+        <w:jc w:val="both"/>
+        <w:rPr>
+          <w:sz w:val="20"/>
+          <w:szCs w:val="21"/>
+        </w:rPr>
+      </w:pPr>
+      <w:r>
+        <w:rPr>
+          <w:rFonts w:hint="eastAsia"/>
+          <w:b/>
+          <w:bCs/>
+          <w:sz w:val="20"/>
+          <w:szCs w:val="21"/>
+        </w:rPr>
+        <w:t>为什么滞后取D1，D2，D3，D7，而不取D1-D7？</w:t>
+      </w:r>
+      <w:r>
+        <w:rPr>
+          <w:rFonts w:hint="eastAsia"/>
+          <w:sz w:val="20"/>
+          <w:szCs w:val="21"/>
+        </w:rPr>
+        <w:t>因为电价的自相关主要来自于</w:t>
+      </w:r>
+      <w:r>
+        <w:rPr>
+          <w:rFonts w:hint="eastAsia"/>
+          <w:b/>
+          <w:bCs/>
+          <w:sz w:val="20"/>
+          <w:szCs w:val="21"/>
+        </w:rPr>
+        <w:t>邻近天</w:t>
+      </w:r>
+      <w:r>
+        <w:rPr>
+          <w:rFonts w:hint="eastAsia"/>
+          <w:sz w:val="20"/>
+          <w:szCs w:val="21"/>
+        </w:rPr>
+        <w:t>和</w:t>
+      </w:r>
+      <w:r>
+        <w:rPr>
+          <w:rFonts w:hint="eastAsia"/>
+          <w:b/>
+          <w:bCs/>
+          <w:sz w:val="20"/>
+          <w:szCs w:val="21"/>
+        </w:rPr>
+        <w:t>同期天</w:t>
+      </w:r>
+      <w:proofErr w:type="gramStart"/>
+      <w:r>
+        <w:rPr>
+          <w:rFonts w:hint="eastAsia"/>
+          <w:b/>
+          <w:bCs/>
+          <w:sz w:val="20"/>
+          <w:szCs w:val="21"/>
+        </w:rPr>
+        <w:t>(本天</w:t>
+      </w:r>
+      <w:r>
+        <w:rPr>
+          <w:rFonts w:hint="eastAsia"/>
+          <w:b/>
+          <w:bCs/>
+          <w:sz w:val="20"/>
+          <w:szCs w:val="21"/>
+        </w:rPr>
+        <w:t>一周</w:t>
+      </w:r>
+      <w:r>
+        <w:rPr>
+          <w:rFonts w:hint="eastAsia"/>
+          <w:b/>
+          <w:bCs/>
+          <w:sz w:val="20"/>
+          <w:szCs w:val="21"/>
+        </w:rPr>
+        <w:t>前)</w:t>
+      </w:r>
+      <w:proofErr w:type="gramEnd"/>
+      <w:r>
+        <w:rPr>
+          <w:rFonts w:hint="eastAsia"/>
+          <w:sz w:val="20"/>
+          <w:szCs w:val="21"/>
+        </w:rPr>
+        <w:t>，中间4-6天</w:t>
+      </w:r>
+      <w:r>
+        <w:rPr>
+          <w:rFonts w:hint="eastAsia"/>
+          <w:b/>
+          <w:bCs/>
+          <w:sz w:val="20"/>
+          <w:szCs w:val="21"/>
+        </w:rPr>
+        <w:t>信息价值低</w:t>
+      </w:r>
+      <w:r>
+        <w:rPr>
+          <w:rFonts w:hint="eastAsia"/>
+          <w:sz w:val="20"/>
+          <w:szCs w:val="21"/>
+        </w:rPr>
+        <w:t>，放进来也只会增加</w:t>
+      </w:r>
+      <w:r>
+        <w:rPr>
+          <w:rFonts w:hint="eastAsia"/>
+          <w:b/>
+          <w:bCs/>
+          <w:sz w:val="20"/>
+          <w:szCs w:val="21"/>
+        </w:rPr>
+        <w:t>噪声</w:t>
+      </w:r>
+      <w:r>
+        <w:rPr>
+          <w:rFonts w:hint="eastAsia"/>
+          <w:sz w:val="20"/>
+          <w:szCs w:val="21"/>
+        </w:rPr>
+        <w:t>。</w:t>
+      </w:r>
+    </w:p>
+    <w:p>
+      <w:pPr>
+        <w:jc w:val="both"/>
+        <w:rPr>
+          <w:sz w:val="20"/>
+          <w:szCs w:val="21"/>
+        </w:rPr>
+      </w:pPr>
+      <w:r>
+        <w:rPr>
+          <w:rFonts w:hint="eastAsia"/>
+          <w:sz w:val="20"/>
+          <w:szCs w:val="21"/>
+        </w:rPr>
+        <w:lastRenderedPageBreak/>
+        <w:t>为什么外生变量可以用D当天</w:t>
+      </w:r>
+      <w:proofErr w:type="gramStart"/>
+      <w:r>
+        <w:rPr>
+          <w:rFonts w:hint="eastAsia"/>
+          <w:sz w:val="20"/>
+          <w:szCs w:val="21"/>
+        </w:rPr>
+        <w:t>(预测的那天)</w:t>
+      </w:r>
+      <w:proofErr w:type="gramEnd"/>
+      <w:r>
+        <w:rPr>
+          <w:rFonts w:hint="eastAsia"/>
+          <w:sz w:val="20"/>
+          <w:szCs w:val="21"/>
+        </w:rPr>
+        <w:t>的值？因为那是预测时刻已经知道的变量，不构成未来泄露；而价格本身需要用D-1天及更早。</w:t>
+      </w:r>
+    </w:p>
+    <w:p>
+      <w:pPr>
+        <w:jc w:val="both"/>
+        <w:rPr>
+          <w:b/>
+          <w:bCs/>
+          <w:sz w:val="20"/>
+          <w:szCs w:val="21"/>
+        </w:rPr>
+      </w:pPr>
+      <w:r>
+        <w:rPr>
+          <w:b/>
+          <w:bCs/>
+          <w:sz w:val="20"/>
+          <w:szCs w:val="21"/>
+        </w:rPr>
+        <w:drawing>
+          <wp:inline distT="0" distB="0" distL="0" distR="0" wp14:anchorId="03192A0F" wp14:editId="776F3F0A">
+            <wp:extent cx="5029636" cy="2895851"/>
+            <wp:effectExtent l="0" t="0" r="0" b="0"/>
+            <wp:docPr id="1316272150" name="图片 1"/>
+            <wp:cNvGraphicFramePr>
+              <a:graphicFrameLocks xmlns:a="http://schemas.openxmlformats.org/drawingml/2006/main" noChangeAspect="1"/>
+            </wp:cNvGraphicFramePr>
+            <a:graphic xmlns:a="http://schemas.openxmlformats.org/drawingml/2006/main">
+              <a:graphicData uri="http://schemas.openxmlformats.org/drawingml/2006/picture">
+                <pic:pic xmlns:pic="http://schemas.openxmlformats.org/drawingml/2006/picture">
+                  <pic:nvPicPr>
+                    <pic:cNvPr id="1316272150" name=""/>
+                    <pic:cNvPicPr/>
+                  </pic:nvPicPr>
+                  <pic:blipFill>
+                    <a:blip r:embed="rId30"/>
+                    <a:stretch>
+                      <a:fillRect/>
+                    </a:stretch>
+                  </pic:blipFill>
+                  <pic:spPr>
+                    <a:xfrm>
+                      <a:off x="0" y="0"/>
+                      <a:ext cx="5029636" cy="2895851"/>
+                    </a:xfrm>
+                    <a:prstGeom prst="rect">
+                      <a:avLst/>
+                    </a:prstGeom>
+                  </pic:spPr>
+                </pic:pic>
+              </a:graphicData>
+            </a:graphic>
+          </wp:inline>
+        </w:drawing>
+      </w:r>
+    </w:p>
+    <w:p>
+      <w:pPr>
+        <w:jc w:val="both"/>
+        <w:rPr>
+          <w:rFonts w:hint="eastAsia"/>
+          <w:sz w:val="20"/>
+          <w:szCs w:val="21"/>
+        </w:rPr>
+      </w:pPr>
+      <w:r>
+        <w:rPr>
+          <w:rFonts w:hint="eastAsia"/>
+          <w:b/>
+          <w:bCs/>
+          <w:sz w:val="20"/>
+          <w:szCs w:val="21"/>
+        </w:rPr>
+        <w:t>问题1：为什么每天24个模型，而不是1个模型？</w:t>
+      </w:r>
+      <w:r>
+        <w:rPr>
+          <w:rFonts w:hint="eastAsia"/>
+          <w:sz w:val="20"/>
+          <w:szCs w:val="21"/>
+        </w:rPr>
+        <w:t>像是</w:t>
+      </w:r>
+      <w:r>
+        <w:rPr>
+          <w:rFonts w:hint="eastAsia"/>
+          <w:b/>
+          <w:bCs/>
+          <w:sz w:val="20"/>
+          <w:szCs w:val="21"/>
+        </w:rPr>
+        <w:t>凌晨三点</w:t>
+      </w:r>
+      <w:r>
+        <w:rPr>
+          <w:rFonts w:hint="eastAsia"/>
+          <w:sz w:val="20"/>
+          <w:szCs w:val="21"/>
+        </w:rPr>
+        <w:t>和</w:t>
+      </w:r>
+      <w:r>
+        <w:rPr>
+          <w:rFonts w:hint="eastAsia"/>
+          <w:b/>
+          <w:bCs/>
+          <w:sz w:val="20"/>
+          <w:szCs w:val="21"/>
+        </w:rPr>
+        <w:t>晚高峰七点</w:t>
+      </w:r>
+      <w:r>
+        <w:rPr>
+          <w:rFonts w:hint="eastAsia"/>
+          <w:sz w:val="20"/>
+          <w:szCs w:val="21"/>
+        </w:rPr>
+        <w:t>的电价</w:t>
+      </w:r>
+      <w:r>
+        <w:rPr>
+          <w:rFonts w:hint="eastAsia"/>
+          <w:b/>
+          <w:bCs/>
+          <w:sz w:val="20"/>
+          <w:szCs w:val="21"/>
+        </w:rPr>
+        <w:t>形成机制</w:t>
+      </w:r>
+      <w:r>
+        <w:rPr>
+          <w:rFonts w:hint="eastAsia"/>
+          <w:sz w:val="20"/>
+          <w:szCs w:val="21"/>
+        </w:rPr>
+        <w:t>完全不同，用同一套系数会对彼此</w:t>
+      </w:r>
+      <w:r>
+        <w:rPr>
+          <w:rFonts w:hint="eastAsia"/>
+          <w:b/>
+          <w:bCs/>
+          <w:sz w:val="20"/>
+          <w:szCs w:val="21"/>
+        </w:rPr>
+        <w:t>产生干扰</w:t>
+      </w:r>
+      <w:r>
+        <w:rPr>
+          <w:rFonts w:hint="eastAsia"/>
+          <w:sz w:val="20"/>
+          <w:szCs w:val="21"/>
+        </w:rPr>
+        <w:t>，因此</w:t>
+      </w:r>
+      <w:r>
+        <w:rPr>
+          <w:rFonts w:hint="eastAsia"/>
+          <w:sz w:val="20"/>
+          <w:szCs w:val="21"/>
+        </w:rPr>
+        <w:t>需要</w:t>
+      </w:r>
+      <w:r>
+        <w:rPr>
+          <w:rFonts w:hint="eastAsia"/>
+          <w:b/>
+          <w:bCs/>
+          <w:sz w:val="20"/>
+          <w:szCs w:val="21"/>
+        </w:rPr>
+        <w:t>每个小时</w:t>
+      </w:r>
+      <w:r>
+        <w:rPr>
+          <w:rFonts w:hint="eastAsia"/>
+          <w:b/>
+          <w:bCs/>
+          <w:sz w:val="20"/>
+          <w:szCs w:val="21"/>
+        </w:rPr>
+        <w:t>训练一</w:t>
+      </w:r>
+      <w:r>
+        <w:rPr>
+          <w:rFonts w:hint="eastAsia"/>
+          <w:b/>
+          <w:bCs/>
+          <w:sz w:val="20"/>
+          <w:szCs w:val="21"/>
+        </w:rPr>
+        <w:t>套</w:t>
+      </w:r>
+      <w:r>
+        <w:rPr>
+          <w:rFonts w:hint="eastAsia"/>
+          <w:b/>
+          <w:bCs/>
+          <w:sz w:val="20"/>
+          <w:szCs w:val="21"/>
+        </w:rPr>
+        <w:t>模型</w:t>
+      </w:r>
+      <w:r>
+        <w:rPr>
+          <w:rFonts w:hint="eastAsia"/>
+          <w:sz w:val="20"/>
+          <w:szCs w:val="21"/>
+        </w:rPr>
+        <w:t>，确保电价预测的准确</w:t>
+      </w:r>
+      <w:proofErr w:type="gramStart"/>
+      <w:r>
+        <w:rPr>
+          <w:rFonts w:hint="eastAsia"/>
+          <w:sz w:val="20"/>
+          <w:szCs w:val="21"/>
+        </w:rPr>
+        <w:t>(这里</w:t>
+      </w:r>
+      <w:proofErr w:type="gramEnd"/>
+      <w:r>
+        <w:rPr>
+          <w:rFonts w:hint="eastAsia"/>
+          <w:sz w:val="20"/>
+          <w:szCs w:val="21"/>
+        </w:rPr>
+        <w:t xml:space="preserve"> </w:t>
+      </w:r>
+      <w:proofErr w:type="spellStart"/>
+      <w:r>
+        <w:rPr>
+          <w:rFonts w:hint="eastAsia"/>
+          <w:sz w:val="20"/>
+          <w:szCs w:val="21"/>
+        </w:rPr>
+        <w:t>Ytrain</w:t>
+      </w:r>
+      <w:proofErr w:type="spellEnd"/>
+      <w:r>
+        <w:rPr>
+          <w:rFonts w:hint="eastAsia"/>
+          <w:sz w:val="20"/>
+          <w:szCs w:val="21"/>
+        </w:rPr>
+        <w:t>[</w:t>
+      </w:r>
+      <w:proofErr w:type="gramStart"/>
+      <w:r>
+        <w:rPr>
+          <w:rFonts w:hint="eastAsia"/>
+          <w:sz w:val="20"/>
+          <w:szCs w:val="21"/>
+        </w:rPr>
+        <w:t>:,h])</w:t>
+      </w:r>
+      <w:proofErr w:type="gramEnd"/>
+      <w:r>
+        <w:rPr>
+          <w:rFonts w:hint="eastAsia"/>
+          <w:sz w:val="20"/>
+          <w:szCs w:val="21"/>
+        </w:rPr>
+        <w:t>。</w:t>
+      </w:r>
+      <w:r>
+        <w:rPr>
+          <w:rFonts w:hint="eastAsia"/>
+          <w:sz w:val="20"/>
+          <w:szCs w:val="21"/>
+        </w:rPr>
+        <w:t>预测是24个模型各预测一个小时的电价。</w:t>
+      </w:r>
+    </w:p>
+    <w:p>
+      <w:pPr>
+        <w:jc w:val="both"/>
+        <w:rPr>
+          <w:sz w:val="20"/>
+          <w:szCs w:val="21"/>
+        </w:rPr>
+      </w:pPr>
+      <w:r>
+        <w:rPr>
+          <w:rFonts w:hint="eastAsia"/>
+          <w:b/>
+          <w:bCs/>
+          <w:sz w:val="20"/>
+          <w:szCs w:val="21"/>
+        </w:rPr>
+        <w:t>问题2：为什么要先做变换再做回归？</w:t>
+      </w:r>
+      <w:r>
+        <w:rPr>
+          <w:rFonts w:hint="eastAsia"/>
+          <w:sz w:val="20"/>
+          <w:szCs w:val="21"/>
+        </w:rPr>
+        <w:t>因为</w:t>
+      </w:r>
+      <w:r>
+        <w:rPr>
+          <w:rFonts w:hint="eastAsia"/>
+          <w:sz w:val="20"/>
+          <w:szCs w:val="21"/>
+        </w:rPr>
+        <w:t>电价有峰值，有负电价，直接做回归可能会被少部分极端值带偏。</w:t>
+      </w:r>
+    </w:p>
+    <w:p>
+      <w:pPr>
+        <w:jc w:val="both"/>
+        <w:rPr>
+          <w:rFonts w:hint="eastAsia"/>
+          <w:sz w:val="20"/>
+          <w:szCs w:val="21"/>
+        </w:rPr>
+      </w:pPr>
+      <w:r>
+        <w:rPr>
+          <w:rFonts w:hint="eastAsia"/>
+          <w:sz w:val="20"/>
+          <w:szCs w:val="21"/>
+        </w:rPr>
+        <w:t>怎么解决？</w:t>
+      </w:r>
+      <w:proofErr w:type="spellStart"/>
+      <w:r>
+        <w:rPr>
+          <w:rFonts w:hint="eastAsia"/>
+          <w:b/>
+          <w:bCs/>
+          <w:color w:val="FF0000"/>
+          <w:sz w:val="20"/>
+          <w:szCs w:val="21"/>
+        </w:rPr>
+        <w:t>asinh</w:t>
+      </w:r>
+      <w:proofErr w:type="spellEnd"/>
+      <w:r>
+        <w:rPr>
+          <w:rFonts w:hint="eastAsia"/>
+          <w:b/>
+          <w:bCs/>
+          <w:color w:val="FF0000"/>
+          <w:sz w:val="20"/>
+          <w:szCs w:val="21"/>
+        </w:rPr>
+        <w:t>+中位数/MAD</w:t>
+      </w:r>
+    </w:p>
+    <w:p>
+      <w:pPr>
+        <w:jc w:val="both"/>
+        <w:rPr>
+          <w:sz w:val="20"/>
+          <w:szCs w:val="21"/>
+        </w:rPr>
+      </w:pPr>
+      <w:r>
+        <w:rPr>
+          <w:sz w:val="20"/>
+          <w:szCs w:val="21"/>
+        </w:rPr>
+        <w:t xml:space="preserve">先用 </w:t>
+      </w:r>
+      <w:proofErr w:type="spellStart"/>
+      <w:r>
+        <w:rPr>
+          <w:b/>
+          <w:bCs/>
+          <w:sz w:val="20"/>
+          <w:szCs w:val="21"/>
+        </w:rPr>
+        <w:t>asinh</w:t>
+      </w:r>
+      <w:proofErr w:type="spellEnd"/>
+      <w:r>
+        <w:rPr>
+          <w:b/>
+          <w:bCs/>
+          <w:sz w:val="20"/>
+          <w:szCs w:val="21"/>
+        </w:rPr>
+        <w:t xml:space="preserve"> 变换</w:t>
+      </w:r>
+      <w:r>
+        <w:rPr>
+          <w:b/>
+          <w:bCs/>
+          <w:color w:val="FF0000"/>
+          <w:sz w:val="20"/>
+          <w:szCs w:val="21"/>
+        </w:rPr>
+        <w:t>压缩极端值</w:t>
+      </w:r>
+      <w:r>
+        <w:rPr>
+          <w:sz w:val="20"/>
+          <w:szCs w:val="21"/>
+        </w:rPr>
+        <w:t>（</w:t>
+      </w:r>
+      <w:proofErr w:type="spellStart"/>
+      <w:r>
+        <w:rPr>
+          <w:sz w:val="20"/>
+          <w:szCs w:val="21"/>
+        </w:rPr>
+        <w:t>asinh</w:t>
+      </w:r>
+      <w:proofErr w:type="spellEnd"/>
+      <w:r>
+        <w:rPr>
+          <w:sz w:val="20"/>
+          <w:szCs w:val="21"/>
+        </w:rPr>
+        <w:t xml:space="preserve"> 在大值区近似对数、小值区近似线性，还能处理负数）；</w:t>
+      </w:r>
+    </w:p>
+    <w:p>
+      <w:pPr>
+        <w:jc w:val="both"/>
+        <w:rPr>
+          <w:sz w:val="20"/>
+          <w:szCs w:val="21"/>
+        </w:rPr>
+      </w:pPr>
+      <w:r>
+        <w:rPr>
+          <w:sz w:val="20"/>
+          <w:szCs w:val="21"/>
+        </w:rPr>
+        <w:t>再</w:t>
+      </w:r>
+      <w:proofErr w:type="gramStart"/>
+      <w:r>
+        <w:rPr>
+          <w:sz w:val="20"/>
+          <w:szCs w:val="21"/>
+        </w:rPr>
+        <w:t xml:space="preserve">用 </w:t>
+      </w:r>
+      <w:r>
+        <w:rPr>
+          <w:b/>
+          <w:bCs/>
+          <w:sz w:val="20"/>
+          <w:szCs w:val="21"/>
+        </w:rPr>
+        <w:t xml:space="preserve">中位数 </w:t>
+      </w:r>
+      <w:proofErr w:type="gramEnd"/>
+      <w:r>
+        <w:rPr>
+          <w:b/>
+          <w:bCs/>
+          <w:sz w:val="20"/>
+          <w:szCs w:val="21"/>
+        </w:rPr>
+        <w:t>/ MAD</w:t>
+      </w:r>
+      <w:r>
+        <w:rPr>
+          <w:sz w:val="20"/>
+          <w:szCs w:val="21"/>
+        </w:rPr>
+        <w:t>（中位数绝对偏差）做</w:t>
+      </w:r>
+      <w:r>
+        <w:rPr>
+          <w:b/>
+          <w:bCs/>
+          <w:sz w:val="20"/>
+          <w:szCs w:val="21"/>
+        </w:rPr>
+        <w:t>标准化</w:t>
+      </w:r>
+      <w:r>
+        <w:rPr>
+          <w:sz w:val="20"/>
+          <w:szCs w:val="21"/>
+        </w:rPr>
+        <w:t xml:space="preserve">，而不是均值/标准差——因为中位数和 MAD </w:t>
+      </w:r>
+      <w:r>
+        <w:rPr>
+          <w:b/>
+          <w:bCs/>
+          <w:color w:val="FF0000"/>
+          <w:sz w:val="20"/>
+          <w:szCs w:val="21"/>
+        </w:rPr>
+        <w:t>对异常值稳健</w:t>
+      </w:r>
+      <w:r>
+        <w:rPr>
+          <w:sz w:val="20"/>
+          <w:szCs w:val="21"/>
+        </w:rPr>
+        <w:br/>
+        <w:t xml:space="preserve">代码里 from </w:t>
+      </w:r>
+      <w:proofErr w:type="spellStart"/>
+      <w:r>
+        <w:rPr>
+          <w:sz w:val="20"/>
+          <w:szCs w:val="21"/>
+        </w:rPr>
+        <w:t>statsmodels.robust</w:t>
+      </w:r>
+      <w:proofErr w:type="spellEnd"/>
+      <w:r>
+        <w:rPr>
+          <w:sz w:val="20"/>
+          <w:szCs w:val="21"/>
+        </w:rPr>
+        <w:t xml:space="preserve"> import mad 就是干这个的。</w:t>
+      </w:r>
+      <w:r>
+        <w:rPr>
+          <w:sz w:val="20"/>
+          <w:szCs w:val="21"/>
+        </w:rPr>
+        <w:br/>
+      </w:r>
+      <w:r>
+        <w:rPr>
+          <w:b/>
+          <w:bCs/>
+          <w:sz w:val="20"/>
+          <w:szCs w:val="21"/>
+        </w:rPr>
+        <w:t>注意：</w:t>
+      </w:r>
+      <w:proofErr w:type="gramStart"/>
+      <w:r>
+        <w:rPr>
+          <w:b/>
+          <w:bCs/>
+          <w:sz w:val="20"/>
+          <w:szCs w:val="21"/>
+        </w:rPr>
+        <w:t>7 个</w:t>
+      </w:r>
+      <w:proofErr w:type="gramEnd"/>
+      <w:r>
+        <w:rPr>
+          <w:b/>
+          <w:bCs/>
+          <w:sz w:val="20"/>
+          <w:szCs w:val="21"/>
+        </w:rPr>
+        <w:t>星期哑变量不参与缩放</w:t>
+      </w:r>
+      <w:r>
+        <w:rPr>
+          <w:sz w:val="20"/>
+          <w:szCs w:val="21"/>
+        </w:rPr>
+        <w:t>（</w:t>
+      </w:r>
+      <w:proofErr w:type="spellStart"/>
+      <w:r>
+        <w:rPr>
+          <w:sz w:val="20"/>
+          <w:szCs w:val="21"/>
+        </w:rPr>
+        <w:t>Xtrain</w:t>
+      </w:r>
+      <w:proofErr w:type="spellEnd"/>
+      <w:r>
+        <w:rPr>
+          <w:sz w:val="20"/>
+          <w:szCs w:val="21"/>
+        </w:rPr>
+        <w:t>[</w:t>
+      </w:r>
+      <w:proofErr w:type="gramStart"/>
+      <w:r>
+        <w:rPr>
+          <w:sz w:val="20"/>
+          <w:szCs w:val="21"/>
+        </w:rPr>
+        <w:t>:, :</w:t>
+      </w:r>
+      <w:proofErr w:type="gramEnd"/>
+      <w:r>
+        <w:rPr>
+          <w:sz w:val="20"/>
+          <w:szCs w:val="21"/>
+        </w:rPr>
+        <w:t>-7</w:t>
+      </w:r>
+      <w:proofErr w:type="gramStart"/>
+      <w:r>
+        <w:rPr>
+          <w:sz w:val="20"/>
+          <w:szCs w:val="21"/>
+        </w:rPr>
+        <w:t>] 的</w:t>
+      </w:r>
+      <w:proofErr w:type="gramEnd"/>
+      <w:r>
+        <w:rPr>
+          <w:sz w:val="20"/>
+          <w:szCs w:val="21"/>
+        </w:rPr>
+        <w:t>切片就是这个意思），哑变量本来就</w:t>
+      </w:r>
+      <w:proofErr w:type="gramStart"/>
+      <w:r>
+        <w:rPr>
+          <w:sz w:val="20"/>
+          <w:szCs w:val="21"/>
+        </w:rPr>
+        <w:t>是 0</w:t>
+      </w:r>
+      <w:proofErr w:type="gramEnd"/>
+      <w:r>
+        <w:rPr>
+          <w:sz w:val="20"/>
+          <w:szCs w:val="21"/>
+        </w:rPr>
+        <w:t>/1。</w:t>
+      </w:r>
+    </w:p>
+    <w:p>
+      <w:pPr>
+        <w:jc w:val="both"/>
+        <w:rPr>
+          <w:rFonts w:hint="eastAsia"/>
+          <w:b/>
+          <w:bCs/>
+          <w:sz w:val="20"/>
+          <w:szCs w:val="21"/>
+        </w:rPr>
+      </w:pPr>
+      <w:r>
+        <w:rPr>
+          <w:rFonts w:hint="eastAsia"/>
+          <w:b/>
+          <w:bCs/>
+          <w:sz w:val="20"/>
+          <w:szCs w:val="21"/>
+        </w:rPr>
+        <w:t>问题3：为什么每天需要重校准？</w:t>
+      </w:r>
+      <w:r>
+        <w:rPr>
+          <w:rFonts w:hint="eastAsia"/>
+          <w:sz w:val="20"/>
+          <w:szCs w:val="21"/>
+        </w:rPr>
+        <w:t>因为</w:t>
+      </w:r>
+      <w:r>
+        <w:rPr>
+          <w:rFonts w:hint="eastAsia"/>
+          <w:sz w:val="20"/>
+          <w:szCs w:val="21"/>
+        </w:rPr>
+        <w:t>电价是</w:t>
+      </w:r>
+      <w:r>
+        <w:rPr>
+          <w:rFonts w:hint="eastAsia"/>
+          <w:b/>
+          <w:bCs/>
+          <w:sz w:val="20"/>
+          <w:szCs w:val="21"/>
+        </w:rPr>
+        <w:t>非平稳</w:t>
+      </w:r>
+      <w:r>
+        <w:rPr>
+          <w:rFonts w:hint="eastAsia"/>
+          <w:sz w:val="20"/>
+          <w:szCs w:val="21"/>
+        </w:rPr>
+        <w:t>的，燃料价格，市场规则等每天都在变，想要一次训练管一年是不太现实了；因此需要每天用</w:t>
+      </w:r>
+      <w:r>
+        <w:rPr>
+          <w:rFonts w:hint="eastAsia"/>
+          <w:b/>
+          <w:bCs/>
+          <w:sz w:val="20"/>
+          <w:szCs w:val="21"/>
+        </w:rPr>
+        <w:t>最近的窗口重拟合模型</w:t>
+      </w:r>
+      <w:r>
+        <w:rPr>
+          <w:rFonts w:hint="eastAsia"/>
+          <w:sz w:val="20"/>
+          <w:szCs w:val="21"/>
+        </w:rPr>
+        <w:t>才能够</w:t>
+      </w:r>
+      <w:r>
+        <w:rPr>
+          <w:rFonts w:hint="eastAsia"/>
+          <w:b/>
+          <w:bCs/>
+          <w:sz w:val="20"/>
+          <w:szCs w:val="21"/>
+        </w:rPr>
+        <w:t>跟上</w:t>
+      </w:r>
+      <w:r>
+        <w:rPr>
+          <w:rFonts w:hint="eastAsia"/>
+          <w:b/>
+          <w:bCs/>
+          <w:sz w:val="20"/>
+          <w:szCs w:val="21"/>
+        </w:rPr>
+        <w:t>市场</w:t>
+      </w:r>
+      <w:r>
+        <w:rPr>
+          <w:rFonts w:hint="eastAsia"/>
+          <w:b/>
+          <w:bCs/>
+          <w:sz w:val="20"/>
+          <w:szCs w:val="21"/>
+        </w:rPr>
+        <w:t>，这样的模型才有商业价值</w:t>
+      </w:r>
+      <w:r>
+        <w:rPr>
+          <w:rFonts w:hint="eastAsia"/>
+          <w:sz w:val="20"/>
+          <w:szCs w:val="21"/>
+        </w:rPr>
+        <w:t>。</w:t>
+      </w:r>
+    </w:p>
     <w:sectPr>
       <w:pgSz w:w="11906" w:h="16838"/>
       <w:pgMar w:top="1440" w:right="1800" w:bottom="1440" w:left="1800" w:header="851" w:footer="992" w:gutter="0"/>
@@ -4748,6 +7656,95 @@
     </w:lvl>
   </w:abstractNum>
   <w:abstractNum w:abstractNumId="3" w15:restartNumberingAfterBreak="0">
+    <w:nsid w:val="2AC45586"/>
+    <w:multiLevelType w:val="hybridMultilevel"/>
+    <w:tmpl w:val="07B609D0"/>
+    <w:lvl w:ilvl="0" w:tplc="EB5CC618">
+      <w:start w:val="1"/>
+      <w:numFmt w:val="decimal"/>
+      <w:lvlText w:val="%1."/>
+      <w:lvlJc w:val="left"/>
+      <w:pPr>
+        <w:ind w:left="720" w:hanging="360"/>
+      </w:pPr>
+      <w:rPr>
+        <w:rFonts w:hint="default"/>
+      </w:rPr>
+    </w:lvl>
+    <w:lvl w:ilvl="1" w:tplc="04090019" w:tentative="1">
+      <w:start w:val="1"/>
+      <w:numFmt w:val="lowerLetter"/>
+      <w:lvlText w:val="%2)"/>
+      <w:lvlJc w:val="left"/>
+      <w:pPr>
+        <w:ind w:left="1240" w:hanging="440"/>
+      </w:pPr>
+    </w:lvl>
+    <w:lvl w:ilvl="2" w:tplc="0409001B" w:tentative="1">
+      <w:start w:val="1"/>
+      <w:numFmt w:val="lowerRoman"/>
+      <w:lvlText w:val="%3."/>
+      <w:lvlJc w:val="right"/>
+      <w:pPr>
+        <w:ind w:left="1680" w:hanging="440"/>
+      </w:pPr>
+    </w:lvl>
+    <w:lvl w:ilvl="3" w:tplc="0409000F" w:tentative="1">
+      <w:start w:val="1"/>
+      <w:numFmt w:val="decimal"/>
+      <w:lvlText w:val="%4."/>
+      <w:lvlJc w:val="left"/>
+      <w:pPr>
+        <w:ind w:left="2120" w:hanging="440"/>
+      </w:pPr>
+    </w:lvl>
+    <w:lvl w:ilvl="4" w:tplc="04090019" w:tentative="1">
+      <w:start w:val="1"/>
+      <w:numFmt w:val="lowerLetter"/>
+      <w:lvlText w:val="%5)"/>
+      <w:lvlJc w:val="left"/>
+      <w:pPr>
+        <w:ind w:left="2560" w:hanging="440"/>
+      </w:pPr>
+    </w:lvl>
+    <w:lvl w:ilvl="5" w:tplc="0409001B" w:tentative="1">
+      <w:start w:val="1"/>
+      <w:numFmt w:val="lowerRoman"/>
+      <w:lvlText w:val="%6."/>
+      <w:lvlJc w:val="right"/>
+      <w:pPr>
+        <w:ind w:left="3000" w:hanging="440"/>
+      </w:pPr>
+    </w:lvl>
+    <w:lvl w:ilvl="6" w:tplc="0409000F" w:tentative="1">
+      <w:start w:val="1"/>
+      <w:numFmt w:val="decimal"/>
+      <w:lvlText w:val="%7."/>
+      <w:lvlJc w:val="left"/>
+      <w:pPr>
+        <w:ind w:left="3440" w:hanging="440"/>
+      </w:pPr>
+    </w:lvl>
+    <w:lvl w:ilvl="7" w:tplc="04090019" w:tentative="1">
+      <w:start w:val="1"/>
+      <w:numFmt w:val="lowerLetter"/>
+      <w:lvlText w:val="%8)"/>
+      <w:lvlJc w:val="left"/>
+      <w:pPr>
+        <w:ind w:left="3880" w:hanging="440"/>
+      </w:pPr>
+    </w:lvl>
+    <w:lvl w:ilvl="8" w:tplc="0409001B" w:tentative="1">
+      <w:start w:val="1"/>
+      <w:numFmt w:val="lowerRoman"/>
+      <w:lvlText w:val="%9."/>
+      <w:lvlJc w:val="right"/>
+      <w:pPr>
+        <w:ind w:left="4320" w:hanging="440"/>
+      </w:pPr>
+    </w:lvl>
+  </w:abstractNum>
+  <w:abstractNum w:abstractNumId="4" w15:restartNumberingAfterBreak="0">
     <w:nsid w:val="3422321C"/>
     <w:multiLevelType w:val="hybridMultilevel"/>
     <w:tmpl w:val="19A0893A"/>
@@ -4833,7 +7830,7 @@
       </w:pPr>
     </w:lvl>
   </w:abstractNum>
-  <w:abstractNum w:abstractNumId="4" w15:restartNumberingAfterBreak="0">
+  <w:abstractNum w:abstractNumId="5" w15:restartNumberingAfterBreak="0">
     <w:nsid w:val="3CEA2187"/>
     <w:multiLevelType w:val="hybridMultilevel"/>
     <w:tmpl w:val="18A273A8"/>
@@ -4923,7 +7920,7 @@
       </w:pPr>
     </w:lvl>
   </w:abstractNum>
-  <w:abstractNum w:abstractNumId="5" w15:restartNumberingAfterBreak="0">
+  <w:abstractNum w:abstractNumId="6" w15:restartNumberingAfterBreak="0">
     <w:nsid w:val="4BDA2645"/>
     <w:multiLevelType w:val="hybridMultilevel"/>
     <w:tmpl w:val="D0D4FD10"/>
@@ -5009,7 +8006,7 @@
       </w:pPr>
     </w:lvl>
   </w:abstractNum>
-  <w:abstractNum w:abstractNumId="6" w15:restartNumberingAfterBreak="0">
+  <w:abstractNum w:abstractNumId="7" w15:restartNumberingAfterBreak="0">
     <w:nsid w:val="4E8050D7"/>
     <w:multiLevelType w:val="hybridMultilevel"/>
     <w:tmpl w:val="2CBEF3FA"/>
@@ -5095,7 +8092,7 @@
       </w:pPr>
     </w:lvl>
   </w:abstractNum>
-  <w:abstractNum w:abstractNumId="7" w15:restartNumberingAfterBreak="0">
+  <w:abstractNum w:abstractNumId="8" w15:restartNumberingAfterBreak="0">
     <w:nsid w:val="57EC4C05"/>
     <w:multiLevelType w:val="hybridMultilevel"/>
     <w:tmpl w:val="9078CD24"/>
@@ -5184,7 +8181,7 @@
       </w:pPr>
     </w:lvl>
   </w:abstractNum>
-  <w:abstractNum w:abstractNumId="8" w15:restartNumberingAfterBreak="0">
+  <w:abstractNum w:abstractNumId="9" w15:restartNumberingAfterBreak="0">
     <w:nsid w:val="600D0BF5"/>
     <w:multiLevelType w:val="hybridMultilevel"/>
     <w:tmpl w:val="383A7AA4"/>
@@ -5274,31 +8271,34 @@
     </w:lvl>
   </w:abstractNum>
   <w:num w:numId="1" w16cid:durableId="106051840">
-    <w:abstractNumId w:val="8"/>
+    <w:abstractNumId w:val="9"/>
   </w:num>
   <w:num w:numId="2" w16cid:durableId="749279196">
     <w:abstractNumId w:val="1"/>
   </w:num>
   <w:num w:numId="3" w16cid:durableId="571543717">
-    <w:abstractNumId w:val="5"/>
+    <w:abstractNumId w:val="6"/>
   </w:num>
   <w:num w:numId="4" w16cid:durableId="170263855">
     <w:abstractNumId w:val="0"/>
   </w:num>
   <w:num w:numId="5" w16cid:durableId="106432510">
-    <w:abstractNumId w:val="6"/>
+    <w:abstractNumId w:val="7"/>
   </w:num>
   <w:num w:numId="6" w16cid:durableId="1893812469">
-    <w:abstractNumId w:val="3"/>
+    <w:abstractNumId w:val="4"/>
   </w:num>
   <w:num w:numId="7" w16cid:durableId="1469930908">
     <w:abstractNumId w:val="2"/>
   </w:num>
   <w:num w:numId="8" w16cid:durableId="2028094159">
-    <w:abstractNumId w:val="4"/>
+    <w:abstractNumId w:val="5"/>
   </w:num>
   <w:num w:numId="9" w16cid:durableId="828328458">
-    <w:abstractNumId w:val="7"/>
+    <w:abstractNumId w:val="8"/>
+  </w:num>
+  <w:num w:numId="10" w16cid:durableId="904879012">
+    <w:abstractNumId w:val="3"/>
   </w:num>
 </w:numbering>
 </file>
@@ -5910,7 +8910,6 @@
   <w:style w:type="character" w:default="1" w:styleId="a0">
     <w:name w:val="Default Paragraph Font"/>
     <w:uiPriority w:val="1"/>
-    <w:semiHidden/>
     <w:unhideWhenUsed/>
   </w:style>
   <w:style w:type="table" w:default="1" w:styleId="a1">

--- a/Learning notes.docx
+++ b/Learning notes.docx
@@ -518,7 +518,7 @@
           <w:noProof/>
         </w:rPr>
         <w:drawing>
-          <wp:anchor distT="0" distB="0" distL="114300" distR="114300" simplePos="0" relativeHeight="251659264" behindDoc="0" locked="0" layoutInCell="1" allowOverlap="1" wp14:anchorId="48FBBFB3" wp14:editId="706D413C">
+          <wp:anchor distT="0" distB="0" distL="114300" distR="114300" simplePos="0" relativeHeight="251659264" behindDoc="0" locked="0" layoutInCell="1" allowOverlap="1" wp14:anchorId="48FBBFB3" wp14:editId="3EEE9273">
             <wp:simplePos x="0" y="0"/>
             <wp:positionH relativeFrom="column">
               <wp:posOffset>0</wp:posOffset>
@@ -2122,103 +2122,6 @@
       <w:pPr>
         <w:rPr>
           <w:rFonts w:hint="eastAsia"/>
-        </w:rPr>
-      </w:pPr>
-      <w:r>
-        <w:rPr>
-          <w:rFonts w:hint="eastAsia"/>
-        </w:rPr>
-        <w:t>学到了：</w:t>
-      </w:r>
-    </w:p>
-    <w:p>
-      <w:pPr>
-        <w:ind w:left="357"/>
-        <w:rPr>
-          <w:rFonts w:hint="eastAsia"/>
-          <w:b/>
-          <w:bCs/>
-          <w:i/>
-          <w:iCs/>
-        </w:rPr>
-      </w:pPr>
-      <w:r>
-        <w:rPr>
-          <w:rFonts w:hint="eastAsia"/>
-          <w:b/>
-          <w:bCs/>
-          <w:i/>
-          <w:iCs/>
-        </w:rPr>
-        <w:t>学会了决策树的回归和分类算法，</w:t>
-      </w:r>
-      <w:r>
-        <w:rPr>
-          <w:rFonts w:hint="eastAsia"/>
-          <w:b/>
-          <w:bCs/>
-          <w:i/>
-          <w:iCs/>
-        </w:rPr>
-        <w:t>一元/二元一次函数的线性回归算法，</w:t>
-      </w:r>
-      <w:r>
-        <w:rPr>
-          <w:rFonts w:hint="eastAsia"/>
-          <w:b/>
-          <w:bCs/>
-          <w:i/>
-          <w:iCs/>
-        </w:rPr>
-        <w:t>并且通过读取本地和自带的数据集成功跑通并绘制出来相应图像，得到预测的各种数据，MSE，准确度，召回率</w:t>
-      </w:r>
-      <w:proofErr w:type="gramStart"/>
-      <w:r>
-        <w:rPr>
-          <w:rFonts w:hint="eastAsia"/>
-          <w:b/>
-          <w:bCs/>
-          <w:i/>
-          <w:iCs/>
-        </w:rPr>
-        <w:t>(该分类中真实样本有多少被成功预测出来的占比)</w:t>
-      </w:r>
-      <w:proofErr w:type="gramEnd"/>
-      <w:r>
-        <w:rPr>
-          <w:rFonts w:hint="eastAsia"/>
-          <w:b/>
-          <w:bCs/>
-          <w:i/>
-          <w:iCs/>
-        </w:rPr>
-        <w:t>。学会了如何实现算法，创建模型，导入数据集，训练数据集以及进行</w:t>
-      </w:r>
-      <w:r>
-        <w:rPr>
-          <w:rFonts w:hint="eastAsia"/>
-          <w:b/>
-          <w:bCs/>
-          <w:i/>
-          <w:iCs/>
-        </w:rPr>
-        <w:t>训练和</w:t>
-      </w:r>
-      <w:r>
-        <w:rPr>
-          <w:rFonts w:hint="eastAsia"/>
-          <w:b/>
-          <w:bCs/>
-          <w:i/>
-          <w:iCs/>
-        </w:rPr>
-        <w:t>预测的方法，学会了如何根据绘制出来的图像判断预测值的高低</w:t>
-      </w:r>
-    </w:p>
-    <w:p>
-      <w:pPr>
-        <w:rPr>
-          <w:rFonts w:hint="eastAsia"/>
           <w:b/>
           <w:bCs/>
         </w:rPr>
@@ -2272,7 +2175,6 @@
         <w:rPr>
           <w:noProof/>
         </w:rPr>
-        <w:lastRenderedPageBreak/>
         <w:drawing>
           <wp:anchor distT="0" distB="0" distL="114300" distR="114300" simplePos="0" relativeHeight="251660288" behindDoc="0" locked="0" layoutInCell="1" allowOverlap="1" wp14:anchorId="505D24FC" wp14:editId="16A4032C">
             <wp:simplePos x="0" y="0"/>
@@ -2434,6 +2336,7 @@
           <w:sz w:val="20"/>
           <w:szCs w:val="21"/>
         </w:rPr>
+        <w:lastRenderedPageBreak/>
         <w:t>图</w:t>
       </w:r>
       <w:r>
@@ -2659,7 +2562,6 @@
           <w:sz w:val="20"/>
           <w:szCs w:val="21"/>
         </w:rPr>
-        <w:lastRenderedPageBreak/>
         <w:t>图</w:t>
       </w:r>
       <w:r>
@@ -2760,6 +2662,7 @@
           <w:sz w:val="20"/>
           <w:szCs w:val="21"/>
         </w:rPr>
+        <w:lastRenderedPageBreak/>
         <w:t>图</w:t>
       </w:r>
       <w:r>
@@ -3154,11 +3057,7 @@
         <w:t>一个点</w:t>
       </w:r>
       <w:r>
-        <w:t>，一个点画</w:t>
-      </w:r>
-      <w:r>
-        <w:lastRenderedPageBreak/>
-        <w:t>不出曲线，自然也谈不上面积。</w:t>
+        <w:t>，一个点画不出曲线，自然也谈不上面积。</w:t>
       </w:r>
       <w:r>
         <w:rPr>
@@ -3302,6 +3201,11 @@
       </w:r>
     </w:p>
     <w:p>
+      <w:pPr>
+        <w:rPr>
+          <w:rFonts w:hint="eastAsia"/>
+        </w:rPr>
+      </w:pPr>
       <w:r>
         <w:rPr>
           <w:rFonts w:hint="eastAsia"/>
@@ -3437,7 +3341,14 @@
         <w:rPr>
           <w:rFonts w:hint="eastAsia"/>
         </w:rPr>
-        <w:t>。如A概率平均为0.7，B平均概率为0.3，则投票去A</w:t>
+        <w:t>。如A概率平均为0.7，B平均概</w:t>
+      </w:r>
+      <w:r>
+        <w:rPr>
+          <w:rFonts w:hint="eastAsia"/>
+        </w:rPr>
+        <w:lastRenderedPageBreak/>
+        <w:t>率为0.3，则投票去A</w:t>
       </w:r>
     </w:p>
     <w:p>
@@ -4030,7 +3941,6 @@
         <w:rPr>
           <w:rFonts w:hint="eastAsia"/>
         </w:rPr>
-        <w:lastRenderedPageBreak/>
         <w:t>num_leaves</w:t>
       </w:r>
       <w:proofErr w:type="spellEnd"/>
@@ -4198,7 +4108,16 @@
           <w:b/>
           <w:bCs/>
         </w:rPr>
-        <w:t>验证误差最低的时候，这时通过早停可以知道生成了多少树：</w:t>
+        <w:t>验证误差最低的时候，</w:t>
+      </w:r>
+      <w:r>
+        <w:rPr>
+          <w:rFonts w:hint="eastAsia"/>
+          <w:b/>
+          <w:bCs/>
+        </w:rPr>
+        <w:lastRenderedPageBreak/>
+        <w:t>这时通过早停可以知道生成了多少树：</w:t>
       </w:r>
       <w:proofErr w:type="spellStart"/>
       <w:r>
@@ -4398,7 +4317,6 @@
         <w:rPr>
           <w:noProof/>
         </w:rPr>
-        <w:lastRenderedPageBreak/>
         <w:drawing>
           <wp:inline distT="0" distB="0" distL="0" distR="0" wp14:anchorId="5C838CD7" wp14:editId="481424DA">
             <wp:extent cx="5274310" cy="3995420"/>
@@ -4569,6 +4487,7 @@
         <w:rPr>
           <w:noProof/>
         </w:rPr>
+        <w:lastRenderedPageBreak/>
         <w:drawing>
           <wp:inline distT="0" distB="0" distL="0" distR="0" wp14:anchorId="6557491D" wp14:editId="1A02EFAC">
             <wp:extent cx="5274310" cy="822325"/>
@@ -4850,14 +4769,7 @@
         <w:rPr>
           <w:rFonts w:hint="eastAsia"/>
         </w:rPr>
-        <w:t>，因此也可知对于小数据随</w:t>
-      </w:r>
-      <w:r>
-        <w:rPr>
-          <w:rFonts w:hint="eastAsia"/>
-        </w:rPr>
-        <w:lastRenderedPageBreak/>
-        <w:t>机森林算法优于</w:t>
+        <w:t>，因此也可知对于小数据随机森林算法优于</w:t>
       </w:r>
       <w:proofErr w:type="spellStart"/>
       <w:r>
@@ -5076,6 +4988,7 @@
         <w:rPr>
           <w:noProof/>
         </w:rPr>
+        <w:lastRenderedPageBreak/>
         <w:drawing>
           <wp:inline distT="0" distB="0" distL="0" distR="0" wp14:anchorId="23C989BD" wp14:editId="72050B27">
             <wp:extent cx="5274310" cy="3025775"/>
@@ -5146,7 +5059,6 @@
         <w:rPr>
           <w:noProof/>
         </w:rPr>
-        <w:lastRenderedPageBreak/>
         <w:drawing>
           <wp:inline distT="0" distB="0" distL="0" distR="0" wp14:anchorId="5783B1A8" wp14:editId="2BA5748B">
             <wp:extent cx="5274310" cy="3280410"/>
@@ -5196,6 +5108,7 @@
         <w:rPr>
           <w:noProof/>
         </w:rPr>
+        <w:lastRenderedPageBreak/>
         <w:drawing>
           <wp:inline distT="0" distB="0" distL="0" distR="0" wp14:anchorId="15A2AA48" wp14:editId="6D6DCB91">
             <wp:extent cx="5274310" cy="3432810"/>
@@ -5240,6 +5153,9 @@
           <w:ilvl w:val="0"/>
           <w:numId w:val="9"/>
         </w:numPr>
+        <w:rPr>
+          <w:rFonts w:hint="eastAsia"/>
+        </w:rPr>
       </w:pPr>
       <w:r>
         <w:rPr>
@@ -5359,11 +5275,19 @@
         </w:rPr>
         <w:t>为超参数，如轮回次数，学习率</w:t>
       </w:r>
-      <w:r>
-        <w:rPr>
-          <w:rFonts w:hint="eastAsia"/>
-        </w:rPr>
-        <w:t>等)。前向和后向传播一次时，一般采用</w:t>
+      <w:proofErr w:type="gramStart"/>
+      <w:r>
+        <w:rPr>
+          <w:rFonts w:hint="eastAsia"/>
+        </w:rPr>
+        <w:t>等)。</w:t>
+      </w:r>
+      <w:proofErr w:type="gramEnd"/>
+      <w:r>
+        <w:rPr>
+          <w:rFonts w:hint="eastAsia"/>
+        </w:rPr>
+        <w:t>前向和后向传播一次时，一般采用</w:t>
       </w:r>
       <w:r>
         <w:rPr>
@@ -5455,6 +5379,9 @@
       <w:pPr>
         <w:pStyle w:val="a9"/>
         <w:ind w:left="360"/>
+        <w:rPr>
+          <w:rFonts w:hint="eastAsia"/>
+        </w:rPr>
       </w:pPr>
       <w:r>
         <w:rPr>
@@ -5491,9 +5418,11 @@
       <w:pPr>
         <w:pStyle w:val="a9"/>
         <w:ind w:left="360"/>
-      </w:pPr>
-      <w:r>
-        <w:lastRenderedPageBreak/>
+        <w:rPr>
+          <w:rFonts w:hint="eastAsia"/>
+        </w:rPr>
+      </w:pPr>
+      <w:r>
         <w:t>目的：根据当前参数得到预测值</w:t>
       </w:r>
     </w:p>
@@ -5501,6 +5430,9 @@
       <w:pPr>
         <w:pStyle w:val="a9"/>
         <w:ind w:left="360"/>
+        <w:rPr>
+          <w:rFonts w:hint="eastAsia"/>
+        </w:rPr>
       </w:pPr>
       <w:r>
         <w:rPr>
@@ -5657,43 +5589,17 @@
       </w:pPr>
       <w:r>
         <w:rPr>
-          <w:rFonts w:hint="eastAsia"/>
-        </w:rPr>
-        <w:t>同一数据集同种划分下使用不同模型跑后的主要差别体现在</w:t>
-      </w:r>
-      <w:r>
-        <w:rPr>
-          <w:rFonts w:hint="eastAsia"/>
-          <w:b/>
-          <w:bCs/>
-        </w:rPr>
-        <w:t>对尖峰/负价的刻画</w:t>
-      </w:r>
-      <w:r>
-        <w:rPr>
-          <w:rFonts w:hint="eastAsia"/>
-        </w:rPr>
-        <w:t>，训练效率和可解释性</w:t>
-      </w:r>
-    </w:p>
-    <w:p>
-      <w:pPr>
-        <w:rPr>
-          <w:rFonts w:hint="eastAsia"/>
-        </w:rPr>
-      </w:pPr>
-      <w:r>
-        <w:rPr>
           <w:noProof/>
         </w:rPr>
+        <w:lastRenderedPageBreak/>
         <w:drawing>
-          <wp:anchor distT="0" distB="0" distL="114300" distR="114300" simplePos="0" relativeHeight="251664384" behindDoc="0" locked="0" layoutInCell="1" allowOverlap="1" wp14:anchorId="6F9C2088" wp14:editId="0877496C">
+          <wp:anchor distT="0" distB="0" distL="114300" distR="114300" simplePos="0" relativeHeight="251664384" behindDoc="0" locked="0" layoutInCell="1" allowOverlap="1" wp14:anchorId="6F9C2088" wp14:editId="045AA99E">
             <wp:simplePos x="0" y="0"/>
             <wp:positionH relativeFrom="column">
-              <wp:posOffset>1394460</wp:posOffset>
+              <wp:posOffset>693420</wp:posOffset>
             </wp:positionH>
             <wp:positionV relativeFrom="paragraph">
-              <wp:posOffset>-122555</wp:posOffset>
+              <wp:posOffset>514350</wp:posOffset>
             </wp:positionV>
             <wp:extent cx="3131820" cy="1327150"/>
             <wp:effectExtent l="0" t="0" r="0" b="6350"/>
@@ -5746,6 +5652,33 @@
         <w:rPr>
           <w:rFonts w:hint="eastAsia"/>
         </w:rPr>
+        <w:t>同一数据集同种划分下使用不同模型跑后的主要差别体现在</w:t>
+      </w:r>
+      <w:r>
+        <w:rPr>
+          <w:rFonts w:hint="eastAsia"/>
+          <w:b/>
+          <w:bCs/>
+        </w:rPr>
+        <w:t>对尖峰/负价的刻画</w:t>
+      </w:r>
+      <w:r>
+        <w:rPr>
+          <w:rFonts w:hint="eastAsia"/>
+        </w:rPr>
+        <w:t>，训练效率和可解释性</w:t>
+      </w:r>
+    </w:p>
+    <w:p>
+      <w:pPr>
+        <w:rPr>
+          <w:rFonts w:hint="eastAsia"/>
+        </w:rPr>
+      </w:pPr>
+      <w:r>
+        <w:rPr>
+          <w:rFonts w:hint="eastAsia"/>
+        </w:rPr>
         <w:t>DNN:</w:t>
       </w:r>
     </w:p>
@@ -6014,12 +5947,14 @@
     <w:p>
       <w:pPr>
         <w:jc w:val="both"/>
+        <w:rPr>
+          <w:rFonts w:hint="eastAsia"/>
+        </w:rPr>
       </w:pPr>
       <w:r>
         <w:rPr>
           <w:noProof/>
         </w:rPr>
-        <w:lastRenderedPageBreak/>
         <w:drawing>
           <wp:inline distT="0" distB="0" distL="0" distR="0" wp14:anchorId="75EF5BEC" wp14:editId="0083D2CF">
             <wp:extent cx="5274310" cy="2480945"/>
@@ -6066,6 +6001,7 @@
         </w:numPr>
         <w:jc w:val="both"/>
         <w:rPr>
+          <w:rFonts w:hint="eastAsia"/>
           <w:b/>
           <w:bCs/>
           <w:sz w:val="28"/>
@@ -6088,6 +6024,9 @@
         <w:pStyle w:val="a9"/>
         <w:ind w:left="360"/>
         <w:jc w:val="both"/>
+        <w:rPr>
+          <w:rFonts w:hint="eastAsia"/>
+        </w:rPr>
       </w:pPr>
       <w:r>
         <w:rPr>
@@ -6099,7 +6038,14 @@
         <w:rPr>
           <w:rFonts w:hint="eastAsia"/>
         </w:rPr>
-        <w:t>核心问题是：电价的滞后项非常多，普通回归会过拟合，lasso会自动把没用的</w:t>
+        <w:t>核心问题是：电价的滞后项非常多，普通回归会过拟合，lasso会自动把没用</w:t>
+      </w:r>
+      <w:r>
+        <w:rPr>
+          <w:rFonts w:hint="eastAsia"/>
+        </w:rPr>
+        <w:lastRenderedPageBreak/>
+        <w:t>的</w:t>
       </w:r>
       <w:r>
         <w:rPr>
@@ -6121,6 +6067,9 @@
         <w:pStyle w:val="a9"/>
         <w:ind w:left="360"/>
         <w:jc w:val="both"/>
+        <w:rPr>
+          <w:rFonts w:hint="eastAsia"/>
+        </w:rPr>
       </w:pPr>
       <w:r>
         <w:rPr>
@@ -6137,6 +6086,9 @@
           <w:numId w:val="10"/>
         </w:numPr>
         <w:jc w:val="both"/>
+        <w:rPr>
+          <w:rFonts w:hint="eastAsia"/>
+        </w:rPr>
       </w:pPr>
       <w:r>
         <w:rPr>
@@ -6202,6 +6154,7 @@
         </w:numPr>
         <w:jc w:val="both"/>
         <w:rPr>
+          <w:rFonts w:hint="eastAsia"/>
           <w:sz w:val="20"/>
           <w:szCs w:val="21"/>
         </w:rPr>
@@ -6224,6 +6177,7 @@
         </w:numPr>
         <w:jc w:val="both"/>
         <w:rPr>
+          <w:rFonts w:hint="eastAsia"/>
           <w:sz w:val="20"/>
           <w:szCs w:val="21"/>
         </w:rPr>
@@ -6242,12 +6196,14 @@
         <w:pStyle w:val="a9"/>
         <w:jc w:val="both"/>
         <w:rPr>
-          <w:sz w:val="20"/>
-          <w:szCs w:val="21"/>
-        </w:rPr>
-      </w:pPr>
-      <w:r>
-        <w:rPr>
+          <w:rFonts w:hint="eastAsia"/>
+          <w:sz w:val="20"/>
+          <w:szCs w:val="21"/>
+        </w:rPr>
+      </w:pPr>
+      <w:r>
+        <w:rPr>
+          <w:noProof/>
           <w:sz w:val="20"/>
           <w:szCs w:val="21"/>
         </w:rPr>
@@ -6299,6 +6255,7 @@
         <w:pStyle w:val="a9"/>
         <w:jc w:val="both"/>
         <w:rPr>
+          <w:rFonts w:hint="eastAsia"/>
           <w:sz w:val="20"/>
           <w:szCs w:val="21"/>
         </w:rPr>
@@ -6317,12 +6274,14 @@
         <w:pStyle w:val="a9"/>
         <w:jc w:val="both"/>
         <w:rPr>
-          <w:sz w:val="20"/>
-          <w:szCs w:val="21"/>
-        </w:rPr>
-      </w:pPr>
-      <w:r>
-        <w:rPr>
+          <w:rFonts w:hint="eastAsia"/>
+          <w:sz w:val="20"/>
+          <w:szCs w:val="21"/>
+        </w:rPr>
+      </w:pPr>
+      <w:r>
+        <w:rPr>
+          <w:noProof/>
           <w:sz w:val="20"/>
           <w:szCs w:val="21"/>
         </w:rPr>
@@ -6417,6 +6376,7 @@
       <w:pPr>
         <w:jc w:val="both"/>
         <w:rPr>
+          <w:rFonts w:hint="eastAsia"/>
           <w:sz w:val="20"/>
           <w:szCs w:val="21"/>
         </w:rPr>
@@ -6548,55 +6508,58 @@
       <w:pPr>
         <w:jc w:val="both"/>
         <w:rPr>
-          <w:sz w:val="20"/>
-          <w:szCs w:val="21"/>
-        </w:rPr>
-      </w:pPr>
-      <w:r>
-        <w:rPr>
-          <w:rFonts w:hint="eastAsia"/>
+          <w:rFonts w:hint="eastAsia"/>
+          <w:sz w:val="20"/>
+          <w:szCs w:val="21"/>
+        </w:rPr>
+      </w:pPr>
+      <w:r>
+        <w:rPr>
+          <w:rFonts w:hint="eastAsia"/>
+          <w:sz w:val="20"/>
+          <w:szCs w:val="21"/>
+        </w:rPr>
+        <w:t>为什么外生变量可以用D当天</w:t>
+      </w:r>
+      <w:proofErr w:type="gramStart"/>
+      <w:r>
+        <w:rPr>
+          <w:rFonts w:hint="eastAsia"/>
+          <w:sz w:val="20"/>
+          <w:szCs w:val="21"/>
+        </w:rPr>
+        <w:t>(预测的那天)</w:t>
+      </w:r>
+      <w:proofErr w:type="gramEnd"/>
+      <w:r>
+        <w:rPr>
+          <w:rFonts w:hint="eastAsia"/>
+          <w:sz w:val="20"/>
+          <w:szCs w:val="21"/>
+        </w:rPr>
+        <w:t>的值？因为那是预测时刻已经知道的变量，不构成未来泄露；而价格本身需要用D-1天及更早。</w:t>
+      </w:r>
+    </w:p>
+    <w:p>
+      <w:pPr>
+        <w:jc w:val="both"/>
+        <w:rPr>
+          <w:rFonts w:hint="eastAsia"/>
+          <w:b/>
+          <w:bCs/>
+          <w:sz w:val="20"/>
+          <w:szCs w:val="21"/>
+        </w:rPr>
+      </w:pPr>
+      <w:r>
+        <w:rPr>
+          <w:b/>
+          <w:bCs/>
+          <w:noProof/>
           <w:sz w:val="20"/>
           <w:szCs w:val="21"/>
         </w:rPr>
         <w:lastRenderedPageBreak/>
-        <w:t>为什么外生变量可以用D当天</w:t>
-      </w:r>
-      <w:proofErr w:type="gramStart"/>
-      <w:r>
-        <w:rPr>
-          <w:rFonts w:hint="eastAsia"/>
-          <w:sz w:val="20"/>
-          <w:szCs w:val="21"/>
-        </w:rPr>
-        <w:t>(预测的那天)</w:t>
-      </w:r>
-      <w:proofErr w:type="gramEnd"/>
-      <w:r>
-        <w:rPr>
-          <w:rFonts w:hint="eastAsia"/>
-          <w:sz w:val="20"/>
-          <w:szCs w:val="21"/>
-        </w:rPr>
-        <w:t>的值？因为那是预测时刻已经知道的变量，不构成未来泄露；而价格本身需要用D-1天及更早。</w:t>
-      </w:r>
-    </w:p>
-    <w:p>
-      <w:pPr>
-        <w:jc w:val="both"/>
-        <w:rPr>
-          <w:b/>
-          <w:bCs/>
-          <w:sz w:val="20"/>
-          <w:szCs w:val="21"/>
-        </w:rPr>
-      </w:pPr>
-      <w:r>
-        <w:rPr>
-          <w:b/>
-          <w:bCs/>
-          <w:sz w:val="20"/>
-          <w:szCs w:val="21"/>
-        </w:rPr>
         <w:drawing>
           <wp:inline distT="0" distB="0" distL="0" distR="0" wp14:anchorId="03192A0F" wp14:editId="776F3F0A">
             <wp:extent cx="5029636" cy="2895851"/>
@@ -6856,6 +6819,7 @@
       <w:pPr>
         <w:jc w:val="both"/>
         <w:rPr>
+          <w:rFonts w:hint="eastAsia"/>
           <w:sz w:val="20"/>
           <w:szCs w:val="21"/>
         </w:rPr>
@@ -6933,6 +6897,7 @@
       <w:pPr>
         <w:jc w:val="both"/>
         <w:rPr>
+          <w:rFonts w:hint="eastAsia"/>
           <w:sz w:val="20"/>
           <w:szCs w:val="21"/>
         </w:rPr>
@@ -7002,6 +6967,7 @@
       <w:pPr>
         <w:jc w:val="both"/>
         <w:rPr>
+          <w:rFonts w:hint="eastAsia"/>
           <w:sz w:val="20"/>
           <w:szCs w:val="21"/>
         </w:rPr>
@@ -7209,9 +7175,6 @@
       <w:pPr>
         <w:jc w:val="both"/>
         <w:rPr>
-          <w:rFonts w:hint="eastAsia"/>
-          <w:b/>
-          <w:bCs/>
           <w:sz w:val="20"/>
           <w:szCs w:val="21"/>
         </w:rPr>
@@ -7316,6 +7279,1392 @@
         </w:rPr>
         <w:t>。</w:t>
       </w:r>
+    </w:p>
+    <w:p>
+      <w:pPr>
+        <w:jc w:val="both"/>
+        <w:rPr>
+          <w:b/>
+          <w:bCs/>
+        </w:rPr>
+      </w:pPr>
+      <w:r>
+        <w:rPr>
+          <w:rFonts w:hint="eastAsia"/>
+          <w:b/>
+          <w:bCs/>
+        </w:rPr>
+        <w:t>总结一下：</w:t>
+      </w:r>
+    </w:p>
+    <w:p>
+      <w:pPr>
+        <w:jc w:val="both"/>
+        <w:rPr>
+          <w:rFonts w:hint="eastAsia"/>
+          <w:b/>
+          <w:bCs/>
+        </w:rPr>
+      </w:pPr>
+      <w:r>
+        <w:rPr>
+          <w:rFonts w:hint="eastAsia"/>
+          <w:b/>
+          <w:bCs/>
+        </w:rPr>
+        <w:t>1.我学了什么：</w:t>
+      </w:r>
+    </w:p>
+    <w:p>
+      <w:pPr>
+        <w:ind w:firstLine="420"/>
+        <w:jc w:val="both"/>
+      </w:pPr>
+      <w:r>
+        <w:rPr>
+          <w:rFonts w:hint="eastAsia"/>
+        </w:rPr>
+        <w:t>重新学习了python中</w:t>
+      </w:r>
+      <w:proofErr w:type="spellStart"/>
+      <w:r>
+        <w:rPr>
+          <w:rFonts w:hint="eastAsia"/>
+        </w:rPr>
+        <w:t>numpy</w:t>
+      </w:r>
+      <w:proofErr w:type="spellEnd"/>
+      <w:r>
+        <w:rPr>
+          <w:rFonts w:hint="eastAsia"/>
+        </w:rPr>
+        <w:t>，matplotlib，pandas，机器学习库，学习了线性回归模型，并用</w:t>
+      </w:r>
+      <w:r>
+        <w:rPr>
+          <w:rFonts w:hint="eastAsia"/>
+          <w:b/>
+          <w:bCs/>
+        </w:rPr>
+        <w:t>梯度下降法</w:t>
+      </w:r>
+      <w:r>
+        <w:rPr>
+          <w:rFonts w:hint="eastAsia"/>
+        </w:rPr>
+        <w:t>自己写了一元一次方程和二元一次方程的回归算法。学习了</w:t>
+      </w:r>
+      <w:r>
+        <w:rPr>
+          <w:rFonts w:hint="eastAsia"/>
+          <w:b/>
+          <w:bCs/>
+        </w:rPr>
+        <w:t>决策树，随机森林，</w:t>
+      </w:r>
+      <w:proofErr w:type="spellStart"/>
+      <w:r>
+        <w:rPr>
+          <w:rFonts w:hint="eastAsia"/>
+          <w:b/>
+          <w:bCs/>
+        </w:rPr>
+        <w:t>lightgbm</w:t>
+      </w:r>
+      <w:proofErr w:type="spellEnd"/>
+      <w:r>
+        <w:rPr>
+          <w:rFonts w:hint="eastAsia"/>
+          <w:b/>
+          <w:bCs/>
+        </w:rPr>
+        <w:t>，</w:t>
+      </w:r>
+      <w:proofErr w:type="spellStart"/>
+      <w:r>
+        <w:rPr>
+          <w:rFonts w:hint="eastAsia"/>
+          <w:b/>
+          <w:bCs/>
+        </w:rPr>
+        <w:t>dnn</w:t>
+      </w:r>
+      <w:proofErr w:type="spellEnd"/>
+      <w:r>
+        <w:rPr>
+          <w:rFonts w:hint="eastAsia"/>
+          <w:b/>
+          <w:bCs/>
+        </w:rPr>
+        <w:t>和</w:t>
+      </w:r>
+      <w:proofErr w:type="spellStart"/>
+      <w:r>
+        <w:rPr>
+          <w:rFonts w:hint="eastAsia"/>
+          <w:b/>
+          <w:bCs/>
+        </w:rPr>
+        <w:t>lear</w:t>
+      </w:r>
+      <w:proofErr w:type="spellEnd"/>
+      <w:r>
+        <w:rPr>
+          <w:rFonts w:hint="eastAsia"/>
+          <w:b/>
+          <w:bCs/>
+        </w:rPr>
+        <w:t>模型</w:t>
+      </w:r>
+      <w:r>
+        <w:rPr>
+          <w:rFonts w:hint="eastAsia"/>
+        </w:rPr>
+        <w:t>。然后使用同一库自带的</w:t>
+      </w:r>
+      <w:r>
+        <w:rPr>
+          <w:rFonts w:hint="eastAsia"/>
+          <w:b/>
+          <w:bCs/>
+        </w:rPr>
+        <w:t>鸢尾花数据集</w:t>
+      </w:r>
+      <w:r>
+        <w:rPr>
+          <w:rFonts w:hint="eastAsia"/>
+        </w:rPr>
+        <w:t>对比实验了普通决策树和随机森林</w:t>
+      </w:r>
+      <w:r>
+        <w:rPr>
+          <w:rFonts w:hint="eastAsia"/>
+        </w:rPr>
+        <w:t>的</w:t>
+      </w:r>
+      <w:r>
+        <w:rPr>
+          <w:rFonts w:hint="eastAsia"/>
+          <w:b/>
+          <w:bCs/>
+        </w:rPr>
+        <w:t>分类</w:t>
+      </w:r>
+      <w:r>
+        <w:rPr>
+          <w:rFonts w:hint="eastAsia"/>
+          <w:b/>
+          <w:bCs/>
+        </w:rPr>
+        <w:t>算法</w:t>
+      </w:r>
+      <w:r>
+        <w:rPr>
+          <w:rFonts w:hint="eastAsia"/>
+        </w:rPr>
+        <w:t>，结果是随机森林模型性能明显优于普通决策树</w:t>
+      </w:r>
+      <w:r>
+        <w:rPr>
+          <w:rFonts w:hint="eastAsia"/>
+        </w:rPr>
+        <w:t>。此外有用了</w:t>
+      </w:r>
+      <w:r>
+        <w:rPr>
+          <w:rFonts w:hint="eastAsia"/>
+          <w:b/>
+          <w:bCs/>
+        </w:rPr>
+        <w:t>糖尿病数据集</w:t>
+      </w:r>
+      <w:r>
+        <w:rPr>
+          <w:rFonts w:hint="eastAsia"/>
+        </w:rPr>
+        <w:t>进行</w:t>
+      </w:r>
+      <w:r>
+        <w:rPr>
+          <w:rFonts w:hint="eastAsia"/>
+          <w:b/>
+          <w:bCs/>
+        </w:rPr>
+        <w:t>回归算法</w:t>
+      </w:r>
+      <w:r>
+        <w:rPr>
+          <w:rFonts w:hint="eastAsia"/>
+        </w:rPr>
+        <w:t>实验，</w:t>
+      </w:r>
+      <w:r>
+        <w:rPr>
+          <w:rFonts w:hint="eastAsia"/>
+          <w:b/>
+          <w:bCs/>
+        </w:rPr>
+        <w:t>单次</w:t>
+      </w:r>
+      <w:r>
+        <w:rPr>
+          <w:rFonts w:hint="eastAsia"/>
+        </w:rPr>
+        <w:t>实验下二者性能差不多，经过五</w:t>
+      </w:r>
+      <w:r>
+        <w:rPr>
+          <w:rFonts w:hint="eastAsia"/>
+        </w:rPr>
+        <w:lastRenderedPageBreak/>
+        <w:t>折交叉验证后随机森林性能明显优于单颗决策树并且</w:t>
+      </w:r>
+      <w:r>
+        <w:rPr>
+          <w:rFonts w:hint="eastAsia"/>
+        </w:rPr>
+        <w:t>得出此时</w:t>
+      </w:r>
+      <w:r>
+        <w:rPr>
+          <w:rFonts w:hint="eastAsia"/>
+          <w:b/>
+          <w:bCs/>
+        </w:rPr>
+        <w:t>线性回归模型性能是最好</w:t>
+      </w:r>
+      <w:r>
+        <w:rPr>
+          <w:rFonts w:hint="eastAsia"/>
+        </w:rPr>
+        <w:t>的，因为该</w:t>
+      </w:r>
+      <w:r>
+        <w:rPr>
+          <w:rFonts w:hint="eastAsia"/>
+          <w:b/>
+          <w:bCs/>
+        </w:rPr>
+        <w:t>数据集样本数很少</w:t>
+      </w:r>
+      <w:r>
+        <w:rPr>
+          <w:rFonts w:hint="eastAsia"/>
+        </w:rPr>
+        <w:t>，只有几百个，因此线性模型比树模型效果更好。又实验对比了</w:t>
+      </w:r>
+      <w:proofErr w:type="spellStart"/>
+      <w:r>
+        <w:rPr>
+          <w:rFonts w:hint="eastAsia"/>
+        </w:rPr>
+        <w:t>dnn</w:t>
+      </w:r>
+      <w:proofErr w:type="spellEnd"/>
+      <w:r>
+        <w:rPr>
+          <w:rFonts w:hint="eastAsia"/>
+        </w:rPr>
+        <w:t>和</w:t>
+      </w:r>
+      <w:proofErr w:type="spellStart"/>
+      <w:r>
+        <w:rPr>
+          <w:rFonts w:hint="eastAsia"/>
+        </w:rPr>
+        <w:t>lightgbm</w:t>
+      </w:r>
+      <w:proofErr w:type="spellEnd"/>
+      <w:r>
+        <w:rPr>
+          <w:rFonts w:hint="eastAsia"/>
+        </w:rPr>
+        <w:t>的性能，用的是山东数据，数据集划分相同，运行后发现从整体上看二者性能相差不大，区别在于对</w:t>
+      </w:r>
+      <w:r>
+        <w:rPr>
+          <w:rFonts w:hint="eastAsia"/>
+          <w:b/>
+          <w:bCs/>
+        </w:rPr>
+        <w:t>尖峰和负电价的刻画以及训练效率</w:t>
+      </w:r>
+      <w:r>
+        <w:rPr>
+          <w:rFonts w:hint="eastAsia"/>
+        </w:rPr>
+        <w:t>，通过绘图结果可知，二者在平滑段大致相当，预测很准，但是</w:t>
+      </w:r>
+      <w:proofErr w:type="spellStart"/>
+      <w:r>
+        <w:rPr>
+          <w:rFonts w:hint="eastAsia"/>
+        </w:rPr>
+        <w:t>dnn</w:t>
+      </w:r>
+      <w:proofErr w:type="spellEnd"/>
+      <w:r>
+        <w:rPr>
+          <w:rFonts w:hint="eastAsia"/>
+        </w:rPr>
+        <w:t>对于</w:t>
+      </w:r>
+      <w:r>
+        <w:rPr>
+          <w:rFonts w:hint="eastAsia"/>
+          <w:b/>
+          <w:bCs/>
+        </w:rPr>
+        <w:t>负电价</w:t>
+      </w:r>
+      <w:r>
+        <w:rPr>
+          <w:rFonts w:hint="eastAsia"/>
+          <w:b/>
+          <w:bCs/>
+        </w:rPr>
+        <w:t>和</w:t>
+      </w:r>
+      <w:r>
+        <w:rPr>
+          <w:rFonts w:hint="eastAsia"/>
+          <w:b/>
+          <w:bCs/>
+        </w:rPr>
+        <w:t>尖峰</w:t>
+      </w:r>
+      <w:r>
+        <w:rPr>
+          <w:rFonts w:hint="eastAsia"/>
+        </w:rPr>
+        <w:t>的预测要优于</w:t>
+      </w:r>
+      <w:proofErr w:type="spellStart"/>
+      <w:r>
+        <w:rPr>
+          <w:rFonts w:hint="eastAsia"/>
+        </w:rPr>
+        <w:t>lightgbm</w:t>
+      </w:r>
+      <w:proofErr w:type="spellEnd"/>
+      <w:r>
+        <w:rPr>
+          <w:rFonts w:hint="eastAsia"/>
+        </w:rPr>
+        <w:t>，但是</w:t>
+      </w:r>
+      <w:proofErr w:type="spellStart"/>
+      <w:r>
+        <w:rPr>
+          <w:rFonts w:hint="eastAsia"/>
+        </w:rPr>
+        <w:t>lightgbm</w:t>
+      </w:r>
+      <w:proofErr w:type="spellEnd"/>
+      <w:r>
+        <w:rPr>
+          <w:rFonts w:hint="eastAsia"/>
+        </w:rPr>
+        <w:t>的</w:t>
+      </w:r>
+      <w:r>
+        <w:rPr>
+          <w:rFonts w:hint="eastAsia"/>
+          <w:b/>
+          <w:bCs/>
+        </w:rPr>
+        <w:t>训练效率</w:t>
+      </w:r>
+      <w:r>
+        <w:rPr>
+          <w:rFonts w:hint="eastAsia"/>
+        </w:rPr>
+        <w:t>明显要高。</w:t>
+      </w:r>
+      <w:r>
+        <w:t>这些模型我基本上都自己写了一遍，然后用库自带的数据集跑通，然后把这些</w:t>
+      </w:r>
+      <w:r>
+        <w:rPr>
+          <w:b/>
+          <w:bCs/>
+        </w:rPr>
+        <w:t>代码，学习过程以及遇到的一些问题都整理发到了我的</w:t>
+      </w:r>
+      <w:proofErr w:type="spellStart"/>
+      <w:r>
+        <w:rPr>
+          <w:b/>
+          <w:bCs/>
+        </w:rPr>
+        <w:t>github</w:t>
+      </w:r>
+      <w:proofErr w:type="spellEnd"/>
+      <w:r>
+        <w:rPr>
+          <w:b/>
+          <w:bCs/>
+        </w:rPr>
+        <w:t>库</w:t>
+      </w:r>
+      <w:r>
+        <w:t>里，方便我随机复习。</w:t>
+      </w:r>
+    </w:p>
+    <w:p>
+      <w:pPr>
+        <w:jc w:val="both"/>
+        <w:rPr>
+          <w:rFonts w:hint="eastAsia"/>
+          <w:b/>
+          <w:bCs/>
+        </w:rPr>
+      </w:pPr>
+      <w:r>
+        <w:rPr>
+          <w:rFonts w:hint="eastAsia"/>
+          <w:b/>
+          <w:bCs/>
+        </w:rPr>
+        <w:t>2</w:t>
+      </w:r>
+      <w:proofErr w:type="gramStart"/>
+      <w:r>
+        <w:rPr>
+          <w:rFonts w:hint="eastAsia"/>
+          <w:b/>
+          <w:bCs/>
+        </w:rPr>
+        <w:t xml:space="preserve">. </w:t>
+      </w:r>
+      <w:r>
+        <w:rPr>
+          <w:rFonts w:hint="eastAsia"/>
+          <w:b/>
+          <w:bCs/>
+        </w:rPr>
+        <w:t>遇到</w:t>
+      </w:r>
+      <w:proofErr w:type="gramEnd"/>
+      <w:r>
+        <w:rPr>
+          <w:rFonts w:hint="eastAsia"/>
+          <w:b/>
+          <w:bCs/>
+        </w:rPr>
+        <w:t>的问题：</w:t>
+      </w:r>
+    </w:p>
+    <w:p>
+      <w:pPr>
+        <w:jc w:val="both"/>
+        <w:rPr>
+          <w:rFonts w:hint="eastAsia"/>
+        </w:rPr>
+      </w:pPr>
+      <w:r>
+        <w:rPr>
+          <w:rFonts w:hint="eastAsia"/>
+        </w:rPr>
+        <w:t>1.什么是</w:t>
+      </w:r>
+      <w:r>
+        <w:rPr>
+          <w:rFonts w:hint="eastAsia"/>
+          <w:b/>
+          <w:bCs/>
+        </w:rPr>
+        <w:t>梯度下降法</w:t>
+      </w:r>
+      <w:r>
+        <w:rPr>
+          <w:rFonts w:hint="eastAsia"/>
+        </w:rPr>
+        <w:t>：我个人理解的是：想象一个三维空间中有张曲面，曲面上有一点，想要从该点出发走到曲面上最低点。我每次要选一个速度最快的方向，就是最陡的方向，反应到方程上就是该方向导数最大，然后朝该方向走一步，这个步就是学习率，也就是步长，以此类推直到达到最低点或者局部最低点。</w:t>
+      </w:r>
+    </w:p>
+    <w:p>
+      <w:pPr>
+        <w:jc w:val="both"/>
+        <w:rPr>
+          <w:rFonts w:hint="eastAsia"/>
+        </w:rPr>
+      </w:pPr>
+      <w:r>
+        <w:rPr>
+          <w:rFonts w:hint="eastAsia"/>
+        </w:rPr>
+        <w:t>2.</w:t>
+      </w:r>
+      <w:r>
+        <w:rPr>
+          <w:rFonts w:hint="eastAsia"/>
+          <w:b/>
+          <w:bCs/>
+        </w:rPr>
+        <w:t>决策树</w:t>
+      </w:r>
+      <w:r>
+        <w:rPr>
+          <w:rFonts w:hint="eastAsia"/>
+        </w:rPr>
+        <w:t>算法中如何</w:t>
+      </w:r>
+      <w:r>
+        <w:rPr>
+          <w:rFonts w:hint="eastAsia"/>
+          <w:b/>
+          <w:bCs/>
+        </w:rPr>
+        <w:t>防止过拟合</w:t>
+      </w:r>
+      <w:r>
+        <w:rPr>
+          <w:rFonts w:hint="eastAsia"/>
+        </w:rPr>
+        <w:t>：①预剪枝，就比如限制树的最深深度，结点最小样本数之类的②后剪枝，当决策树构建完毕后，剪去树中对验证无用的枝③集成方法，就比如随机森林</w:t>
+      </w:r>
+    </w:p>
+    <w:p>
+      <w:pPr>
+        <w:jc w:val="both"/>
+        <w:rPr>
+          <w:rFonts w:hint="eastAsia"/>
+        </w:rPr>
+      </w:pPr>
+      <w:r>
+        <w:rPr>
+          <w:rFonts w:hint="eastAsia"/>
+        </w:rPr>
+        <w:t>3.如何度量</w:t>
+      </w:r>
+      <w:r>
+        <w:rPr>
+          <w:rFonts w:hint="eastAsia"/>
+          <w:b/>
+          <w:bCs/>
+        </w:rPr>
+        <w:t>结点纯净度</w:t>
+      </w:r>
+      <w:r>
+        <w:rPr>
+          <w:rFonts w:hint="eastAsia"/>
+        </w:rPr>
+        <w:t>：使用熵函数或者基尼不纯度来衡量一个数据集的不纯度，越纯净值越接近0</w:t>
+      </w:r>
+    </w:p>
+    <w:p>
+      <w:pPr>
+        <w:jc w:val="both"/>
+        <w:rPr>
+          <w:rFonts w:hint="eastAsia"/>
+        </w:rPr>
+      </w:pPr>
+      <w:r>
+        <w:rPr>
+          <w:rFonts w:hint="eastAsia"/>
+        </w:rPr>
+        <w:t>4.为什么默认选择基尼不纯度而不选择熵函数：因为计算基尼不纯度只需要进行加法和乘法运算，而计算熵函数值需要经过对数运算，运算更复杂</w:t>
+      </w:r>
+    </w:p>
+    <w:p>
+      <w:pPr>
+        <w:jc w:val="both"/>
+        <w:rPr>
+          <w:rFonts w:hint="eastAsia"/>
+        </w:rPr>
+      </w:pPr>
+      <w:r>
+        <w:rPr>
+          <w:rFonts w:hint="eastAsia"/>
+        </w:rPr>
+        <w:t>5.何为</w:t>
+      </w:r>
+      <w:r>
+        <w:rPr>
+          <w:rFonts w:hint="eastAsia"/>
+          <w:b/>
+          <w:bCs/>
+        </w:rPr>
+        <w:t>最优分裂特征</w:t>
+      </w:r>
+      <w:r>
+        <w:rPr>
+          <w:rFonts w:hint="eastAsia"/>
+        </w:rPr>
+        <w:t>：让熵函数或者基尼不纯度下降最多的特征，也就是根据某个特征分裂后子结点的不纯度或者熵值加权平均后最小的特征</w:t>
+      </w:r>
+    </w:p>
+    <w:p>
+      <w:pPr>
+        <w:jc w:val="both"/>
+        <w:rPr>
+          <w:rFonts w:hint="eastAsia"/>
+        </w:rPr>
+      </w:pPr>
+      <w:r>
+        <w:rPr>
+          <w:rFonts w:hint="eastAsia"/>
+        </w:rPr>
+        <w:t>6.随机森林最后的投票阶段如何进行：根据任务不同选择不同方法①对于</w:t>
+      </w:r>
+      <w:r>
+        <w:rPr>
+          <w:rFonts w:hint="eastAsia"/>
+          <w:b/>
+          <w:bCs/>
+        </w:rPr>
+        <w:t>分类任务</w:t>
+      </w:r>
+      <w:r>
+        <w:rPr>
+          <w:rFonts w:hint="eastAsia"/>
+        </w:rPr>
+        <w:t>，如果输出的是分类</w:t>
+      </w:r>
+      <w:r>
+        <w:rPr>
+          <w:rFonts w:hint="eastAsia"/>
+        </w:rPr>
+        <w:t>的</w:t>
+      </w:r>
+      <w:r>
+        <w:rPr>
+          <w:rFonts w:hint="eastAsia"/>
+        </w:rPr>
+        <w:t>结果1.硬</w:t>
+      </w:r>
+      <w:proofErr w:type="gramStart"/>
+      <w:r>
+        <w:rPr>
+          <w:rFonts w:hint="eastAsia"/>
+        </w:rPr>
+        <w:t>分类.</w:t>
+      </w:r>
+      <w:proofErr w:type="gramEnd"/>
+      <w:r>
+        <w:rPr>
+          <w:rFonts w:hint="eastAsia"/>
+        </w:rPr>
+        <w:t>如二分类分出A，B，则根据A，B数量多少选出2.软</w:t>
+      </w:r>
+      <w:proofErr w:type="gramStart"/>
+      <w:r>
+        <w:rPr>
+          <w:rFonts w:hint="eastAsia"/>
+        </w:rPr>
+        <w:t>分类.</w:t>
+      </w:r>
+      <w:proofErr w:type="gramEnd"/>
+      <w:r>
+        <w:rPr>
+          <w:rFonts w:hint="eastAsia"/>
+        </w:rPr>
+        <w:t>如果输出是类别的概率，则对这些</w:t>
+      </w:r>
+      <w:r>
+        <w:rPr>
+          <w:rFonts w:hint="eastAsia"/>
+          <w:b/>
+          <w:bCs/>
+        </w:rPr>
+        <w:t>概率取平均</w:t>
+      </w:r>
+      <w:r>
+        <w:rPr>
+          <w:rFonts w:hint="eastAsia"/>
+        </w:rPr>
+        <w:t>，选择更大一方②对于回归任务，由于输出是一系列连续值，因此只需要对其取</w:t>
+      </w:r>
+      <w:r>
+        <w:rPr>
+          <w:rFonts w:hint="eastAsia"/>
+          <w:b/>
+          <w:bCs/>
+        </w:rPr>
+        <w:t>算数平均</w:t>
+      </w:r>
+      <w:r>
+        <w:rPr>
+          <w:rFonts w:hint="eastAsia"/>
+        </w:rPr>
+        <w:t>即可</w:t>
+      </w:r>
+    </w:p>
+    <w:p>
+      <w:pPr>
+        <w:jc w:val="both"/>
+        <w:rPr>
+          <w:rFonts w:hint="eastAsia"/>
+        </w:rPr>
+      </w:pPr>
+      <w:r>
+        <w:rPr>
+          <w:rFonts w:hint="eastAsia"/>
+        </w:rPr>
+        <w:t>7.为什么</w:t>
+      </w:r>
+      <w:proofErr w:type="spellStart"/>
+      <w:r>
+        <w:rPr>
+          <w:rFonts w:hint="eastAsia"/>
+        </w:rPr>
+        <w:t>lightgbm</w:t>
+      </w:r>
+      <w:proofErr w:type="spellEnd"/>
+      <w:r>
+        <w:rPr>
+          <w:rFonts w:hint="eastAsia"/>
+        </w:rPr>
+        <w:t>要更快，内存占用更低：我了解的有①采用</w:t>
+      </w:r>
+      <w:r>
+        <w:rPr>
+          <w:rFonts w:hint="eastAsia"/>
+          <w:b/>
+          <w:bCs/>
+        </w:rPr>
+        <w:t>直方图算</w:t>
+      </w:r>
+      <w:r>
+        <w:rPr>
+          <w:rFonts w:hint="eastAsia"/>
+        </w:rPr>
+        <w:t>法，只遍历一次样本将其</w:t>
+      </w:r>
+      <w:r>
+        <w:rPr>
+          <w:rFonts w:hint="eastAsia"/>
+          <w:b/>
+          <w:bCs/>
+        </w:rPr>
+        <w:t>分为不同的桶</w:t>
+      </w:r>
+      <w:r>
+        <w:rPr>
+          <w:rFonts w:hint="eastAsia"/>
+        </w:rPr>
+        <w:t>，而桶里装的</w:t>
+      </w:r>
+      <w:r>
+        <w:rPr>
+          <w:rFonts w:hint="eastAsia"/>
+          <w:b/>
+          <w:bCs/>
+        </w:rPr>
+        <w:t>不再是</w:t>
+      </w:r>
+      <w:r>
+        <w:rPr>
+          <w:rFonts w:hint="eastAsia"/>
+        </w:rPr>
+        <w:t>这些样本本身，而是桶</w:t>
+      </w:r>
+      <w:r>
+        <w:rPr>
+          <w:rFonts w:hint="eastAsia"/>
+          <w:b/>
+          <w:bCs/>
+        </w:rPr>
+        <w:t>内样本</w:t>
+      </w:r>
+      <w:r>
+        <w:rPr>
+          <w:rFonts w:hint="eastAsia"/>
+          <w:b/>
+          <w:bCs/>
+        </w:rPr>
+        <w:t>数</w:t>
+      </w:r>
+      <w:r>
+        <w:rPr>
+          <w:rFonts w:hint="eastAsia"/>
+        </w:rPr>
+        <w:t>，</w:t>
+      </w:r>
+      <w:r>
+        <w:rPr>
+          <w:rFonts w:hint="eastAsia"/>
+          <w:b/>
+          <w:bCs/>
+        </w:rPr>
+        <w:t>梯度之和等统计值</w:t>
+      </w:r>
+      <w:r>
+        <w:rPr>
+          <w:rFonts w:hint="eastAsia"/>
+        </w:rPr>
+        <w:t>，分裂式根本不需要再遍历这些样本，只需要遍历这些桶，每次分类</w:t>
+      </w:r>
+      <w:r>
+        <w:rPr>
+          <w:rFonts w:hint="eastAsia"/>
+          <w:b/>
+          <w:bCs/>
+        </w:rPr>
+        <w:t>计算左右梯度之和后算增益值</w:t>
+      </w:r>
+      <w:r>
+        <w:rPr>
+          <w:rFonts w:hint="eastAsia"/>
+        </w:rPr>
+        <w:t>，选</w:t>
+      </w:r>
+      <w:r>
+        <w:rPr>
+          <w:rFonts w:hint="eastAsia"/>
+          <w:b/>
+          <w:bCs/>
+        </w:rPr>
+        <w:t>增益最大</w:t>
+      </w:r>
+      <w:r>
+        <w:rPr>
+          <w:rFonts w:hint="eastAsia"/>
+        </w:rPr>
+        <w:t>的那次分类即可，数量级从数百万直接降到几百②采用</w:t>
+      </w:r>
+      <w:r>
+        <w:rPr>
+          <w:rFonts w:hint="eastAsia"/>
+          <w:b/>
+          <w:bCs/>
+        </w:rPr>
+        <w:t>按叶子生长</w:t>
+      </w:r>
+      <w:r>
+        <w:rPr>
+          <w:rFonts w:hint="eastAsia"/>
+        </w:rPr>
+        <w:t>而非传统按层生长，每次只会</w:t>
+      </w:r>
+      <w:r>
+        <w:rPr>
+          <w:rFonts w:hint="eastAsia"/>
+          <w:b/>
+          <w:bCs/>
+        </w:rPr>
+        <w:t>分</w:t>
+      </w:r>
+      <w:r>
+        <w:rPr>
+          <w:rFonts w:hint="eastAsia"/>
+          <w:b/>
+          <w:bCs/>
+        </w:rPr>
+        <w:t>裂</w:t>
+      </w:r>
+      <w:r>
+        <w:rPr>
+          <w:rFonts w:hint="eastAsia"/>
+          <w:b/>
+          <w:bCs/>
+        </w:rPr>
+        <w:t>收益最大的</w:t>
+      </w:r>
+      <w:r>
+        <w:rPr>
+          <w:rFonts w:hint="eastAsia"/>
+        </w:rPr>
+        <w:t>那个叶子，消除其他无效或者低效的分裂带来的</w:t>
+      </w:r>
+      <w:r>
+        <w:rPr>
+          <w:rFonts w:hint="eastAsia"/>
+          <w:b/>
+          <w:bCs/>
+        </w:rPr>
+        <w:t>内存占用和计算开销</w:t>
+      </w:r>
+      <w:r>
+        <w:rPr>
+          <w:rFonts w:hint="eastAsia"/>
+        </w:rPr>
+        <w:t>。但代驾是对于</w:t>
+      </w:r>
+      <w:r>
+        <w:rPr>
+          <w:rFonts w:hint="eastAsia"/>
+          <w:b/>
+          <w:bCs/>
+        </w:rPr>
+        <w:t>小数据更易过拟合</w:t>
+      </w:r>
+    </w:p>
+    <w:p>
+      <w:pPr>
+        <w:jc w:val="both"/>
+        <w:rPr>
+          <w:rFonts w:hint="eastAsia"/>
+        </w:rPr>
+      </w:pPr>
+      <w:r>
+        <w:rPr>
+          <w:rFonts w:hint="eastAsia"/>
+        </w:rPr>
+        <w:t>8.lightgbm数据集为什么是三段切分：切分为</w:t>
+      </w:r>
+      <w:r>
+        <w:rPr>
+          <w:rFonts w:hint="eastAsia"/>
+          <w:b/>
+          <w:bCs/>
+        </w:rPr>
+        <w:t>训练集，测试集和验证集</w:t>
+      </w:r>
+      <w:r>
+        <w:rPr>
+          <w:rFonts w:hint="eastAsia"/>
+        </w:rPr>
+        <w:t>。训练集用来让模型学到规律，测试集用来判断模型训练的好坏，验证集用来监督早停。</w:t>
+      </w:r>
+    </w:p>
+    <w:p>
+      <w:pPr>
+        <w:jc w:val="both"/>
+        <w:rPr>
+          <w:rFonts w:hint="eastAsia"/>
+        </w:rPr>
+      </w:pPr>
+      <w:r>
+        <w:rPr>
+          <w:rFonts w:hint="eastAsia"/>
+        </w:rPr>
+        <w:lastRenderedPageBreak/>
+        <w:t>9.早停的作用是什么：早停可以</w:t>
+      </w:r>
+      <w:r>
+        <w:rPr>
+          <w:rFonts w:hint="eastAsia"/>
+          <w:b/>
+          <w:bCs/>
+        </w:rPr>
+        <w:t>防过拟合</w:t>
+      </w:r>
+      <w:r>
+        <w:rPr>
+          <w:rFonts w:hint="eastAsia"/>
+        </w:rPr>
+        <w:t>。模型训练每一轮都需要计算一次</w:t>
+      </w:r>
+      <w:proofErr w:type="spellStart"/>
+      <w:r>
+        <w:rPr>
+          <w:rFonts w:hint="eastAsia"/>
+        </w:rPr>
+        <w:t>mea</w:t>
+      </w:r>
+      <w:proofErr w:type="spellEnd"/>
+      <w:r>
+        <w:rPr>
+          <w:rFonts w:hint="eastAsia"/>
+        </w:rPr>
+        <w:t>，假设我设置早停值为50，那么代表着</w:t>
+      </w:r>
+      <w:r>
+        <w:rPr>
+          <w:rFonts w:hint="eastAsia"/>
+        </w:rPr>
+        <w:t>如果</w:t>
+      </w:r>
+      <w:r>
+        <w:rPr>
+          <w:rFonts w:hint="eastAsia"/>
+          <w:b/>
+          <w:bCs/>
+        </w:rPr>
+        <w:t>连续50轮内</w:t>
+      </w:r>
+      <w:r>
+        <w:rPr>
+          <w:rFonts w:hint="eastAsia"/>
+        </w:rPr>
+        <w:t>模型的性能</w:t>
+      </w:r>
+      <w:r>
+        <w:rPr>
+          <w:rFonts w:hint="eastAsia"/>
+        </w:rPr>
+        <w:t>都没有再变好</w:t>
+      </w:r>
+      <w:r>
+        <w:rPr>
+          <w:rFonts w:hint="eastAsia"/>
+        </w:rPr>
+        <w:t>，也就是</w:t>
+      </w:r>
+      <w:proofErr w:type="spellStart"/>
+      <w:r>
+        <w:rPr>
+          <w:rFonts w:hint="eastAsia"/>
+        </w:rPr>
+        <w:t>mea</w:t>
+      </w:r>
+      <w:proofErr w:type="spellEnd"/>
+      <w:r>
+        <w:rPr>
+          <w:rFonts w:hint="eastAsia"/>
+        </w:rPr>
+        <w:t>大小没有</w:t>
+      </w:r>
+      <w:r>
+        <w:rPr>
+          <w:rFonts w:hint="eastAsia"/>
+        </w:rPr>
+        <w:t>减小</w:t>
+      </w:r>
+      <w:r>
+        <w:rPr>
+          <w:rFonts w:hint="eastAsia"/>
+        </w:rPr>
+        <w:t>，这时候说明模型性能已经很好了，没必要继续训练，此时会退出训练，同时可以根据早停值知道在</w:t>
+      </w:r>
+      <w:r>
+        <w:rPr>
+          <w:rFonts w:hint="eastAsia"/>
+          <w:b/>
+          <w:bCs/>
+        </w:rPr>
+        <w:t>第几棵树</w:t>
+      </w:r>
+      <w:r>
+        <w:rPr>
+          <w:rFonts w:hint="eastAsia"/>
+          <w:b/>
+          <w:bCs/>
+        </w:rPr>
+        <w:t>时候模型性能达到最</w:t>
+      </w:r>
+      <w:r>
+        <w:rPr>
+          <w:rFonts w:hint="eastAsia"/>
+        </w:rPr>
+        <w:t>好，使后续模型训练直接设定轮次直接设定为这个值，避免后续无意义的训练</w:t>
+      </w:r>
+    </w:p>
+    <w:p>
+      <w:pPr>
+        <w:jc w:val="both"/>
+        <w:rPr>
+          <w:rFonts w:hint="eastAsia"/>
+        </w:rPr>
+      </w:pPr>
+      <w:r>
+        <w:rPr>
+          <w:rFonts w:hint="eastAsia"/>
+          <w:color w:val="FF0000"/>
+        </w:rPr>
+        <w:t>10</w:t>
+      </w:r>
+      <w:r>
+        <w:rPr>
+          <w:rFonts w:hint="eastAsia"/>
+        </w:rPr>
+        <w:t>.lightgbm中测试集</w:t>
+      </w:r>
+      <w:proofErr w:type="gramStart"/>
+      <w:r>
+        <w:rPr>
+          <w:rFonts w:hint="eastAsia"/>
+        </w:rPr>
+        <w:t>的 树</w:t>
+      </w:r>
+      <w:proofErr w:type="gramEnd"/>
+      <w:r>
+        <w:rPr>
+          <w:rFonts w:hint="eastAsia"/>
+        </w:rPr>
+        <w:t>的数量和</w:t>
+      </w:r>
+      <w:proofErr w:type="spellStart"/>
+      <w:r>
+        <w:rPr>
+          <w:rFonts w:hint="eastAsia"/>
+        </w:rPr>
+        <w:t>mea</w:t>
+      </w:r>
+      <w:proofErr w:type="spellEnd"/>
+      <w:r>
+        <w:rPr>
+          <w:rFonts w:hint="eastAsia"/>
+        </w:rPr>
+        <w:t>值关系的曲线一路下降，而验证集的却是先下降后上升：因为前半段模型在学数据里的规律，在后半段模型又开始背验证集里的噪声，由于噪声只存在于测试集中，换到验证集里就是纯错误了，因此验证集误差反而上升</w:t>
+      </w:r>
+    </w:p>
+    <w:p>
+      <w:pPr>
+        <w:jc w:val="both"/>
+        <w:rPr>
+          <w:rFonts w:hint="eastAsia"/>
+        </w:rPr>
+      </w:pPr>
+      <w:r>
+        <w:rPr>
+          <w:rFonts w:hint="eastAsia"/>
+          <w:color w:val="FF0000"/>
+        </w:rPr>
+        <w:t>11.</w:t>
+      </w:r>
+      <w:r>
+        <w:rPr>
+          <w:rFonts w:hint="eastAsia"/>
+        </w:rPr>
+        <w:t>dnn中为什么要有激活函数：因为如果不加激活函数，再多的神经元也等价于一个单次线性模型，举例说明：单输入x，单输出y，隐藏层为俩层，各层一个神经元，和线性模型没什么俩样。因此加上激活函数后，将线性方程就转换为了非线性方程，可以表示更多</w:t>
+      </w:r>
+      <w:r>
+        <w:rPr>
+          <w:rFonts w:hint="eastAsia"/>
+          <w:b/>
+          <w:bCs/>
+        </w:rPr>
+        <w:t>复杂的函数</w:t>
+      </w:r>
+      <w:r>
+        <w:rPr>
+          <w:rFonts w:hint="eastAsia"/>
+        </w:rPr>
+        <w:t>，得到更好的拟合性能。</w:t>
+      </w:r>
+    </w:p>
+    <w:p>
+      <w:pPr>
+        <w:jc w:val="both"/>
+      </w:pPr>
+      <w:r>
+        <w:rPr>
+          <w:rFonts w:hint="eastAsia"/>
+          <w:color w:val="FF0000"/>
+        </w:rPr>
+        <w:t>12</w:t>
+      </w:r>
+      <w:r>
+        <w:rPr>
+          <w:rFonts w:hint="eastAsia"/>
+        </w:rPr>
+        <w:t>.lightgbm使用库自带的回归任务数据集时，我想要对比不同叶子数对于</w:t>
+      </w:r>
+      <w:proofErr w:type="spellStart"/>
+      <w:r>
+        <w:rPr>
+          <w:rFonts w:hint="eastAsia"/>
+        </w:rPr>
+        <w:t>mea</w:t>
+      </w:r>
+      <w:proofErr w:type="spellEnd"/>
+      <w:r>
+        <w:rPr>
+          <w:rFonts w:hint="eastAsia"/>
+        </w:rPr>
+        <w:t>的影响，然后把其实分别调整为7，31，255，1023，结果发现31之后的测试集和验证集</w:t>
+      </w:r>
+      <w:proofErr w:type="spellStart"/>
+      <w:r>
+        <w:rPr>
+          <w:rFonts w:hint="eastAsia"/>
+        </w:rPr>
+        <w:t>mea</w:t>
+      </w:r>
+      <w:proofErr w:type="spellEnd"/>
+      <w:r>
+        <w:rPr>
+          <w:rFonts w:hint="eastAsia"/>
+        </w:rPr>
+        <w:t>不再变化：由于该数据集</w:t>
+      </w:r>
+      <w:r>
+        <w:rPr>
+          <w:rFonts w:hint="eastAsia"/>
+          <w:b/>
+          <w:bCs/>
+        </w:rPr>
+        <w:t>只有300个样本数</w:t>
+      </w:r>
+      <w:r>
+        <w:rPr>
+          <w:rFonts w:hint="eastAsia"/>
+        </w:rPr>
+        <w:t>，而我没有调模型每</w:t>
+      </w:r>
+      <w:r>
+        <w:rPr>
+          <w:rFonts w:hint="eastAsia"/>
+          <w:b/>
+          <w:bCs/>
+        </w:rPr>
+        <w:t>个叶子中最少样本数</w:t>
+      </w:r>
+      <w:r>
+        <w:rPr>
+          <w:rFonts w:hint="eastAsia"/>
+        </w:rPr>
+        <w:t>，它</w:t>
+      </w:r>
+      <w:r>
+        <w:rPr>
+          <w:rFonts w:hint="eastAsia"/>
+          <w:b/>
+          <w:bCs/>
+        </w:rPr>
+        <w:t>默认是20</w:t>
+      </w:r>
+      <w:r>
+        <w:rPr>
+          <w:rFonts w:hint="eastAsia"/>
+        </w:rPr>
+        <w:t>，也就是说，最多有300/20=</w:t>
+      </w:r>
+      <w:proofErr w:type="gramStart"/>
+      <w:r>
+        <w:rPr>
+          <w:rFonts w:hint="eastAsia"/>
+        </w:rPr>
+        <w:t>15个叶子</w:t>
+      </w:r>
+      <w:proofErr w:type="gramEnd"/>
+      <w:r>
+        <w:rPr>
+          <w:rFonts w:hint="eastAsia"/>
+        </w:rPr>
+        <w:t>，因此叶子数为7时结果正常，而之后得打结果均不再变化。解决方法：我把</w:t>
+      </w:r>
+      <w:proofErr w:type="spellStart"/>
+      <w:r>
+        <w:rPr>
+          <w:rFonts w:hint="eastAsia"/>
+        </w:rPr>
+        <w:t>min_child_samples</w:t>
+      </w:r>
+      <w:proofErr w:type="spellEnd"/>
+      <w:r>
+        <w:rPr>
+          <w:rFonts w:hint="eastAsia"/>
+        </w:rPr>
+        <w:t>值改为了1，此时测试集和验证集的</w:t>
+      </w:r>
+      <w:proofErr w:type="spellStart"/>
+      <w:r>
+        <w:rPr>
+          <w:rFonts w:hint="eastAsia"/>
+        </w:rPr>
+        <w:t>mea</w:t>
+      </w:r>
+      <w:proofErr w:type="spellEnd"/>
+      <w:r>
+        <w:rPr>
+          <w:rFonts w:hint="eastAsia"/>
+        </w:rPr>
+        <w:t>变化规律出现了</w:t>
+      </w:r>
+      <w:r>
+        <w:rPr>
+          <w:rFonts w:hint="eastAsia"/>
+          <w:color w:val="FF0000"/>
+        </w:rPr>
+        <w:t>10</w:t>
+      </w:r>
+      <w:r>
+        <w:rPr>
+          <w:rFonts w:hint="eastAsia"/>
+        </w:rPr>
+        <w:t>中所述的规律</w:t>
+      </w:r>
+    </w:p>
+    <w:p>
+      <w:pPr>
+        <w:jc w:val="both"/>
+        <w:rPr>
+          <w:rFonts w:hint="eastAsia"/>
+        </w:rPr>
+      </w:pPr>
+      <w:r>
+        <w:rPr>
+          <w:rFonts w:hint="eastAsia"/>
+          <w:color w:val="FF0000"/>
+        </w:rPr>
+        <w:t>13</w:t>
+      </w:r>
+      <w:r>
+        <w:rPr>
+          <w:rFonts w:hint="eastAsia"/>
+        </w:rPr>
+        <w:t>.在随机森林和单颗决策树对比实验中，我只进行了一次验证，发现二者性能相差无几，我很奇怪安装模型复杂度应该是随机森林性能更好，可为什么俩个差不多。解决方法：我进行了</w:t>
+      </w:r>
+      <w:r>
+        <w:rPr>
+          <w:rFonts w:hint="eastAsia"/>
+          <w:b/>
+          <w:bCs/>
+        </w:rPr>
+        <w:t>多次对比</w:t>
+      </w:r>
+      <w:r>
+        <w:rPr>
+          <w:rFonts w:hint="eastAsia"/>
+        </w:rPr>
+        <w:t>，发现有时一个模型性能好，有时另一个模型性能好，我猜测是数据集划分</w:t>
+      </w:r>
+      <w:r>
+        <w:rPr>
+          <w:rFonts w:hint="eastAsia"/>
+        </w:rPr>
+        <w:t>造成</w:t>
+      </w:r>
+      <w:r>
+        <w:rPr>
+          <w:rFonts w:hint="eastAsia"/>
+        </w:rPr>
+        <w:t>的</w:t>
+      </w:r>
+      <w:r>
+        <w:rPr>
+          <w:rFonts w:hint="eastAsia"/>
+          <w:b/>
+          <w:bCs/>
+        </w:rPr>
+        <w:t>波动较大</w:t>
+      </w:r>
+      <w:r>
+        <w:rPr>
+          <w:rFonts w:hint="eastAsia"/>
+        </w:rPr>
+        <w:t>，影响了性能。后来问了ai和我想的差不多，就是数据集划分波动大，可能一个模型划分到了容易预测的数据集，另一个模型划分到了难预测的数据集，因此光一次划分无法得出结论，因此我让</w:t>
+      </w:r>
+      <w:proofErr w:type="spellStart"/>
+      <w:r>
+        <w:rPr>
+          <w:rFonts w:hint="eastAsia"/>
+        </w:rPr>
+        <w:t>ai</w:t>
+      </w:r>
+      <w:proofErr w:type="spellEnd"/>
+      <w:r>
+        <w:rPr>
+          <w:rFonts w:hint="eastAsia"/>
+        </w:rPr>
+        <w:t>帮我进行了</w:t>
+      </w:r>
+      <w:r>
+        <w:rPr>
+          <w:rFonts w:hint="eastAsia"/>
+          <w:b/>
+          <w:bCs/>
+        </w:rPr>
+        <w:t>五折交叉验证</w:t>
+      </w:r>
+      <w:r>
+        <w:rPr>
+          <w:rFonts w:hint="eastAsia"/>
+        </w:rPr>
+        <w:t>，得出随机森林性能明显优于单颗决策树</w:t>
+      </w:r>
+    </w:p>
+    <w:p>
+      <w:pPr>
+        <w:jc w:val="both"/>
+        <w:rPr>
+          <w:rFonts w:hint="eastAsia"/>
+        </w:rPr>
+      </w:pPr>
     </w:p>
     <w:sectPr>
       <w:pgSz w:w="11906" w:h="16838"/>
@@ -8910,6 +10259,7 @@
   <w:style w:type="character" w:default="1" w:styleId="a0">
     <w:name w:val="Default Paragraph Font"/>
     <w:uiPriority w:val="1"/>
+    <w:semiHidden/>
     <w:unhideWhenUsed/>
   </w:style>
   <w:style w:type="table" w:default="1" w:styleId="a1">
